--- a/templates/competition_13.docx
+++ b/templates/competition_13.docx
@@ -2,6 +2,8505 @@
 <file path=word/document.xml><?xml version="1.0" encoding="utf-8"?>
 <w:document xmlns:wpc="http://schemas.microsoft.com/office/word/2010/wordprocessingCanvas" xmlns:cx="http://schemas.microsoft.com/office/drawing/2014/chartex" xmlns:cx1="http://schemas.microsoft.com/office/drawing/2015/9/8/chartex" xmlns:cx2="http://schemas.microsoft.com/office/drawing/2015/10/21/chartex" xmlns:cx3="http://schemas.microsoft.com/office/drawing/2016/5/9/chartex" xmlns:cx4="http://schemas.microsoft.com/office/drawing/2016/5/10/chartex" xmlns:cx5="http://schemas.microsoft.com/office/drawing/2016/5/11/chartex" xmlns:cx6="http://schemas.microsoft.com/office/drawing/2016/5/12/chartex" xmlns:cx7="http://schemas.microsoft.com/office/drawing/2016/5/13/chartex" xmlns:cx8="http://schemas.microsoft.com/office/drawing/2016/5/14/chartex" xmlns:mc="http://schemas.openxmlformats.org/markup-compatibility/2006" xmlns:aink="http://schemas.microsoft.com/office/drawing/2016/ink" xmlns:am3d="http://schemas.microsoft.com/office/drawing/2017/model3d" xmlns:o="urn:schemas-microsoft-com:office:office" xmlns:r="http://schemas.openxmlformats.org/officeDocument/2006/relationships" xmlns:m="http://schemas.openxmlformats.org/officeDocument/2006/math" xmlns:v="urn:schemas-microsoft-com:vml" xmlns:wp14="http://schemas.microsoft.com/office/word/2010/wordprocessingDrawing" xmlns:wp="http://schemas.openxmlformats.org/drawingml/2006/wordprocessingDrawing" xmlns:w10="urn:schemas-microsoft-com:office:word" xmlns:w="http://schemas.openxmlformats.org/wordprocessingml/2006/main" xmlns:w14="http://schemas.microsoft.com/office/word/2010/wordml" xmlns:w15="http://schemas.microsoft.com/office/word/2012/wordml" xmlns:w16cex="http://schemas.microsoft.com/office/word/2018/wordml/cex" xmlns:w16cid="http://schemas.microsoft.com/office/word/2016/wordml/cid" xmlns:w16="http://schemas.microsoft.com/office/word/2018/wordml" xmlns:w16sdtdh="http://schemas.microsoft.com/office/word/2020/wordml/sdtdatahash" xmlns:w16se="http://schemas.microsoft.com/office/word/2015/wordml/symex" xmlns:wpg="http://schemas.microsoft.com/office/word/2010/wordprocessingGroup" xmlns:wpi="http://schemas.microsoft.com/office/word/2010/wordprocessingInk" xmlns:wne="http://schemas.microsoft.com/office/word/2006/wordml" xmlns:wps="http://schemas.microsoft.com/office/word/2010/wordprocessingShape" mc:Ignorable="w14 w15 w16se w16cid w16 w16cex w16sdtdh wp14">
   <w:body>
+    <w:tbl>
+      <w:tblPr>
+        <w:tblStyle w:val="a7"/>
+        <w:tblW w:w="15871" w:type="dxa"/>
+        <w:tblLayout w:type="fixed"/>
+        <w:tblLook w:val="04A0" w:firstRow="1" w:lastRow="0" w:firstColumn="1" w:lastColumn="0" w:noHBand="0" w:noVBand="1"/>
+      </w:tblPr>
+      <w:tblGrid>
+        <w:gridCol w:w="421"/>
+        <w:gridCol w:w="1559"/>
+        <w:gridCol w:w="1417"/>
+        <w:gridCol w:w="567"/>
+        <w:gridCol w:w="709"/>
+        <w:gridCol w:w="1134"/>
+        <w:gridCol w:w="709"/>
+        <w:gridCol w:w="709"/>
+        <w:gridCol w:w="1559"/>
+        <w:gridCol w:w="775"/>
+        <w:gridCol w:w="784"/>
+        <w:gridCol w:w="851"/>
+        <w:gridCol w:w="850"/>
+        <w:gridCol w:w="567"/>
+        <w:gridCol w:w="851"/>
+        <w:gridCol w:w="850"/>
+        <w:gridCol w:w="1559"/>
+      </w:tblGrid>
+      <w:tr>
+        <w:trPr>
+          <w:cantSplit/>
+          <w:trHeight w:val="511"/>
+          <w:tblHeader/>
+        </w:trPr>
+        <w:tc>
+          <w:tcPr>
+            <w:tcW w:w="421" w:type="dxa"/>
+            <w:vMerge w:val="restart"/>
+            <w:vAlign w:val="center"/>
+          </w:tcPr>
+          <w:p>
+            <w:pPr>
+              <w:jc w:val="center"/>
+              <w:rPr>
+                <w:bCs/>
+                <w:sz w:val="20"/>
+                <w:szCs w:val="20"/>
+              </w:rPr>
+            </w:pPr>
+            <w:r>
+              <w:rPr>
+                <w:bCs/>
+                <w:noProof/>
+                <w:sz w:val="20"/>
+                <w:szCs w:val="20"/>
+              </w:rPr>
+              <mc:AlternateContent>
+                <mc:Choice Requires="wps">
+                  <w:drawing>
+                    <wp:anchor distT="0" distB="0" distL="114300" distR="114300" simplePos="0" relativeHeight="251679744" behindDoc="0" locked="0" layoutInCell="1" allowOverlap="1" wp14:anchorId="1E163C7C" wp14:editId="736EC1CF">
+                      <wp:simplePos x="0" y="0"/>
+                      <wp:positionH relativeFrom="column">
+                        <wp:posOffset>11199179</wp:posOffset>
+                      </wp:positionH>
+                      <wp:positionV relativeFrom="paragraph">
+                        <wp:posOffset>1358583</wp:posOffset>
+                      </wp:positionV>
+                      <wp:extent cx="835910" cy="281777"/>
+                      <wp:effectExtent l="0" t="2223" r="318" b="317"/>
+                      <wp:wrapNone/>
+                      <wp:docPr id="1812208540" name="Прямоугольник 1"/>
+                      <wp:cNvGraphicFramePr/>
+                      <a:graphic xmlns:a="http://schemas.openxmlformats.org/drawingml/2006/main">
+                        <a:graphicData uri="http://schemas.microsoft.com/office/word/2010/wordprocessingShape">
+                          <wps:wsp>
+                            <wps:cNvSpPr/>
+                            <wps:spPr>
+                              <a:xfrm rot="16200000">
+                                <a:off x="0" y="0"/>
+                                <a:ext cx="835910" cy="281777"/>
+                              </a:xfrm>
+                              <a:prstGeom prst="rect">
+                                <a:avLst/>
+                              </a:prstGeom>
+                              <a:ln>
+                                <a:noFill/>
+                              </a:ln>
+                            </wps:spPr>
+                            <wps:style>
+                              <a:lnRef idx="2">
+                                <a:schemeClr val="accent6"/>
+                              </a:lnRef>
+                              <a:fillRef idx="1">
+                                <a:schemeClr val="lt1"/>
+                              </a:fillRef>
+                              <a:effectRef idx="0">
+                                <a:schemeClr val="accent6"/>
+                              </a:effectRef>
+                              <a:fontRef idx="minor">
+                                <a:schemeClr val="dk1"/>
+                              </a:fontRef>
+                            </wps:style>
+                            <wps:txbx>
+                              <w:txbxContent>
+                                <w:p>
+                                  <w:pPr>
+                                    <w:jc w:val="center"/>
+                                  </w:pPr>
+                                </w:p>
+                              </w:txbxContent>
+                            </wps:txbx>
+                            <wps:bodyPr rot="0" spcFirstLastPara="0" vertOverflow="overflow" horzOverflow="overflow" vert="horz" wrap="square" lIns="91440" tIns="45720" rIns="91440" bIns="45720" numCol="1" spcCol="0" rtlCol="0" fromWordArt="0" anchor="ctr" anchorCtr="0" forceAA="0" compatLnSpc="1">
+                              <a:prstTxWarp prst="textNoShape">
+                                <a:avLst/>
+                              </a:prstTxWarp>
+                              <a:noAutofit/>
+                            </wps:bodyPr>
+                          </wps:wsp>
+                        </a:graphicData>
+                      </a:graphic>
+                      <wp14:sizeRelH relativeFrom="margin">
+                        <wp14:pctWidth>0</wp14:pctWidth>
+                      </wp14:sizeRelH>
+                      <wp14:sizeRelV relativeFrom="margin">
+                        <wp14:pctHeight>0</wp14:pctHeight>
+                      </wp14:sizeRelV>
+                    </wp:anchor>
+                  </w:drawing>
+                </mc:Choice>
+                <mc:Fallback>
+                  <w:pict>
+                    <v:rect w14:anchorId="1E163C7C" id="Прямоугольник 1" o:spid="_x0000_s1026" style="position:absolute;left:0;text-align:left;margin-left:881.85pt;margin-top:107pt;width:65.8pt;height:22.2pt;rotation:-90;z-index:251679744;visibility:visible;mso-wrap-style:square;mso-width-percent:0;mso-height-percent:0;mso-wrap-distance-left:9pt;mso-wrap-distance-top:0;mso-wrap-distance-right:9pt;mso-wrap-distance-bottom:0;mso-position-horizontal:absolute;mso-position-horizontal-relative:text;mso-position-vertical:absolute;mso-position-vertical-relative:text;mso-width-percent:0;mso-height-percent:0;mso-width-relative:margin;mso-height-relative:margin;v-text-anchor:middle" o:gfxdata="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" fillcolor="white [3201]" stroked="f" strokeweight="1pt">
+                      <v:textbox>
+                        <w:txbxContent>
+                          <w:p>
+                            <w:pPr>
+                              <w:jc w:val="center"/>
+                            </w:pPr>
+                          </w:p>
+                        </w:txbxContent>
+                      </v:textbox>
+                    </v:rect>
+                  </w:pict>
+                </mc:Fallback>
+              </mc:AlternateContent>
+            </w:r>
+            <w:r>
+              <w:rPr>
+                <w:bCs/>
+                <w:sz w:val="20"/>
+                <w:szCs w:val="20"/>
+              </w:rPr>
+              <w:t>№ п/п</w:t>
+            </w:r>
+          </w:p>
+        </w:tc>
+        <w:tc>
+          <w:tcPr>
+            <w:tcW w:w="1559" w:type="dxa"/>
+            <w:vMerge w:val="restart"/>
+            <w:vAlign w:val="center"/>
+          </w:tcPr>
+          <w:p>
+            <w:pPr>
+              <w:jc w:val="center"/>
+              <w:rPr>
+                <w:bCs/>
+                <w:sz w:val="20"/>
+                <w:szCs w:val="20"/>
+              </w:rPr>
+            </w:pPr>
+            <w:r>
+              <w:rPr>
+                <w:bCs/>
+                <w:sz w:val="20"/>
+                <w:szCs w:val="20"/>
+              </w:rPr>
+              <w:t xml:space="preserve">Порода </w:t>
+            </w:r>
+          </w:p>
+        </w:tc>
+        <w:tc>
+          <w:tcPr>
+            <w:tcW w:w="1417" w:type="dxa"/>
+            <w:vMerge w:val="restart"/>
+            <w:vAlign w:val="center"/>
+          </w:tcPr>
+          <w:p>
+            <w:pPr>
+              <w:jc w:val="center"/>
+              <w:rPr>
+                <w:bCs/>
+                <w:sz w:val="20"/>
+                <w:szCs w:val="20"/>
+              </w:rPr>
+            </w:pPr>
+            <w:r>
+              <w:rPr>
+                <w:bCs/>
+                <w:sz w:val="20"/>
+                <w:szCs w:val="20"/>
+              </w:rPr>
+              <w:t xml:space="preserve">Кличка </w:t>
+            </w:r>
+          </w:p>
+        </w:tc>
+        <w:tc>
+          <w:tcPr>
+            <w:tcW w:w="567" w:type="dxa"/>
+            <w:vMerge w:val="restart"/>
+            <w:textDirection w:val="btLr"/>
+            <w:vAlign w:val="center"/>
+          </w:tcPr>
+          <w:p>
+            <w:pPr>
+              <w:ind w:left="113" w:right="113"/>
+              <w:jc w:val="center"/>
+              <w:rPr>
+                <w:bCs/>
+                <w:sz w:val="20"/>
+                <w:szCs w:val="20"/>
+              </w:rPr>
+            </w:pPr>
+            <w:r>
+              <w:rPr>
+                <w:bCs/>
+                <w:sz w:val="20"/>
+                <w:szCs w:val="20"/>
+              </w:rPr>
+              <w:t>Пол</w:t>
+            </w:r>
+          </w:p>
+        </w:tc>
+        <w:tc>
+          <w:tcPr>
+            <w:tcW w:w="709" w:type="dxa"/>
+            <w:vMerge w:val="restart"/>
+            <w:textDirection w:val="btLr"/>
+            <w:vAlign w:val="center"/>
+          </w:tcPr>
+          <w:p>
+            <w:pPr>
+              <w:jc w:val="center"/>
+              <w:rPr>
+                <w:bCs/>
+                <w:sz w:val="20"/>
+                <w:szCs w:val="20"/>
+              </w:rPr>
+            </w:pPr>
+            <w:r>
+              <w:rPr>
+                <w:bCs/>
+                <w:sz w:val="20"/>
+                <w:szCs w:val="20"/>
+              </w:rPr>
+              <w:t xml:space="preserve">Дата </w:t>
+            </w:r>
+            <w:r>
+              <w:rPr>
+                <w:bCs/>
+                <w:sz w:val="20"/>
+                <w:szCs w:val="20"/>
+              </w:rPr>
+              <w:br/>
+              <w:t xml:space="preserve">рождения </w:t>
+            </w:r>
+          </w:p>
+        </w:tc>
+        <w:tc>
+          <w:tcPr>
+            <w:tcW w:w="1134" w:type="dxa"/>
+            <w:vMerge w:val="restart"/>
+            <w:vAlign w:val="center"/>
+          </w:tcPr>
+          <w:p>
+            <w:pPr>
+              <w:jc w:val="center"/>
+              <w:rPr>
+                <w:bCs/>
+                <w:sz w:val="20"/>
+                <w:szCs w:val="20"/>
+              </w:rPr>
+            </w:pPr>
+            <w:r>
+              <w:rPr>
+                <w:bCs/>
+                <w:sz w:val="20"/>
+                <w:szCs w:val="20"/>
+              </w:rPr>
+              <w:t xml:space="preserve">№ </w:t>
+            </w:r>
+            <w:r>
+              <w:rPr>
+                <w:bCs/>
+                <w:sz w:val="20"/>
+                <w:szCs w:val="20"/>
+              </w:rPr>
+              <w:br/>
+              <w:t xml:space="preserve">клейма или </w:t>
+            </w:r>
+            <w:r>
+              <w:rPr>
+                <w:bCs/>
+                <w:sz w:val="20"/>
+                <w:szCs w:val="20"/>
+              </w:rPr>
+              <w:br/>
+              <w:t>микрочипа</w:t>
+            </w:r>
+          </w:p>
+        </w:tc>
+        <w:tc>
+          <w:tcPr>
+            <w:tcW w:w="709" w:type="dxa"/>
+            <w:vMerge w:val="restart"/>
+            <w:textDirection w:val="btLr"/>
+            <w:vAlign w:val="center"/>
+          </w:tcPr>
+          <w:p>
+            <w:pPr>
+              <w:jc w:val="center"/>
+              <w:rPr>
+                <w:bCs/>
+                <w:sz w:val="20"/>
+                <w:szCs w:val="20"/>
+              </w:rPr>
+            </w:pPr>
+            <w:r>
+              <w:rPr>
+                <w:bCs/>
+                <w:sz w:val="20"/>
+                <w:szCs w:val="20"/>
+              </w:rPr>
+              <w:t xml:space="preserve">№ </w:t>
+            </w:r>
+            <w:r>
+              <w:rPr>
+                <w:bCs/>
+                <w:sz w:val="20"/>
+                <w:szCs w:val="20"/>
+              </w:rPr>
+              <w:br/>
+              <w:t>родословной</w:t>
+            </w:r>
+          </w:p>
+        </w:tc>
+        <w:tc>
+          <w:tcPr>
+            <w:tcW w:w="709" w:type="dxa"/>
+            <w:vMerge w:val="restart"/>
+            <w:textDirection w:val="btLr"/>
+          </w:tcPr>
+          <w:p>
+            <w:pPr>
+              <w:jc w:val="center"/>
+              <w:rPr>
+                <w:bCs/>
+                <w:sz w:val="20"/>
+                <w:szCs w:val="20"/>
+              </w:rPr>
+            </w:pPr>
+            <w:r>
+              <w:rPr>
+                <w:bCs/>
+                <w:sz w:val="20"/>
+                <w:szCs w:val="20"/>
+              </w:rPr>
+              <w:t xml:space="preserve">№ </w:t>
+            </w:r>
+            <w:r>
+              <w:rPr>
+                <w:bCs/>
+                <w:sz w:val="20"/>
+                <w:szCs w:val="20"/>
+              </w:rPr>
+              <w:br/>
+            </w:r>
+            <w:proofErr w:type="spellStart"/>
+            <w:r>
+              <w:rPr>
+                <w:bCs/>
+                <w:sz w:val="20"/>
+                <w:szCs w:val="20"/>
+              </w:rPr>
+              <w:t>квал</w:t>
+            </w:r>
+            <w:proofErr w:type="spellEnd"/>
+            <w:r>
+              <w:rPr>
+                <w:bCs/>
+                <w:sz w:val="20"/>
+                <w:szCs w:val="20"/>
+              </w:rPr>
+              <w:t>. книжки</w:t>
+            </w:r>
+          </w:p>
+        </w:tc>
+        <w:tc>
+          <w:tcPr>
+            <w:tcW w:w="1559" w:type="dxa"/>
+            <w:vMerge w:val="restart"/>
+            <w:textDirection w:val="btLr"/>
+            <w:vAlign w:val="center"/>
+          </w:tcPr>
+          <w:p>
+            <w:pPr>
+              <w:jc w:val="center"/>
+              <w:rPr>
+                <w:bCs/>
+                <w:sz w:val="20"/>
+                <w:szCs w:val="20"/>
+              </w:rPr>
+            </w:pPr>
+            <w:r>
+              <w:rPr>
+                <w:bCs/>
+                <w:sz w:val="20"/>
+                <w:szCs w:val="20"/>
+              </w:rPr>
+              <w:t xml:space="preserve">Владелец, </w:t>
+            </w:r>
+          </w:p>
+          <w:p>
+            <w:pPr>
+              <w:jc w:val="center"/>
+              <w:rPr>
+                <w:bCs/>
+                <w:sz w:val="20"/>
+                <w:szCs w:val="20"/>
+              </w:rPr>
+            </w:pPr>
+            <w:r>
+              <w:rPr>
+                <w:bCs/>
+                <w:sz w:val="20"/>
+                <w:szCs w:val="20"/>
+              </w:rPr>
+              <w:t>проводник</w:t>
+            </w:r>
+          </w:p>
+        </w:tc>
+        <w:tc>
+          <w:tcPr>
+            <w:tcW w:w="3827" w:type="dxa"/>
+            <w:gridSpan w:val="5"/>
+            <w:vAlign w:val="center"/>
+          </w:tcPr>
+          <w:p>
+            <w:pPr>
+              <w:jc w:val="center"/>
+              <w:rPr>
+                <w:b/>
+                <w:sz w:val="20"/>
+                <w:szCs w:val="20"/>
+              </w:rPr>
+            </w:pPr>
+            <w:r>
+              <w:rPr>
+                <w:b/>
+                <w:sz w:val="20"/>
+                <w:szCs w:val="20"/>
+              </w:rPr>
+              <w:t>Результат по категориям</w:t>
+            </w:r>
+          </w:p>
+          <w:p>
+            <w:pPr>
+              <w:jc w:val="center"/>
+              <w:rPr>
+                <w:bCs/>
+                <w:sz w:val="20"/>
+                <w:szCs w:val="20"/>
+              </w:rPr>
+            </w:pPr>
+            <w:r>
+              <w:rPr>
+                <w:bCs/>
+                <w:sz w:val="20"/>
+                <w:szCs w:val="20"/>
+              </w:rPr>
+              <w:t>баллы, время</w:t>
+            </w:r>
+          </w:p>
+        </w:tc>
+        <w:tc>
+          <w:tcPr>
+            <w:tcW w:w="1701" w:type="dxa"/>
+            <w:gridSpan w:val="2"/>
+            <w:vAlign w:val="center"/>
+          </w:tcPr>
+          <w:p>
+            <w:pPr>
+              <w:jc w:val="center"/>
+              <w:rPr>
+                <w:b/>
+                <w:sz w:val="20"/>
+                <w:szCs w:val="20"/>
+              </w:rPr>
+            </w:pPr>
+            <w:r>
+              <w:rPr>
+                <w:b/>
+                <w:sz w:val="20"/>
+                <w:szCs w:val="20"/>
+              </w:rPr>
+              <w:t>Итоговый результат</w:t>
+            </w:r>
+          </w:p>
+        </w:tc>
+        <w:tc>
+          <w:tcPr>
+            <w:tcW w:w="1559" w:type="dxa"/>
+            <w:vMerge w:val="restart"/>
+            <w:vAlign w:val="center"/>
+          </w:tcPr>
+          <w:p>
+            <w:pPr>
+              <w:jc w:val="center"/>
+              <w:rPr>
+                <w:bCs/>
+                <w:sz w:val="20"/>
+                <w:szCs w:val="20"/>
+              </w:rPr>
+            </w:pPr>
+            <w:r>
+              <w:rPr>
+                <w:bCs/>
+                <w:sz w:val="20"/>
+                <w:szCs w:val="20"/>
+              </w:rPr>
+              <w:t xml:space="preserve">Ф.И.О. </w:t>
+            </w:r>
+            <w:r>
+              <w:rPr>
+                <w:bCs/>
+                <w:sz w:val="20"/>
+                <w:szCs w:val="20"/>
+              </w:rPr>
+              <w:br/>
+              <w:t>инструктора</w:t>
+            </w:r>
+          </w:p>
+        </w:tc>
+      </w:tr>
+      <w:tr>
+        <w:trPr>
+          <w:cantSplit/>
+          <w:trHeight w:val="1225"/>
+        </w:trPr>
+        <w:tc>
+          <w:tcPr>
+            <w:tcW w:w="421" w:type="dxa"/>
+            <w:vMerge/>
+            <w:vAlign w:val="center"/>
+          </w:tcPr>
+          <w:p>
+            <w:pPr>
+              <w:jc w:val="center"/>
+              <w:rPr>
+                <w:sz w:val="20"/>
+                <w:szCs w:val="20"/>
+              </w:rPr>
+            </w:pPr>
+          </w:p>
+        </w:tc>
+        <w:tc>
+          <w:tcPr>
+            <w:tcW w:w="1559" w:type="dxa"/>
+            <w:vMerge/>
+            <w:vAlign w:val="center"/>
+          </w:tcPr>
+          <w:p>
+            <w:pPr>
+              <w:jc w:val="center"/>
+              <w:rPr>
+                <w:sz w:val="20"/>
+                <w:szCs w:val="20"/>
+              </w:rPr>
+            </w:pPr>
+          </w:p>
+        </w:tc>
+        <w:tc>
+          <w:tcPr>
+            <w:tcW w:w="1417" w:type="dxa"/>
+            <w:vMerge/>
+            <w:vAlign w:val="center"/>
+          </w:tcPr>
+          <w:p>
+            <w:pPr>
+              <w:jc w:val="center"/>
+              <w:rPr>
+                <w:sz w:val="20"/>
+                <w:szCs w:val="20"/>
+              </w:rPr>
+            </w:pPr>
+          </w:p>
+        </w:tc>
+        <w:tc>
+          <w:tcPr>
+            <w:tcW w:w="567" w:type="dxa"/>
+            <w:vMerge/>
+            <w:textDirection w:val="btLr"/>
+            <w:vAlign w:val="center"/>
+          </w:tcPr>
+          <w:p>
+            <w:pPr>
+              <w:ind w:left="113" w:right="113"/>
+              <w:jc w:val="center"/>
+              <w:rPr>
+                <w:sz w:val="20"/>
+                <w:szCs w:val="20"/>
+              </w:rPr>
+            </w:pPr>
+          </w:p>
+        </w:tc>
+        <w:tc>
+          <w:tcPr>
+            <w:tcW w:w="709" w:type="dxa"/>
+            <w:vMerge/>
+            <w:textDirection w:val="btLr"/>
+            <w:vAlign w:val="center"/>
+          </w:tcPr>
+          <w:p>
+            <w:pPr>
+              <w:jc w:val="center"/>
+              <w:rPr>
+                <w:sz w:val="20"/>
+                <w:szCs w:val="20"/>
+              </w:rPr>
+            </w:pPr>
+          </w:p>
+        </w:tc>
+        <w:tc>
+          <w:tcPr>
+            <w:tcW w:w="1134" w:type="dxa"/>
+            <w:vMerge/>
+            <w:vAlign w:val="center"/>
+          </w:tcPr>
+          <w:p>
+            <w:pPr>
+              <w:jc w:val="center"/>
+              <w:rPr>
+                <w:sz w:val="20"/>
+                <w:szCs w:val="20"/>
+              </w:rPr>
+            </w:pPr>
+          </w:p>
+        </w:tc>
+        <w:tc>
+          <w:tcPr>
+            <w:tcW w:w="709" w:type="dxa"/>
+            <w:vMerge/>
+            <w:textDirection w:val="btLr"/>
+            <w:vAlign w:val="center"/>
+          </w:tcPr>
+          <w:p>
+            <w:pPr>
+              <w:jc w:val="center"/>
+              <w:rPr>
+                <w:sz w:val="20"/>
+                <w:szCs w:val="20"/>
+              </w:rPr>
+            </w:pPr>
+          </w:p>
+        </w:tc>
+        <w:tc>
+          <w:tcPr>
+            <w:tcW w:w="709" w:type="dxa"/>
+            <w:vMerge/>
+            <w:textDirection w:val="btLr"/>
+          </w:tcPr>
+          <w:p>
+            <w:pPr>
+              <w:jc w:val="center"/>
+              <w:rPr>
+                <w:sz w:val="20"/>
+                <w:szCs w:val="20"/>
+              </w:rPr>
+            </w:pPr>
+          </w:p>
+        </w:tc>
+        <w:tc>
+          <w:tcPr>
+            <w:tcW w:w="1559" w:type="dxa"/>
+            <w:vMerge/>
+            <w:textDirection w:val="btLr"/>
+            <w:vAlign w:val="center"/>
+          </w:tcPr>
+          <w:p>
+            <w:pPr>
+              <w:jc w:val="center"/>
+              <w:rPr>
+                <w:sz w:val="20"/>
+                <w:szCs w:val="20"/>
+              </w:rPr>
+            </w:pPr>
+          </w:p>
+        </w:tc>
+        <w:tc>
+          <w:tcPr>
+            <w:tcW w:w="775" w:type="dxa"/>
+            <w:textDirection w:val="btLr"/>
+            <w:vAlign w:val="center"/>
+          </w:tcPr>
+          <w:p>
+            <w:pPr>
+              <w:jc w:val="center"/>
+              <w:rPr>
+                <w:sz w:val="20"/>
+                <w:szCs w:val="20"/>
+              </w:rPr>
+            </w:pPr>
+            <w:r>
+              <w:rPr>
+                <w:sz w:val="20"/>
+                <w:szCs w:val="20"/>
+              </w:rPr>
+              <w:t>Местность</w:t>
+            </w:r>
+          </w:p>
+        </w:tc>
+        <w:tc>
+          <w:tcPr>
+            <w:tcW w:w="784" w:type="dxa"/>
+            <w:textDirection w:val="btLr"/>
+            <w:vAlign w:val="center"/>
+          </w:tcPr>
+          <w:p>
+            <w:pPr>
+              <w:jc w:val="center"/>
+              <w:rPr>
+                <w:sz w:val="20"/>
+                <w:szCs w:val="20"/>
+              </w:rPr>
+            </w:pPr>
+            <w:r>
+              <w:rPr>
+                <w:bCs/>
+                <w:sz w:val="20"/>
+                <w:szCs w:val="20"/>
+              </w:rPr>
+              <w:t>Помещение</w:t>
+            </w:r>
+          </w:p>
+        </w:tc>
+        <w:tc>
+          <w:tcPr>
+            <w:tcW w:w="851" w:type="dxa"/>
+            <w:textDirection w:val="btLr"/>
+            <w:vAlign w:val="center"/>
+          </w:tcPr>
+          <w:p>
+            <w:pPr>
+              <w:jc w:val="center"/>
+              <w:rPr>
+                <w:sz w:val="20"/>
+                <w:szCs w:val="20"/>
+              </w:rPr>
+            </w:pPr>
+            <w:r>
+              <w:rPr>
+                <w:bCs/>
+                <w:sz w:val="20"/>
+                <w:szCs w:val="20"/>
+              </w:rPr>
+              <w:t>Предметы</w:t>
+            </w:r>
+          </w:p>
+        </w:tc>
+        <w:tc>
+          <w:tcPr>
+            <w:tcW w:w="850" w:type="dxa"/>
+            <w:textDirection w:val="btLr"/>
+            <w:vAlign w:val="center"/>
+          </w:tcPr>
+          <w:p>
+            <w:pPr>
+              <w:jc w:val="center"/>
+              <w:rPr>
+                <w:sz w:val="20"/>
+                <w:szCs w:val="20"/>
+              </w:rPr>
+            </w:pPr>
+            <w:r>
+              <w:rPr>
+                <w:sz w:val="20"/>
+                <w:szCs w:val="20"/>
+              </w:rPr>
+              <w:t>Транспорт</w:t>
+            </w:r>
+          </w:p>
+        </w:tc>
+        <w:tc>
+          <w:tcPr>
+            <w:tcW w:w="567" w:type="dxa"/>
+            <w:textDirection w:val="btLr"/>
+            <w:vAlign w:val="center"/>
+          </w:tcPr>
+          <w:p>
+            <w:pPr>
+              <w:jc w:val="center"/>
+              <w:rPr>
+                <w:sz w:val="20"/>
+                <w:szCs w:val="20"/>
+              </w:rPr>
+            </w:pPr>
+            <w:r>
+              <w:rPr>
+                <w:sz w:val="20"/>
+                <w:szCs w:val="20"/>
+              </w:rPr>
+              <w:t>Объекты</w:t>
+            </w:r>
+          </w:p>
+        </w:tc>
+        <w:tc>
+          <w:tcPr>
+            <w:tcW w:w="851" w:type="dxa"/>
+            <w:vAlign w:val="center"/>
+          </w:tcPr>
+          <w:p>
+            <w:pPr>
+              <w:jc w:val="center"/>
+              <w:rPr>
+                <w:bCs/>
+                <w:sz w:val="20"/>
+                <w:szCs w:val="20"/>
+              </w:rPr>
+            </w:pPr>
+            <w:r>
+              <w:rPr>
+                <w:bCs/>
+                <w:sz w:val="20"/>
+                <w:szCs w:val="20"/>
+              </w:rPr>
+              <w:t>Баллы, время</w:t>
+            </w:r>
+          </w:p>
+        </w:tc>
+        <w:tc>
+          <w:tcPr>
+            <w:tcW w:w="850" w:type="dxa"/>
+            <w:vAlign w:val="center"/>
+          </w:tcPr>
+          <w:p>
+            <w:pPr>
+              <w:jc w:val="center"/>
+              <w:rPr>
+                <w:bCs/>
+                <w:sz w:val="20"/>
+                <w:szCs w:val="20"/>
+              </w:rPr>
+            </w:pPr>
+            <w:r>
+              <w:rPr>
+                <w:bCs/>
+                <w:sz w:val="20"/>
+                <w:szCs w:val="20"/>
+              </w:rPr>
+              <w:t>Место, титул</w:t>
+            </w:r>
+          </w:p>
+        </w:tc>
+        <w:tc>
+          <w:tcPr>
+            <w:tcW w:w="1559" w:type="dxa"/>
+            <w:vMerge/>
+            <w:vAlign w:val="center"/>
+          </w:tcPr>
+          <w:p>
+            <w:pPr>
+              <w:jc w:val="center"/>
+              <w:rPr>
+                <w:sz w:val="20"/>
+                <w:szCs w:val="20"/>
+              </w:rPr>
+            </w:pPr>
+          </w:p>
+        </w:tc>
+      </w:tr>
+      <w:tr>
+        <w:trPr>
+          <w:trHeight w:val="209"/>
+        </w:trPr>
+        <w:tc>
+          <w:tcPr>
+            <w:tcW w:w="15871" w:type="dxa"/>
+            <w:gridSpan w:val="17"/>
+          </w:tcPr>
+          <w:p>
+            <w:pPr>
+              <w:jc w:val="center"/>
+              <w:rPr>
+                <w:b/>
+                <w:bCs/>
+                <w:sz w:val="20"/>
+                <w:szCs w:val="20"/>
+              </w:rPr>
+            </w:pPr>
+            <w:r>
+              <w:rPr>
+                <w:b/>
+                <w:bCs/>
+                <w:sz w:val="20"/>
+                <w:szCs w:val="20"/>
+              </w:rPr>
+              <w:t xml:space="preserve">Класс сложности </w:t>
+            </w:r>
+            <w:r>
+              <w:rPr>
+                <w:b/>
+                <w:bCs/>
+                <w:sz w:val="20"/>
+                <w:szCs w:val="20"/>
+              </w:rPr>
+              <w:t>–</w:t>
+            </w:r>
+            <w:r>
+              <w:rPr>
+                <w:b/>
+                <w:bCs/>
+                <w:sz w:val="20"/>
+                <w:szCs w:val="20"/>
+              </w:rPr>
+              <w:t xml:space="preserve"> 0</w:t>
+            </w:r>
+            <w:r>
+              <w:rPr>
+                <w:b/>
+                <w:bCs/>
+                <w:sz w:val="20"/>
+                <w:szCs w:val="20"/>
+              </w:rPr>
+              <w:t xml:space="preserve"> </w:t>
+            </w:r>
+          </w:p>
+        </w:tc>
+      </w:tr>
+      <w:tr>
+        <w:trPr>
+          <w:cantSplit/>
+          <w:trHeight w:val="892"/>
+        </w:trPr>
+        <w:tc>
+          <w:tcPr>
+            <w:tcW w:w="421" w:type="dxa"/>
+          </w:tcPr>
+          <w:p>
+            <w:pPr>
+              <w:jc w:val="center"/>
+              <w:rPr>
+                <w:sz w:val="20"/>
+                <w:szCs w:val="20"/>
+              </w:rPr>
+            </w:pPr>
+          </w:p>
+        </w:tc>
+        <w:tc>
+          <w:tcPr>
+            <w:tcW w:w="1559" w:type="dxa"/>
+          </w:tcPr>
+          <w:p>
+            <w:pPr>
+              <w:rPr>
+                <w:sz w:val="20"/>
+                <w:szCs w:val="20"/>
+              </w:rPr>
+            </w:pPr>
+          </w:p>
+        </w:tc>
+        <w:tc>
+          <w:tcPr>
+            <w:tcW w:w="1417" w:type="dxa"/>
+          </w:tcPr>
+          <w:p>
+            <w:pPr>
+              <w:rPr>
+                <w:sz w:val="20"/>
+                <w:szCs w:val="20"/>
+              </w:rPr>
+            </w:pPr>
+          </w:p>
+        </w:tc>
+        <w:tc>
+          <w:tcPr>
+            <w:tcW w:w="567" w:type="dxa"/>
+            <w:textDirection w:val="btLr"/>
+          </w:tcPr>
+          <w:p>
+            <w:pPr>
+              <w:ind w:left="113" w:right="113"/>
+              <w:jc w:val="center"/>
+              <w:rPr>
+                <w:sz w:val="20"/>
+                <w:szCs w:val="20"/>
+              </w:rPr>
+            </w:pPr>
+          </w:p>
+        </w:tc>
+        <w:tc>
+          <w:tcPr>
+            <w:tcW w:w="709" w:type="dxa"/>
+            <w:textDirection w:val="btLr"/>
+          </w:tcPr>
+          <w:p>
+            <w:pPr>
+              <w:ind w:left="113" w:right="113"/>
+              <w:jc w:val="center"/>
+              <w:rPr>
+                <w:sz w:val="20"/>
+                <w:szCs w:val="20"/>
+              </w:rPr>
+            </w:pPr>
+          </w:p>
+        </w:tc>
+        <w:tc>
+          <w:tcPr>
+            <w:tcW w:w="1134" w:type="dxa"/>
+          </w:tcPr>
+          <w:p>
+            <w:pPr>
+              <w:jc w:val="center"/>
+              <w:rPr>
+                <w:sz w:val="20"/>
+                <w:szCs w:val="20"/>
+              </w:rPr>
+            </w:pPr>
+          </w:p>
+        </w:tc>
+        <w:tc>
+          <w:tcPr>
+            <w:tcW w:w="709" w:type="dxa"/>
+            <w:textDirection w:val="btLr"/>
+          </w:tcPr>
+          <w:p>
+            <w:pPr>
+              <w:ind w:left="113" w:right="113"/>
+              <w:jc w:val="center"/>
+              <w:rPr>
+                <w:sz w:val="20"/>
+                <w:szCs w:val="20"/>
+                <w:lang w:val="en-US"/>
+              </w:rPr>
+            </w:pPr>
+          </w:p>
+        </w:tc>
+        <w:tc>
+          <w:tcPr>
+            <w:tcW w:w="709" w:type="dxa"/>
+            <w:textDirection w:val="btLr"/>
+          </w:tcPr>
+          <w:p>
+            <w:pPr>
+              <w:ind w:left="113" w:right="113"/>
+              <w:jc w:val="center"/>
+              <w:rPr>
+                <w:sz w:val="20"/>
+                <w:szCs w:val="20"/>
+              </w:rPr>
+            </w:pPr>
+          </w:p>
+        </w:tc>
+        <w:tc>
+          <w:tcPr>
+            <w:tcW w:w="1559" w:type="dxa"/>
+          </w:tcPr>
+          <w:p>
+            <w:pPr>
+              <w:rPr>
+                <w:sz w:val="18"/>
+                <w:szCs w:val="18"/>
+              </w:rPr>
+            </w:pPr>
+          </w:p>
+        </w:tc>
+        <w:tc>
+          <w:tcPr>
+            <w:tcW w:w="775" w:type="dxa"/>
+          </w:tcPr>
+          <w:p>
+            <w:pPr>
+              <w:jc w:val="center"/>
+              <w:rPr>
+                <w:sz w:val="20"/>
+                <w:szCs w:val="20"/>
+                <w:lang w:val="en-US"/>
+              </w:rPr>
+            </w:pPr>
+          </w:p>
+        </w:tc>
+        <w:tc>
+          <w:tcPr>
+            <w:tcW w:w="784" w:type="dxa"/>
+          </w:tcPr>
+          <w:p>
+            <w:pPr>
+              <w:jc w:val="center"/>
+              <w:rPr>
+                <w:sz w:val="20"/>
+                <w:szCs w:val="20"/>
+              </w:rPr>
+            </w:pPr>
+          </w:p>
+        </w:tc>
+        <w:tc>
+          <w:tcPr>
+            <w:tcW w:w="851" w:type="dxa"/>
+          </w:tcPr>
+          <w:p>
+            <w:pPr>
+              <w:jc w:val="center"/>
+              <w:rPr>
+                <w:sz w:val="20"/>
+                <w:szCs w:val="20"/>
+              </w:rPr>
+            </w:pPr>
+          </w:p>
+        </w:tc>
+        <w:tc>
+          <w:tcPr>
+            <w:tcW w:w="850" w:type="dxa"/>
+          </w:tcPr>
+          <w:p>
+            <w:pPr>
+              <w:jc w:val="center"/>
+              <w:rPr>
+                <w:sz w:val="20"/>
+                <w:szCs w:val="20"/>
+                <w:lang w:val="en-US"/>
+              </w:rPr>
+            </w:pPr>
+          </w:p>
+        </w:tc>
+        <w:tc>
+          <w:tcPr>
+            <w:tcW w:w="567" w:type="dxa"/>
+          </w:tcPr>
+          <w:p>
+            <w:pPr>
+              <w:jc w:val="center"/>
+              <w:rPr>
+                <w:sz w:val="20"/>
+                <w:szCs w:val="20"/>
+              </w:rPr>
+            </w:pPr>
+          </w:p>
+        </w:tc>
+        <w:tc>
+          <w:tcPr>
+            <w:tcW w:w="851" w:type="dxa"/>
+          </w:tcPr>
+          <w:p>
+            <w:pPr>
+              <w:jc w:val="center"/>
+              <w:rPr>
+                <w:sz w:val="20"/>
+                <w:szCs w:val="20"/>
+                <w:lang w:val="en-US"/>
+              </w:rPr>
+            </w:pPr>
+          </w:p>
+        </w:tc>
+        <w:tc>
+          <w:tcPr>
+            <w:tcW w:w="850" w:type="dxa"/>
+          </w:tcPr>
+          <w:p>
+            <w:pPr>
+              <w:jc w:val="center"/>
+              <w:rPr>
+                <w:sz w:val="20"/>
+                <w:szCs w:val="20"/>
+                <w:lang w:val="en-US"/>
+              </w:rPr>
+            </w:pPr>
+          </w:p>
+        </w:tc>
+        <w:tc>
+          <w:tcPr>
+            <w:tcW w:w="1559" w:type="dxa"/>
+          </w:tcPr>
+          <w:p>
+            <w:pPr>
+              <w:rPr>
+                <w:sz w:val="20"/>
+                <w:szCs w:val="20"/>
+              </w:rPr>
+            </w:pPr>
+          </w:p>
+        </w:tc>
+      </w:tr>
+      <w:tr>
+        <w:trPr>
+          <w:cantSplit/>
+          <w:trHeight w:val="990"/>
+        </w:trPr>
+        <w:tc>
+          <w:tcPr>
+            <w:tcW w:w="421" w:type="dxa"/>
+          </w:tcPr>
+          <w:p>
+            <w:pPr>
+              <w:jc w:val="center"/>
+              <w:rPr>
+                <w:sz w:val="20"/>
+                <w:szCs w:val="20"/>
+              </w:rPr>
+            </w:pPr>
+          </w:p>
+        </w:tc>
+        <w:tc>
+          <w:tcPr>
+            <w:tcW w:w="1559" w:type="dxa"/>
+          </w:tcPr>
+          <w:p>
+            <w:pPr>
+              <w:rPr>
+                <w:sz w:val="20"/>
+                <w:szCs w:val="20"/>
+              </w:rPr>
+            </w:pPr>
+          </w:p>
+        </w:tc>
+        <w:tc>
+          <w:tcPr>
+            <w:tcW w:w="1417" w:type="dxa"/>
+          </w:tcPr>
+          <w:p>
+            <w:pPr>
+              <w:rPr>
+                <w:sz w:val="20"/>
+                <w:szCs w:val="20"/>
+                <w:lang w:val="en-US"/>
+              </w:rPr>
+            </w:pPr>
+          </w:p>
+        </w:tc>
+        <w:tc>
+          <w:tcPr>
+            <w:tcW w:w="567" w:type="dxa"/>
+            <w:textDirection w:val="btLr"/>
+          </w:tcPr>
+          <w:p>
+            <w:pPr>
+              <w:ind w:left="113" w:right="113"/>
+              <w:jc w:val="center"/>
+              <w:rPr>
+                <w:sz w:val="20"/>
+                <w:szCs w:val="20"/>
+              </w:rPr>
+            </w:pPr>
+          </w:p>
+        </w:tc>
+        <w:tc>
+          <w:tcPr>
+            <w:tcW w:w="709" w:type="dxa"/>
+            <w:textDirection w:val="btLr"/>
+          </w:tcPr>
+          <w:p>
+            <w:pPr>
+              <w:ind w:left="113" w:right="113"/>
+              <w:jc w:val="center"/>
+              <w:rPr>
+                <w:sz w:val="20"/>
+                <w:szCs w:val="20"/>
+              </w:rPr>
+            </w:pPr>
+          </w:p>
+        </w:tc>
+        <w:tc>
+          <w:tcPr>
+            <w:tcW w:w="1134" w:type="dxa"/>
+          </w:tcPr>
+          <w:p>
+            <w:pPr>
+              <w:jc w:val="center"/>
+              <w:rPr>
+                <w:sz w:val="20"/>
+                <w:szCs w:val="20"/>
+              </w:rPr>
+            </w:pPr>
+          </w:p>
+        </w:tc>
+        <w:tc>
+          <w:tcPr>
+            <w:tcW w:w="709" w:type="dxa"/>
+            <w:textDirection w:val="btLr"/>
+          </w:tcPr>
+          <w:p>
+            <w:pPr>
+              <w:ind w:left="113" w:right="113"/>
+              <w:jc w:val="center"/>
+              <w:rPr>
+                <w:sz w:val="20"/>
+                <w:szCs w:val="20"/>
+              </w:rPr>
+            </w:pPr>
+          </w:p>
+        </w:tc>
+        <w:tc>
+          <w:tcPr>
+            <w:tcW w:w="709" w:type="dxa"/>
+            <w:textDirection w:val="btLr"/>
+          </w:tcPr>
+          <w:p>
+            <w:pPr>
+              <w:ind w:left="113" w:right="113"/>
+              <w:jc w:val="center"/>
+              <w:rPr>
+                <w:sz w:val="20"/>
+                <w:szCs w:val="20"/>
+              </w:rPr>
+            </w:pPr>
+          </w:p>
+        </w:tc>
+        <w:tc>
+          <w:tcPr>
+            <w:tcW w:w="1559" w:type="dxa"/>
+          </w:tcPr>
+          <w:p>
+            <w:pPr>
+              <w:rPr>
+                <w:sz w:val="18"/>
+                <w:szCs w:val="18"/>
+              </w:rPr>
+            </w:pPr>
+          </w:p>
+        </w:tc>
+        <w:tc>
+          <w:tcPr>
+            <w:tcW w:w="775" w:type="dxa"/>
+          </w:tcPr>
+          <w:p>
+            <w:pPr>
+              <w:jc w:val="center"/>
+              <w:rPr>
+                <w:sz w:val="20"/>
+                <w:szCs w:val="20"/>
+              </w:rPr>
+            </w:pPr>
+          </w:p>
+        </w:tc>
+        <w:tc>
+          <w:tcPr>
+            <w:tcW w:w="784" w:type="dxa"/>
+          </w:tcPr>
+          <w:p>
+            <w:pPr>
+              <w:jc w:val="center"/>
+              <w:rPr>
+                <w:sz w:val="20"/>
+                <w:szCs w:val="20"/>
+              </w:rPr>
+            </w:pPr>
+          </w:p>
+        </w:tc>
+        <w:tc>
+          <w:tcPr>
+            <w:tcW w:w="851" w:type="dxa"/>
+          </w:tcPr>
+          <w:p>
+            <w:pPr>
+              <w:jc w:val="center"/>
+              <w:rPr>
+                <w:sz w:val="20"/>
+                <w:szCs w:val="20"/>
+              </w:rPr>
+            </w:pPr>
+          </w:p>
+        </w:tc>
+        <w:tc>
+          <w:tcPr>
+            <w:tcW w:w="850" w:type="dxa"/>
+          </w:tcPr>
+          <w:p>
+            <w:pPr>
+              <w:jc w:val="center"/>
+              <w:rPr>
+                <w:sz w:val="20"/>
+                <w:szCs w:val="20"/>
+              </w:rPr>
+            </w:pPr>
+          </w:p>
+        </w:tc>
+        <w:tc>
+          <w:tcPr>
+            <w:tcW w:w="567" w:type="dxa"/>
+          </w:tcPr>
+          <w:p>
+            <w:pPr>
+              <w:jc w:val="center"/>
+              <w:rPr>
+                <w:sz w:val="20"/>
+                <w:szCs w:val="20"/>
+              </w:rPr>
+            </w:pPr>
+          </w:p>
+        </w:tc>
+        <w:tc>
+          <w:tcPr>
+            <w:tcW w:w="851" w:type="dxa"/>
+          </w:tcPr>
+          <w:p>
+            <w:pPr>
+              <w:jc w:val="center"/>
+              <w:rPr>
+                <w:sz w:val="20"/>
+                <w:szCs w:val="20"/>
+              </w:rPr>
+            </w:pPr>
+          </w:p>
+        </w:tc>
+        <w:tc>
+          <w:tcPr>
+            <w:tcW w:w="850" w:type="dxa"/>
+          </w:tcPr>
+          <w:p>
+            <w:pPr>
+              <w:jc w:val="center"/>
+              <w:rPr>
+                <w:sz w:val="20"/>
+                <w:szCs w:val="20"/>
+              </w:rPr>
+            </w:pPr>
+          </w:p>
+        </w:tc>
+        <w:tc>
+          <w:tcPr>
+            <w:tcW w:w="1559" w:type="dxa"/>
+            <w:vAlign w:val="center"/>
+          </w:tcPr>
+          <w:p>
+            <w:pPr>
+              <w:rPr>
+                <w:sz w:val="20"/>
+                <w:szCs w:val="20"/>
+              </w:rPr>
+            </w:pPr>
+          </w:p>
+        </w:tc>
+      </w:tr>
+      <w:tr>
+        <w:trPr>
+          <w:cantSplit/>
+          <w:trHeight w:val="834"/>
+        </w:trPr>
+        <w:tc>
+          <w:tcPr>
+            <w:tcW w:w="421" w:type="dxa"/>
+          </w:tcPr>
+          <w:p>
+            <w:pPr>
+              <w:jc w:val="center"/>
+              <w:rPr>
+                <w:sz w:val="20"/>
+                <w:szCs w:val="20"/>
+              </w:rPr>
+            </w:pPr>
+          </w:p>
+        </w:tc>
+        <w:tc>
+          <w:tcPr>
+            <w:tcW w:w="1559" w:type="dxa"/>
+          </w:tcPr>
+          <w:p>
+            <w:pPr>
+              <w:rPr>
+                <w:sz w:val="20"/>
+                <w:szCs w:val="20"/>
+              </w:rPr>
+            </w:pPr>
+          </w:p>
+        </w:tc>
+        <w:tc>
+          <w:tcPr>
+            <w:tcW w:w="1417" w:type="dxa"/>
+          </w:tcPr>
+          <w:p>
+            <w:pPr>
+              <w:rPr>
+                <w:sz w:val="20"/>
+                <w:szCs w:val="20"/>
+              </w:rPr>
+            </w:pPr>
+          </w:p>
+        </w:tc>
+        <w:tc>
+          <w:tcPr>
+            <w:tcW w:w="567" w:type="dxa"/>
+            <w:textDirection w:val="btLr"/>
+          </w:tcPr>
+          <w:p>
+            <w:pPr>
+              <w:ind w:left="113" w:right="113"/>
+              <w:jc w:val="center"/>
+              <w:rPr>
+                <w:sz w:val="20"/>
+                <w:szCs w:val="20"/>
+              </w:rPr>
+            </w:pPr>
+          </w:p>
+        </w:tc>
+        <w:tc>
+          <w:tcPr>
+            <w:tcW w:w="709" w:type="dxa"/>
+            <w:textDirection w:val="btLr"/>
+          </w:tcPr>
+          <w:p>
+            <w:pPr>
+              <w:ind w:left="113" w:right="113"/>
+              <w:jc w:val="center"/>
+              <w:rPr>
+                <w:sz w:val="20"/>
+                <w:szCs w:val="20"/>
+              </w:rPr>
+            </w:pPr>
+          </w:p>
+        </w:tc>
+        <w:tc>
+          <w:tcPr>
+            <w:tcW w:w="1134" w:type="dxa"/>
+          </w:tcPr>
+          <w:p>
+            <w:pPr>
+              <w:jc w:val="center"/>
+              <w:rPr>
+                <w:sz w:val="20"/>
+                <w:szCs w:val="20"/>
+              </w:rPr>
+            </w:pPr>
+          </w:p>
+        </w:tc>
+        <w:tc>
+          <w:tcPr>
+            <w:tcW w:w="709" w:type="dxa"/>
+            <w:textDirection w:val="btLr"/>
+          </w:tcPr>
+          <w:p>
+            <w:pPr>
+              <w:ind w:left="113" w:right="113"/>
+              <w:jc w:val="center"/>
+              <w:rPr>
+                <w:sz w:val="20"/>
+                <w:szCs w:val="20"/>
+              </w:rPr>
+            </w:pPr>
+          </w:p>
+        </w:tc>
+        <w:tc>
+          <w:tcPr>
+            <w:tcW w:w="709" w:type="dxa"/>
+            <w:textDirection w:val="btLr"/>
+          </w:tcPr>
+          <w:p>
+            <w:pPr>
+              <w:ind w:left="113" w:right="113"/>
+              <w:jc w:val="center"/>
+              <w:rPr>
+                <w:sz w:val="20"/>
+                <w:szCs w:val="20"/>
+              </w:rPr>
+            </w:pPr>
+          </w:p>
+        </w:tc>
+        <w:tc>
+          <w:tcPr>
+            <w:tcW w:w="1559" w:type="dxa"/>
+          </w:tcPr>
+          <w:p>
+            <w:pPr>
+              <w:rPr>
+                <w:sz w:val="18"/>
+                <w:szCs w:val="18"/>
+              </w:rPr>
+            </w:pPr>
+          </w:p>
+        </w:tc>
+        <w:tc>
+          <w:tcPr>
+            <w:tcW w:w="775" w:type="dxa"/>
+          </w:tcPr>
+          <w:p>
+            <w:pPr>
+              <w:jc w:val="center"/>
+              <w:rPr>
+                <w:sz w:val="20"/>
+                <w:szCs w:val="20"/>
+              </w:rPr>
+            </w:pPr>
+          </w:p>
+        </w:tc>
+        <w:tc>
+          <w:tcPr>
+            <w:tcW w:w="784" w:type="dxa"/>
+          </w:tcPr>
+          <w:p>
+            <w:pPr>
+              <w:jc w:val="center"/>
+              <w:rPr>
+                <w:sz w:val="20"/>
+                <w:szCs w:val="20"/>
+              </w:rPr>
+            </w:pPr>
+          </w:p>
+        </w:tc>
+        <w:tc>
+          <w:tcPr>
+            <w:tcW w:w="851" w:type="dxa"/>
+          </w:tcPr>
+          <w:p>
+            <w:pPr>
+              <w:jc w:val="center"/>
+              <w:rPr>
+                <w:sz w:val="20"/>
+                <w:szCs w:val="20"/>
+              </w:rPr>
+            </w:pPr>
+          </w:p>
+        </w:tc>
+        <w:tc>
+          <w:tcPr>
+            <w:tcW w:w="850" w:type="dxa"/>
+          </w:tcPr>
+          <w:p>
+            <w:pPr>
+              <w:jc w:val="center"/>
+              <w:rPr>
+                <w:sz w:val="20"/>
+                <w:szCs w:val="20"/>
+              </w:rPr>
+            </w:pPr>
+          </w:p>
+        </w:tc>
+        <w:tc>
+          <w:tcPr>
+            <w:tcW w:w="567" w:type="dxa"/>
+          </w:tcPr>
+          <w:p>
+            <w:pPr>
+              <w:jc w:val="center"/>
+              <w:rPr>
+                <w:sz w:val="20"/>
+                <w:szCs w:val="20"/>
+              </w:rPr>
+            </w:pPr>
+          </w:p>
+        </w:tc>
+        <w:tc>
+          <w:tcPr>
+            <w:tcW w:w="851" w:type="dxa"/>
+          </w:tcPr>
+          <w:p>
+            <w:pPr>
+              <w:jc w:val="center"/>
+              <w:rPr>
+                <w:sz w:val="20"/>
+                <w:szCs w:val="20"/>
+              </w:rPr>
+            </w:pPr>
+          </w:p>
+        </w:tc>
+        <w:tc>
+          <w:tcPr>
+            <w:tcW w:w="850" w:type="dxa"/>
+          </w:tcPr>
+          <w:p>
+            <w:pPr>
+              <w:jc w:val="center"/>
+              <w:rPr>
+                <w:sz w:val="20"/>
+                <w:szCs w:val="20"/>
+              </w:rPr>
+            </w:pPr>
+          </w:p>
+        </w:tc>
+        <w:tc>
+          <w:tcPr>
+            <w:tcW w:w="1559" w:type="dxa"/>
+            <w:vAlign w:val="center"/>
+          </w:tcPr>
+          <w:p>
+            <w:pPr>
+              <w:rPr>
+                <w:sz w:val="20"/>
+                <w:szCs w:val="20"/>
+              </w:rPr>
+            </w:pPr>
+          </w:p>
+        </w:tc>
+      </w:tr>
+      <w:tr>
+        <w:trPr>
+          <w:cantSplit/>
+          <w:trHeight w:val="987"/>
+        </w:trPr>
+        <w:tc>
+          <w:tcPr>
+            <w:tcW w:w="421" w:type="dxa"/>
+          </w:tcPr>
+          <w:p>
+            <w:pPr>
+              <w:jc w:val="center"/>
+              <w:rPr>
+                <w:sz w:val="20"/>
+                <w:szCs w:val="20"/>
+              </w:rPr>
+            </w:pPr>
+          </w:p>
+        </w:tc>
+        <w:tc>
+          <w:tcPr>
+            <w:tcW w:w="1559" w:type="dxa"/>
+          </w:tcPr>
+          <w:p>
+            <w:pPr>
+              <w:rPr>
+                <w:sz w:val="20"/>
+                <w:szCs w:val="20"/>
+              </w:rPr>
+            </w:pPr>
+          </w:p>
+        </w:tc>
+        <w:tc>
+          <w:tcPr>
+            <w:tcW w:w="1417" w:type="dxa"/>
+          </w:tcPr>
+          <w:p>
+            <w:pPr>
+              <w:rPr>
+                <w:sz w:val="20"/>
+                <w:szCs w:val="20"/>
+              </w:rPr>
+            </w:pPr>
+          </w:p>
+        </w:tc>
+        <w:tc>
+          <w:tcPr>
+            <w:tcW w:w="567" w:type="dxa"/>
+            <w:textDirection w:val="btLr"/>
+          </w:tcPr>
+          <w:p>
+            <w:pPr>
+              <w:ind w:left="113" w:right="113"/>
+              <w:jc w:val="center"/>
+              <w:rPr>
+                <w:sz w:val="20"/>
+                <w:szCs w:val="20"/>
+              </w:rPr>
+            </w:pPr>
+          </w:p>
+        </w:tc>
+        <w:tc>
+          <w:tcPr>
+            <w:tcW w:w="709" w:type="dxa"/>
+            <w:textDirection w:val="btLr"/>
+          </w:tcPr>
+          <w:p>
+            <w:pPr>
+              <w:ind w:left="113" w:right="113"/>
+              <w:jc w:val="center"/>
+              <w:rPr>
+                <w:sz w:val="20"/>
+                <w:szCs w:val="20"/>
+              </w:rPr>
+            </w:pPr>
+          </w:p>
+        </w:tc>
+        <w:tc>
+          <w:tcPr>
+            <w:tcW w:w="1134" w:type="dxa"/>
+          </w:tcPr>
+          <w:p>
+            <w:pPr>
+              <w:jc w:val="center"/>
+              <w:rPr>
+                <w:sz w:val="20"/>
+                <w:szCs w:val="20"/>
+              </w:rPr>
+            </w:pPr>
+          </w:p>
+        </w:tc>
+        <w:tc>
+          <w:tcPr>
+            <w:tcW w:w="709" w:type="dxa"/>
+            <w:textDirection w:val="btLr"/>
+          </w:tcPr>
+          <w:p>
+            <w:pPr>
+              <w:ind w:left="113" w:right="113"/>
+              <w:jc w:val="center"/>
+              <w:rPr>
+                <w:sz w:val="20"/>
+                <w:szCs w:val="20"/>
+              </w:rPr>
+            </w:pPr>
+          </w:p>
+        </w:tc>
+        <w:tc>
+          <w:tcPr>
+            <w:tcW w:w="709" w:type="dxa"/>
+            <w:textDirection w:val="btLr"/>
+          </w:tcPr>
+          <w:p>
+            <w:pPr>
+              <w:ind w:left="113" w:right="113"/>
+              <w:jc w:val="center"/>
+              <w:rPr>
+                <w:sz w:val="20"/>
+                <w:szCs w:val="20"/>
+              </w:rPr>
+            </w:pPr>
+          </w:p>
+        </w:tc>
+        <w:tc>
+          <w:tcPr>
+            <w:tcW w:w="1559" w:type="dxa"/>
+          </w:tcPr>
+          <w:p>
+            <w:pPr>
+              <w:rPr>
+                <w:sz w:val="18"/>
+                <w:szCs w:val="18"/>
+              </w:rPr>
+            </w:pPr>
+          </w:p>
+        </w:tc>
+        <w:tc>
+          <w:tcPr>
+            <w:tcW w:w="775" w:type="dxa"/>
+          </w:tcPr>
+          <w:p>
+            <w:pPr>
+              <w:jc w:val="center"/>
+              <w:rPr>
+                <w:sz w:val="20"/>
+                <w:szCs w:val="20"/>
+              </w:rPr>
+            </w:pPr>
+          </w:p>
+        </w:tc>
+        <w:tc>
+          <w:tcPr>
+            <w:tcW w:w="784" w:type="dxa"/>
+          </w:tcPr>
+          <w:p>
+            <w:pPr>
+              <w:jc w:val="center"/>
+              <w:rPr>
+                <w:sz w:val="20"/>
+                <w:szCs w:val="20"/>
+              </w:rPr>
+            </w:pPr>
+          </w:p>
+        </w:tc>
+        <w:tc>
+          <w:tcPr>
+            <w:tcW w:w="851" w:type="dxa"/>
+          </w:tcPr>
+          <w:p>
+            <w:pPr>
+              <w:jc w:val="center"/>
+              <w:rPr>
+                <w:sz w:val="20"/>
+                <w:szCs w:val="20"/>
+              </w:rPr>
+            </w:pPr>
+          </w:p>
+        </w:tc>
+        <w:tc>
+          <w:tcPr>
+            <w:tcW w:w="850" w:type="dxa"/>
+          </w:tcPr>
+          <w:p>
+            <w:pPr>
+              <w:jc w:val="center"/>
+              <w:rPr>
+                <w:sz w:val="20"/>
+                <w:szCs w:val="20"/>
+              </w:rPr>
+            </w:pPr>
+          </w:p>
+        </w:tc>
+        <w:tc>
+          <w:tcPr>
+            <w:tcW w:w="567" w:type="dxa"/>
+          </w:tcPr>
+          <w:p>
+            <w:pPr>
+              <w:jc w:val="center"/>
+              <w:rPr>
+                <w:sz w:val="20"/>
+                <w:szCs w:val="20"/>
+              </w:rPr>
+            </w:pPr>
+          </w:p>
+        </w:tc>
+        <w:tc>
+          <w:tcPr>
+            <w:tcW w:w="851" w:type="dxa"/>
+          </w:tcPr>
+          <w:p>
+            <w:pPr>
+              <w:jc w:val="center"/>
+              <w:rPr>
+                <w:sz w:val="20"/>
+                <w:szCs w:val="20"/>
+              </w:rPr>
+            </w:pPr>
+          </w:p>
+        </w:tc>
+        <w:tc>
+          <w:tcPr>
+            <w:tcW w:w="850" w:type="dxa"/>
+          </w:tcPr>
+          <w:p>
+            <w:pPr>
+              <w:jc w:val="center"/>
+              <w:rPr>
+                <w:sz w:val="20"/>
+                <w:szCs w:val="20"/>
+              </w:rPr>
+            </w:pPr>
+          </w:p>
+        </w:tc>
+        <w:tc>
+          <w:tcPr>
+            <w:tcW w:w="1559" w:type="dxa"/>
+            <w:vAlign w:val="center"/>
+          </w:tcPr>
+          <w:p>
+            <w:pPr>
+              <w:rPr>
+                <w:sz w:val="20"/>
+                <w:szCs w:val="20"/>
+              </w:rPr>
+            </w:pPr>
+          </w:p>
+        </w:tc>
+      </w:tr>
+      <w:tr>
+        <w:trPr>
+          <w:cantSplit/>
+          <w:trHeight w:val="988"/>
+        </w:trPr>
+        <w:tc>
+          <w:tcPr>
+            <w:tcW w:w="421" w:type="dxa"/>
+          </w:tcPr>
+          <w:p>
+            <w:pPr>
+              <w:jc w:val="center"/>
+              <w:rPr>
+                <w:sz w:val="20"/>
+                <w:szCs w:val="20"/>
+              </w:rPr>
+            </w:pPr>
+          </w:p>
+        </w:tc>
+        <w:tc>
+          <w:tcPr>
+            <w:tcW w:w="1559" w:type="dxa"/>
+          </w:tcPr>
+          <w:p>
+            <w:pPr>
+              <w:rPr>
+                <w:sz w:val="20"/>
+                <w:szCs w:val="20"/>
+              </w:rPr>
+            </w:pPr>
+          </w:p>
+        </w:tc>
+        <w:tc>
+          <w:tcPr>
+            <w:tcW w:w="1417" w:type="dxa"/>
+          </w:tcPr>
+          <w:p>
+            <w:pPr>
+              <w:rPr>
+                <w:sz w:val="20"/>
+                <w:szCs w:val="20"/>
+              </w:rPr>
+            </w:pPr>
+          </w:p>
+        </w:tc>
+        <w:tc>
+          <w:tcPr>
+            <w:tcW w:w="567" w:type="dxa"/>
+            <w:textDirection w:val="btLr"/>
+          </w:tcPr>
+          <w:p>
+            <w:pPr>
+              <w:ind w:left="113" w:right="113"/>
+              <w:jc w:val="center"/>
+              <w:rPr>
+                <w:sz w:val="20"/>
+                <w:szCs w:val="20"/>
+              </w:rPr>
+            </w:pPr>
+          </w:p>
+        </w:tc>
+        <w:tc>
+          <w:tcPr>
+            <w:tcW w:w="709" w:type="dxa"/>
+            <w:textDirection w:val="btLr"/>
+          </w:tcPr>
+          <w:p>
+            <w:pPr>
+              <w:ind w:left="113" w:right="113"/>
+              <w:jc w:val="center"/>
+              <w:rPr>
+                <w:sz w:val="20"/>
+                <w:szCs w:val="20"/>
+              </w:rPr>
+            </w:pPr>
+          </w:p>
+        </w:tc>
+        <w:tc>
+          <w:tcPr>
+            <w:tcW w:w="1134" w:type="dxa"/>
+          </w:tcPr>
+          <w:p>
+            <w:pPr>
+              <w:jc w:val="center"/>
+              <w:rPr>
+                <w:sz w:val="20"/>
+                <w:szCs w:val="20"/>
+              </w:rPr>
+            </w:pPr>
+          </w:p>
+        </w:tc>
+        <w:tc>
+          <w:tcPr>
+            <w:tcW w:w="709" w:type="dxa"/>
+            <w:textDirection w:val="btLr"/>
+          </w:tcPr>
+          <w:p>
+            <w:pPr>
+              <w:ind w:left="113" w:right="113"/>
+              <w:jc w:val="center"/>
+              <w:rPr>
+                <w:sz w:val="20"/>
+                <w:szCs w:val="20"/>
+              </w:rPr>
+            </w:pPr>
+          </w:p>
+        </w:tc>
+        <w:tc>
+          <w:tcPr>
+            <w:tcW w:w="709" w:type="dxa"/>
+            <w:textDirection w:val="btLr"/>
+          </w:tcPr>
+          <w:p>
+            <w:pPr>
+              <w:ind w:left="113" w:right="113"/>
+              <w:jc w:val="center"/>
+              <w:rPr>
+                <w:sz w:val="20"/>
+                <w:szCs w:val="20"/>
+              </w:rPr>
+            </w:pPr>
+          </w:p>
+        </w:tc>
+        <w:tc>
+          <w:tcPr>
+            <w:tcW w:w="1559" w:type="dxa"/>
+          </w:tcPr>
+          <w:p>
+            <w:pPr>
+              <w:rPr>
+                <w:sz w:val="20"/>
+                <w:szCs w:val="20"/>
+              </w:rPr>
+            </w:pPr>
+          </w:p>
+        </w:tc>
+        <w:tc>
+          <w:tcPr>
+            <w:tcW w:w="775" w:type="dxa"/>
+          </w:tcPr>
+          <w:p>
+            <w:pPr>
+              <w:jc w:val="center"/>
+              <w:rPr>
+                <w:sz w:val="20"/>
+                <w:szCs w:val="20"/>
+              </w:rPr>
+            </w:pPr>
+          </w:p>
+        </w:tc>
+        <w:tc>
+          <w:tcPr>
+            <w:tcW w:w="784" w:type="dxa"/>
+          </w:tcPr>
+          <w:p>
+            <w:pPr>
+              <w:jc w:val="center"/>
+              <w:rPr>
+                <w:sz w:val="20"/>
+                <w:szCs w:val="20"/>
+              </w:rPr>
+            </w:pPr>
+          </w:p>
+        </w:tc>
+        <w:tc>
+          <w:tcPr>
+            <w:tcW w:w="851" w:type="dxa"/>
+          </w:tcPr>
+          <w:p>
+            <w:pPr>
+              <w:jc w:val="center"/>
+              <w:rPr>
+                <w:sz w:val="20"/>
+                <w:szCs w:val="20"/>
+              </w:rPr>
+            </w:pPr>
+          </w:p>
+        </w:tc>
+        <w:tc>
+          <w:tcPr>
+            <w:tcW w:w="850" w:type="dxa"/>
+          </w:tcPr>
+          <w:p>
+            <w:pPr>
+              <w:jc w:val="center"/>
+              <w:rPr>
+                <w:sz w:val="20"/>
+                <w:szCs w:val="20"/>
+              </w:rPr>
+            </w:pPr>
+          </w:p>
+        </w:tc>
+        <w:tc>
+          <w:tcPr>
+            <w:tcW w:w="567" w:type="dxa"/>
+          </w:tcPr>
+          <w:p>
+            <w:pPr>
+              <w:jc w:val="center"/>
+              <w:rPr>
+                <w:sz w:val="20"/>
+                <w:szCs w:val="20"/>
+              </w:rPr>
+            </w:pPr>
+          </w:p>
+        </w:tc>
+        <w:tc>
+          <w:tcPr>
+            <w:tcW w:w="851" w:type="dxa"/>
+          </w:tcPr>
+          <w:p>
+            <w:pPr>
+              <w:jc w:val="center"/>
+              <w:rPr>
+                <w:sz w:val="20"/>
+                <w:szCs w:val="20"/>
+              </w:rPr>
+            </w:pPr>
+          </w:p>
+        </w:tc>
+        <w:tc>
+          <w:tcPr>
+            <w:tcW w:w="850" w:type="dxa"/>
+          </w:tcPr>
+          <w:p>
+            <w:pPr>
+              <w:jc w:val="center"/>
+              <w:rPr>
+                <w:sz w:val="20"/>
+                <w:szCs w:val="20"/>
+              </w:rPr>
+            </w:pPr>
+          </w:p>
+        </w:tc>
+        <w:tc>
+          <w:tcPr>
+            <w:tcW w:w="1559" w:type="dxa"/>
+            <w:vAlign w:val="center"/>
+          </w:tcPr>
+          <w:p>
+            <w:pPr>
+              <w:rPr>
+                <w:sz w:val="20"/>
+                <w:szCs w:val="20"/>
+              </w:rPr>
+            </w:pPr>
+          </w:p>
+        </w:tc>
+      </w:tr>
+      <w:tr>
+        <w:trPr>
+          <w:cantSplit/>
+          <w:trHeight w:val="988"/>
+        </w:trPr>
+        <w:tc>
+          <w:tcPr>
+            <w:tcW w:w="421" w:type="dxa"/>
+          </w:tcPr>
+          <w:p>
+            <w:pPr>
+              <w:rPr>
+                <w:sz w:val="20"/>
+                <w:szCs w:val="20"/>
+              </w:rPr>
+            </w:pPr>
+          </w:p>
+        </w:tc>
+        <w:tc>
+          <w:tcPr>
+            <w:tcW w:w="1559" w:type="dxa"/>
+          </w:tcPr>
+          <w:p>
+            <w:pPr>
+              <w:rPr>
+                <w:sz w:val="20"/>
+                <w:szCs w:val="20"/>
+              </w:rPr>
+            </w:pPr>
+          </w:p>
+        </w:tc>
+        <w:tc>
+          <w:tcPr>
+            <w:tcW w:w="1417" w:type="dxa"/>
+          </w:tcPr>
+          <w:p>
+            <w:pPr>
+              <w:rPr>
+                <w:sz w:val="20"/>
+                <w:szCs w:val="20"/>
+              </w:rPr>
+            </w:pPr>
+          </w:p>
+        </w:tc>
+        <w:tc>
+          <w:tcPr>
+            <w:tcW w:w="567" w:type="dxa"/>
+            <w:textDirection w:val="btLr"/>
+          </w:tcPr>
+          <w:p>
+            <w:pPr>
+              <w:ind w:left="113" w:right="113"/>
+              <w:jc w:val="center"/>
+              <w:rPr>
+                <w:sz w:val="20"/>
+                <w:szCs w:val="20"/>
+              </w:rPr>
+            </w:pPr>
+          </w:p>
+        </w:tc>
+        <w:tc>
+          <w:tcPr>
+            <w:tcW w:w="709" w:type="dxa"/>
+            <w:textDirection w:val="btLr"/>
+          </w:tcPr>
+          <w:p>
+            <w:pPr>
+              <w:ind w:left="113" w:right="113"/>
+              <w:jc w:val="center"/>
+              <w:rPr>
+                <w:sz w:val="20"/>
+                <w:szCs w:val="20"/>
+              </w:rPr>
+            </w:pPr>
+          </w:p>
+        </w:tc>
+        <w:tc>
+          <w:tcPr>
+            <w:tcW w:w="1134" w:type="dxa"/>
+          </w:tcPr>
+          <w:p>
+            <w:pPr>
+              <w:jc w:val="center"/>
+              <w:rPr>
+                <w:sz w:val="20"/>
+                <w:szCs w:val="20"/>
+              </w:rPr>
+            </w:pPr>
+          </w:p>
+        </w:tc>
+        <w:tc>
+          <w:tcPr>
+            <w:tcW w:w="709" w:type="dxa"/>
+            <w:textDirection w:val="btLr"/>
+          </w:tcPr>
+          <w:p>
+            <w:pPr>
+              <w:ind w:left="113" w:right="113"/>
+              <w:jc w:val="center"/>
+              <w:rPr>
+                <w:sz w:val="20"/>
+                <w:szCs w:val="20"/>
+              </w:rPr>
+            </w:pPr>
+          </w:p>
+        </w:tc>
+        <w:tc>
+          <w:tcPr>
+            <w:tcW w:w="709" w:type="dxa"/>
+            <w:textDirection w:val="btLr"/>
+          </w:tcPr>
+          <w:p>
+            <w:pPr>
+              <w:ind w:left="113" w:right="113"/>
+              <w:jc w:val="center"/>
+              <w:rPr>
+                <w:sz w:val="20"/>
+                <w:szCs w:val="20"/>
+              </w:rPr>
+            </w:pPr>
+          </w:p>
+        </w:tc>
+        <w:tc>
+          <w:tcPr>
+            <w:tcW w:w="1559" w:type="dxa"/>
+          </w:tcPr>
+          <w:p>
+            <w:pPr>
+              <w:rPr>
+                <w:sz w:val="20"/>
+                <w:szCs w:val="20"/>
+              </w:rPr>
+            </w:pPr>
+          </w:p>
+        </w:tc>
+        <w:tc>
+          <w:tcPr>
+            <w:tcW w:w="775" w:type="dxa"/>
+          </w:tcPr>
+          <w:p>
+            <w:pPr>
+              <w:jc w:val="center"/>
+              <w:rPr>
+                <w:sz w:val="20"/>
+                <w:szCs w:val="20"/>
+              </w:rPr>
+            </w:pPr>
+          </w:p>
+        </w:tc>
+        <w:tc>
+          <w:tcPr>
+            <w:tcW w:w="784" w:type="dxa"/>
+          </w:tcPr>
+          <w:p>
+            <w:pPr>
+              <w:jc w:val="center"/>
+              <w:rPr>
+                <w:sz w:val="20"/>
+                <w:szCs w:val="20"/>
+              </w:rPr>
+            </w:pPr>
+          </w:p>
+        </w:tc>
+        <w:tc>
+          <w:tcPr>
+            <w:tcW w:w="851" w:type="dxa"/>
+          </w:tcPr>
+          <w:p>
+            <w:pPr>
+              <w:jc w:val="center"/>
+              <w:rPr>
+                <w:sz w:val="20"/>
+                <w:szCs w:val="20"/>
+              </w:rPr>
+            </w:pPr>
+          </w:p>
+        </w:tc>
+        <w:tc>
+          <w:tcPr>
+            <w:tcW w:w="850" w:type="dxa"/>
+          </w:tcPr>
+          <w:p>
+            <w:pPr>
+              <w:jc w:val="center"/>
+              <w:rPr>
+                <w:sz w:val="20"/>
+                <w:szCs w:val="20"/>
+              </w:rPr>
+            </w:pPr>
+          </w:p>
+        </w:tc>
+        <w:tc>
+          <w:tcPr>
+            <w:tcW w:w="567" w:type="dxa"/>
+          </w:tcPr>
+          <w:p>
+            <w:pPr>
+              <w:jc w:val="center"/>
+              <w:rPr>
+                <w:sz w:val="20"/>
+                <w:szCs w:val="20"/>
+              </w:rPr>
+            </w:pPr>
+          </w:p>
+        </w:tc>
+        <w:tc>
+          <w:tcPr>
+            <w:tcW w:w="851" w:type="dxa"/>
+          </w:tcPr>
+          <w:p>
+            <w:pPr>
+              <w:jc w:val="center"/>
+              <w:rPr>
+                <w:sz w:val="20"/>
+                <w:szCs w:val="20"/>
+              </w:rPr>
+            </w:pPr>
+          </w:p>
+        </w:tc>
+        <w:tc>
+          <w:tcPr>
+            <w:tcW w:w="850" w:type="dxa"/>
+          </w:tcPr>
+          <w:p>
+            <w:pPr>
+              <w:jc w:val="center"/>
+              <w:rPr>
+                <w:sz w:val="20"/>
+                <w:szCs w:val="20"/>
+              </w:rPr>
+            </w:pPr>
+          </w:p>
+        </w:tc>
+        <w:tc>
+          <w:tcPr>
+            <w:tcW w:w="1559" w:type="dxa"/>
+          </w:tcPr>
+          <w:p>
+            <w:pPr>
+              <w:jc w:val="center"/>
+              <w:rPr>
+                <w:sz w:val="20"/>
+                <w:szCs w:val="20"/>
+              </w:rPr>
+            </w:pPr>
+          </w:p>
+        </w:tc>
+      </w:tr>
+      <w:tr>
+        <w:trPr>
+          <w:cantSplit/>
+          <w:trHeight w:val="822"/>
+        </w:trPr>
+        <w:tc>
+          <w:tcPr>
+            <w:tcW w:w="421" w:type="dxa"/>
+          </w:tcPr>
+          <w:p>
+            <w:pPr>
+              <w:jc w:val="center"/>
+              <w:rPr>
+                <w:sz w:val="20"/>
+                <w:szCs w:val="20"/>
+              </w:rPr>
+            </w:pPr>
+          </w:p>
+        </w:tc>
+        <w:tc>
+          <w:tcPr>
+            <w:tcW w:w="1559" w:type="dxa"/>
+          </w:tcPr>
+          <w:p>
+            <w:pPr>
+              <w:rPr>
+                <w:sz w:val="20"/>
+                <w:szCs w:val="20"/>
+              </w:rPr>
+            </w:pPr>
+          </w:p>
+        </w:tc>
+        <w:tc>
+          <w:tcPr>
+            <w:tcW w:w="1417" w:type="dxa"/>
+          </w:tcPr>
+          <w:p>
+            <w:pPr>
+              <w:rPr>
+                <w:sz w:val="20"/>
+                <w:szCs w:val="20"/>
+              </w:rPr>
+            </w:pPr>
+          </w:p>
+        </w:tc>
+        <w:tc>
+          <w:tcPr>
+            <w:tcW w:w="567" w:type="dxa"/>
+            <w:textDirection w:val="btLr"/>
+          </w:tcPr>
+          <w:p>
+            <w:pPr>
+              <w:ind w:left="113" w:right="113"/>
+              <w:jc w:val="center"/>
+              <w:rPr>
+                <w:sz w:val="20"/>
+                <w:szCs w:val="20"/>
+              </w:rPr>
+            </w:pPr>
+          </w:p>
+        </w:tc>
+        <w:tc>
+          <w:tcPr>
+            <w:tcW w:w="709" w:type="dxa"/>
+            <w:textDirection w:val="btLr"/>
+          </w:tcPr>
+          <w:p>
+            <w:pPr>
+              <w:ind w:left="113" w:right="113"/>
+              <w:jc w:val="center"/>
+              <w:rPr>
+                <w:sz w:val="20"/>
+                <w:szCs w:val="20"/>
+              </w:rPr>
+            </w:pPr>
+          </w:p>
+        </w:tc>
+        <w:tc>
+          <w:tcPr>
+            <w:tcW w:w="1134" w:type="dxa"/>
+          </w:tcPr>
+          <w:p>
+            <w:pPr>
+              <w:jc w:val="center"/>
+              <w:rPr>
+                <w:sz w:val="20"/>
+                <w:szCs w:val="20"/>
+              </w:rPr>
+            </w:pPr>
+          </w:p>
+        </w:tc>
+        <w:tc>
+          <w:tcPr>
+            <w:tcW w:w="709" w:type="dxa"/>
+            <w:textDirection w:val="btLr"/>
+          </w:tcPr>
+          <w:p>
+            <w:pPr>
+              <w:ind w:left="113" w:right="113"/>
+              <w:jc w:val="center"/>
+              <w:rPr>
+                <w:sz w:val="20"/>
+                <w:szCs w:val="20"/>
+              </w:rPr>
+            </w:pPr>
+          </w:p>
+        </w:tc>
+        <w:tc>
+          <w:tcPr>
+            <w:tcW w:w="709" w:type="dxa"/>
+            <w:textDirection w:val="btLr"/>
+          </w:tcPr>
+          <w:p>
+            <w:pPr>
+              <w:ind w:left="113" w:right="113"/>
+              <w:jc w:val="center"/>
+              <w:rPr>
+                <w:sz w:val="20"/>
+                <w:szCs w:val="20"/>
+              </w:rPr>
+            </w:pPr>
+          </w:p>
+        </w:tc>
+        <w:tc>
+          <w:tcPr>
+            <w:tcW w:w="1559" w:type="dxa"/>
+          </w:tcPr>
+          <w:p>
+            <w:pPr>
+              <w:rPr>
+                <w:sz w:val="20"/>
+                <w:szCs w:val="20"/>
+              </w:rPr>
+            </w:pPr>
+          </w:p>
+        </w:tc>
+        <w:tc>
+          <w:tcPr>
+            <w:tcW w:w="775" w:type="dxa"/>
+          </w:tcPr>
+          <w:p>
+            <w:pPr>
+              <w:jc w:val="center"/>
+              <w:rPr>
+                <w:sz w:val="20"/>
+                <w:szCs w:val="20"/>
+              </w:rPr>
+            </w:pPr>
+          </w:p>
+        </w:tc>
+        <w:tc>
+          <w:tcPr>
+            <w:tcW w:w="784" w:type="dxa"/>
+          </w:tcPr>
+          <w:p>
+            <w:pPr>
+              <w:jc w:val="center"/>
+              <w:rPr>
+                <w:sz w:val="20"/>
+                <w:szCs w:val="20"/>
+              </w:rPr>
+            </w:pPr>
+          </w:p>
+        </w:tc>
+        <w:tc>
+          <w:tcPr>
+            <w:tcW w:w="851" w:type="dxa"/>
+          </w:tcPr>
+          <w:p>
+            <w:pPr>
+              <w:jc w:val="center"/>
+              <w:rPr>
+                <w:sz w:val="20"/>
+                <w:szCs w:val="20"/>
+              </w:rPr>
+            </w:pPr>
+          </w:p>
+        </w:tc>
+        <w:tc>
+          <w:tcPr>
+            <w:tcW w:w="850" w:type="dxa"/>
+          </w:tcPr>
+          <w:p>
+            <w:pPr>
+              <w:jc w:val="center"/>
+              <w:rPr>
+                <w:sz w:val="20"/>
+                <w:szCs w:val="20"/>
+              </w:rPr>
+            </w:pPr>
+          </w:p>
+        </w:tc>
+        <w:tc>
+          <w:tcPr>
+            <w:tcW w:w="567" w:type="dxa"/>
+          </w:tcPr>
+          <w:p>
+            <w:pPr>
+              <w:jc w:val="center"/>
+              <w:rPr>
+                <w:sz w:val="20"/>
+                <w:szCs w:val="20"/>
+              </w:rPr>
+            </w:pPr>
+          </w:p>
+        </w:tc>
+        <w:tc>
+          <w:tcPr>
+            <w:tcW w:w="851" w:type="dxa"/>
+          </w:tcPr>
+          <w:p>
+            <w:pPr>
+              <w:jc w:val="center"/>
+              <w:rPr>
+                <w:sz w:val="20"/>
+                <w:szCs w:val="20"/>
+              </w:rPr>
+            </w:pPr>
+          </w:p>
+        </w:tc>
+        <w:tc>
+          <w:tcPr>
+            <w:tcW w:w="850" w:type="dxa"/>
+          </w:tcPr>
+          <w:p>
+            <w:pPr>
+              <w:jc w:val="center"/>
+              <w:rPr>
+                <w:sz w:val="20"/>
+                <w:szCs w:val="20"/>
+              </w:rPr>
+            </w:pPr>
+          </w:p>
+        </w:tc>
+        <w:tc>
+          <w:tcPr>
+            <w:tcW w:w="1559" w:type="dxa"/>
+          </w:tcPr>
+          <w:p>
+            <w:pPr>
+              <w:jc w:val="center"/>
+              <w:rPr>
+                <w:sz w:val="20"/>
+                <w:szCs w:val="20"/>
+              </w:rPr>
+            </w:pPr>
+          </w:p>
+        </w:tc>
+      </w:tr>
+      <w:tr>
+        <w:trPr>
+          <w:cantSplit/>
+          <w:trHeight w:val="730"/>
+        </w:trPr>
+        <w:tc>
+          <w:tcPr>
+            <w:tcW w:w="421" w:type="dxa"/>
+          </w:tcPr>
+          <w:p>
+            <w:pPr>
+              <w:jc w:val="center"/>
+              <w:rPr>
+                <w:sz w:val="20"/>
+                <w:szCs w:val="20"/>
+              </w:rPr>
+            </w:pPr>
+          </w:p>
+        </w:tc>
+        <w:tc>
+          <w:tcPr>
+            <w:tcW w:w="1559" w:type="dxa"/>
+          </w:tcPr>
+          <w:p>
+            <w:pPr>
+              <w:rPr>
+                <w:sz w:val="20"/>
+                <w:szCs w:val="20"/>
+              </w:rPr>
+            </w:pPr>
+          </w:p>
+        </w:tc>
+        <w:tc>
+          <w:tcPr>
+            <w:tcW w:w="1417" w:type="dxa"/>
+          </w:tcPr>
+          <w:p>
+            <w:pPr>
+              <w:rPr>
+                <w:sz w:val="20"/>
+                <w:szCs w:val="20"/>
+              </w:rPr>
+            </w:pPr>
+          </w:p>
+        </w:tc>
+        <w:tc>
+          <w:tcPr>
+            <w:tcW w:w="567" w:type="dxa"/>
+            <w:textDirection w:val="btLr"/>
+          </w:tcPr>
+          <w:p>
+            <w:pPr>
+              <w:ind w:left="113" w:right="113"/>
+              <w:jc w:val="center"/>
+              <w:rPr>
+                <w:sz w:val="20"/>
+                <w:szCs w:val="20"/>
+              </w:rPr>
+            </w:pPr>
+          </w:p>
+        </w:tc>
+        <w:tc>
+          <w:tcPr>
+            <w:tcW w:w="709" w:type="dxa"/>
+            <w:textDirection w:val="btLr"/>
+          </w:tcPr>
+          <w:p>
+            <w:pPr>
+              <w:ind w:left="113" w:right="113"/>
+              <w:jc w:val="center"/>
+              <w:rPr>
+                <w:sz w:val="20"/>
+                <w:szCs w:val="20"/>
+              </w:rPr>
+            </w:pPr>
+          </w:p>
+        </w:tc>
+        <w:tc>
+          <w:tcPr>
+            <w:tcW w:w="1134" w:type="dxa"/>
+          </w:tcPr>
+          <w:p>
+            <w:pPr>
+              <w:jc w:val="center"/>
+              <w:rPr>
+                <w:sz w:val="20"/>
+                <w:szCs w:val="20"/>
+              </w:rPr>
+            </w:pPr>
+          </w:p>
+        </w:tc>
+        <w:tc>
+          <w:tcPr>
+            <w:tcW w:w="709" w:type="dxa"/>
+            <w:textDirection w:val="btLr"/>
+          </w:tcPr>
+          <w:p>
+            <w:pPr>
+              <w:ind w:left="113" w:right="113"/>
+              <w:jc w:val="center"/>
+              <w:rPr>
+                <w:sz w:val="20"/>
+                <w:szCs w:val="20"/>
+              </w:rPr>
+            </w:pPr>
+          </w:p>
+        </w:tc>
+        <w:tc>
+          <w:tcPr>
+            <w:tcW w:w="709" w:type="dxa"/>
+            <w:textDirection w:val="btLr"/>
+          </w:tcPr>
+          <w:p>
+            <w:pPr>
+              <w:ind w:left="113" w:right="113"/>
+              <w:jc w:val="center"/>
+              <w:rPr>
+                <w:sz w:val="20"/>
+                <w:szCs w:val="20"/>
+              </w:rPr>
+            </w:pPr>
+          </w:p>
+        </w:tc>
+        <w:tc>
+          <w:tcPr>
+            <w:tcW w:w="1559" w:type="dxa"/>
+          </w:tcPr>
+          <w:p>
+            <w:pPr>
+              <w:rPr>
+                <w:sz w:val="20"/>
+                <w:szCs w:val="20"/>
+              </w:rPr>
+            </w:pPr>
+          </w:p>
+        </w:tc>
+        <w:tc>
+          <w:tcPr>
+            <w:tcW w:w="775" w:type="dxa"/>
+          </w:tcPr>
+          <w:p>
+            <w:pPr>
+              <w:jc w:val="center"/>
+              <w:rPr>
+                <w:sz w:val="20"/>
+                <w:szCs w:val="20"/>
+              </w:rPr>
+            </w:pPr>
+          </w:p>
+        </w:tc>
+        <w:tc>
+          <w:tcPr>
+            <w:tcW w:w="784" w:type="dxa"/>
+          </w:tcPr>
+          <w:p>
+            <w:pPr>
+              <w:jc w:val="center"/>
+              <w:rPr>
+                <w:sz w:val="20"/>
+                <w:szCs w:val="20"/>
+              </w:rPr>
+            </w:pPr>
+          </w:p>
+        </w:tc>
+        <w:tc>
+          <w:tcPr>
+            <w:tcW w:w="851" w:type="dxa"/>
+          </w:tcPr>
+          <w:p>
+            <w:pPr>
+              <w:jc w:val="center"/>
+              <w:rPr>
+                <w:sz w:val="20"/>
+                <w:szCs w:val="20"/>
+              </w:rPr>
+            </w:pPr>
+          </w:p>
+        </w:tc>
+        <w:tc>
+          <w:tcPr>
+            <w:tcW w:w="850" w:type="dxa"/>
+          </w:tcPr>
+          <w:p>
+            <w:pPr>
+              <w:jc w:val="center"/>
+              <w:rPr>
+                <w:sz w:val="20"/>
+                <w:szCs w:val="20"/>
+              </w:rPr>
+            </w:pPr>
+          </w:p>
+        </w:tc>
+        <w:tc>
+          <w:tcPr>
+            <w:tcW w:w="567" w:type="dxa"/>
+          </w:tcPr>
+          <w:p>
+            <w:pPr>
+              <w:jc w:val="center"/>
+              <w:rPr>
+                <w:sz w:val="20"/>
+                <w:szCs w:val="20"/>
+              </w:rPr>
+            </w:pPr>
+          </w:p>
+        </w:tc>
+        <w:tc>
+          <w:tcPr>
+            <w:tcW w:w="851" w:type="dxa"/>
+          </w:tcPr>
+          <w:p>
+            <w:pPr>
+              <w:jc w:val="center"/>
+              <w:rPr>
+                <w:sz w:val="20"/>
+                <w:szCs w:val="20"/>
+              </w:rPr>
+            </w:pPr>
+          </w:p>
+        </w:tc>
+        <w:tc>
+          <w:tcPr>
+            <w:tcW w:w="850" w:type="dxa"/>
+          </w:tcPr>
+          <w:p>
+            <w:pPr>
+              <w:jc w:val="center"/>
+              <w:rPr>
+                <w:sz w:val="20"/>
+                <w:szCs w:val="20"/>
+              </w:rPr>
+            </w:pPr>
+          </w:p>
+        </w:tc>
+        <w:tc>
+          <w:tcPr>
+            <w:tcW w:w="1559" w:type="dxa"/>
+          </w:tcPr>
+          <w:p>
+            <w:pPr>
+              <w:jc w:val="center"/>
+              <w:rPr>
+                <w:sz w:val="20"/>
+                <w:szCs w:val="20"/>
+              </w:rPr>
+            </w:pPr>
+          </w:p>
+        </w:tc>
+      </w:tr>
+      <w:tr>
+        <w:trPr>
+          <w:cantSplit/>
+          <w:trHeight w:val="840"/>
+        </w:trPr>
+        <w:tc>
+          <w:tcPr>
+            <w:tcW w:w="421" w:type="dxa"/>
+          </w:tcPr>
+          <w:p>
+            <w:pPr>
+              <w:jc w:val="center"/>
+              <w:rPr>
+                <w:sz w:val="20"/>
+                <w:szCs w:val="20"/>
+              </w:rPr>
+            </w:pPr>
+          </w:p>
+        </w:tc>
+        <w:tc>
+          <w:tcPr>
+            <w:tcW w:w="1559" w:type="dxa"/>
+          </w:tcPr>
+          <w:p>
+            <w:pPr>
+              <w:rPr>
+                <w:sz w:val="20"/>
+                <w:szCs w:val="20"/>
+              </w:rPr>
+            </w:pPr>
+          </w:p>
+        </w:tc>
+        <w:tc>
+          <w:tcPr>
+            <w:tcW w:w="1417" w:type="dxa"/>
+          </w:tcPr>
+          <w:p>
+            <w:pPr>
+              <w:rPr>
+                <w:sz w:val="20"/>
+                <w:szCs w:val="20"/>
+              </w:rPr>
+            </w:pPr>
+          </w:p>
+        </w:tc>
+        <w:tc>
+          <w:tcPr>
+            <w:tcW w:w="567" w:type="dxa"/>
+            <w:textDirection w:val="btLr"/>
+          </w:tcPr>
+          <w:p>
+            <w:pPr>
+              <w:ind w:left="113" w:right="113"/>
+              <w:jc w:val="center"/>
+              <w:rPr>
+                <w:sz w:val="20"/>
+                <w:szCs w:val="20"/>
+              </w:rPr>
+            </w:pPr>
+          </w:p>
+        </w:tc>
+        <w:tc>
+          <w:tcPr>
+            <w:tcW w:w="709" w:type="dxa"/>
+            <w:textDirection w:val="btLr"/>
+          </w:tcPr>
+          <w:p>
+            <w:pPr>
+              <w:ind w:left="113" w:right="113"/>
+              <w:jc w:val="center"/>
+              <w:rPr>
+                <w:sz w:val="20"/>
+                <w:szCs w:val="20"/>
+              </w:rPr>
+            </w:pPr>
+          </w:p>
+        </w:tc>
+        <w:tc>
+          <w:tcPr>
+            <w:tcW w:w="1134" w:type="dxa"/>
+          </w:tcPr>
+          <w:p>
+            <w:pPr>
+              <w:jc w:val="center"/>
+              <w:rPr>
+                <w:sz w:val="20"/>
+                <w:szCs w:val="20"/>
+              </w:rPr>
+            </w:pPr>
+          </w:p>
+        </w:tc>
+        <w:tc>
+          <w:tcPr>
+            <w:tcW w:w="709" w:type="dxa"/>
+            <w:textDirection w:val="btLr"/>
+          </w:tcPr>
+          <w:p>
+            <w:pPr>
+              <w:ind w:left="113" w:right="113"/>
+              <w:jc w:val="center"/>
+              <w:rPr>
+                <w:sz w:val="20"/>
+                <w:szCs w:val="20"/>
+              </w:rPr>
+            </w:pPr>
+          </w:p>
+        </w:tc>
+        <w:tc>
+          <w:tcPr>
+            <w:tcW w:w="709" w:type="dxa"/>
+            <w:textDirection w:val="btLr"/>
+          </w:tcPr>
+          <w:p>
+            <w:pPr>
+              <w:ind w:left="113" w:right="113"/>
+              <w:jc w:val="center"/>
+              <w:rPr>
+                <w:sz w:val="20"/>
+                <w:szCs w:val="20"/>
+              </w:rPr>
+            </w:pPr>
+          </w:p>
+        </w:tc>
+        <w:tc>
+          <w:tcPr>
+            <w:tcW w:w="1559" w:type="dxa"/>
+          </w:tcPr>
+          <w:p>
+            <w:pPr>
+              <w:rPr>
+                <w:sz w:val="20"/>
+                <w:szCs w:val="20"/>
+              </w:rPr>
+            </w:pPr>
+          </w:p>
+        </w:tc>
+        <w:tc>
+          <w:tcPr>
+            <w:tcW w:w="775" w:type="dxa"/>
+          </w:tcPr>
+          <w:p>
+            <w:pPr>
+              <w:jc w:val="center"/>
+              <w:rPr>
+                <w:sz w:val="20"/>
+                <w:szCs w:val="20"/>
+              </w:rPr>
+            </w:pPr>
+          </w:p>
+        </w:tc>
+        <w:tc>
+          <w:tcPr>
+            <w:tcW w:w="784" w:type="dxa"/>
+          </w:tcPr>
+          <w:p>
+            <w:pPr>
+              <w:jc w:val="center"/>
+              <w:rPr>
+                <w:sz w:val="20"/>
+                <w:szCs w:val="20"/>
+              </w:rPr>
+            </w:pPr>
+          </w:p>
+        </w:tc>
+        <w:tc>
+          <w:tcPr>
+            <w:tcW w:w="851" w:type="dxa"/>
+          </w:tcPr>
+          <w:p>
+            <w:pPr>
+              <w:jc w:val="center"/>
+              <w:rPr>
+                <w:sz w:val="20"/>
+                <w:szCs w:val="20"/>
+              </w:rPr>
+            </w:pPr>
+          </w:p>
+        </w:tc>
+        <w:tc>
+          <w:tcPr>
+            <w:tcW w:w="850" w:type="dxa"/>
+          </w:tcPr>
+          <w:p>
+            <w:pPr>
+              <w:jc w:val="center"/>
+              <w:rPr>
+                <w:sz w:val="20"/>
+                <w:szCs w:val="20"/>
+              </w:rPr>
+            </w:pPr>
+          </w:p>
+        </w:tc>
+        <w:tc>
+          <w:tcPr>
+            <w:tcW w:w="567" w:type="dxa"/>
+          </w:tcPr>
+          <w:p>
+            <w:pPr>
+              <w:jc w:val="center"/>
+              <w:rPr>
+                <w:sz w:val="20"/>
+                <w:szCs w:val="20"/>
+              </w:rPr>
+            </w:pPr>
+          </w:p>
+        </w:tc>
+        <w:tc>
+          <w:tcPr>
+            <w:tcW w:w="851" w:type="dxa"/>
+          </w:tcPr>
+          <w:p>
+            <w:pPr>
+              <w:jc w:val="center"/>
+              <w:rPr>
+                <w:sz w:val="20"/>
+                <w:szCs w:val="20"/>
+              </w:rPr>
+            </w:pPr>
+          </w:p>
+        </w:tc>
+        <w:tc>
+          <w:tcPr>
+            <w:tcW w:w="850" w:type="dxa"/>
+          </w:tcPr>
+          <w:p>
+            <w:pPr>
+              <w:jc w:val="center"/>
+              <w:rPr>
+                <w:sz w:val="20"/>
+                <w:szCs w:val="20"/>
+              </w:rPr>
+            </w:pPr>
+          </w:p>
+        </w:tc>
+        <w:tc>
+          <w:tcPr>
+            <w:tcW w:w="1559" w:type="dxa"/>
+          </w:tcPr>
+          <w:p>
+            <w:pPr>
+              <w:jc w:val="center"/>
+              <w:rPr>
+                <w:sz w:val="20"/>
+                <w:szCs w:val="20"/>
+              </w:rPr>
+            </w:pPr>
+          </w:p>
+        </w:tc>
+      </w:tr>
+      <w:tr>
+        <w:trPr>
+          <w:cantSplit/>
+          <w:trHeight w:val="860"/>
+        </w:trPr>
+        <w:tc>
+          <w:tcPr>
+            <w:tcW w:w="421" w:type="dxa"/>
+          </w:tcPr>
+          <w:p>
+            <w:pPr>
+              <w:jc w:val="center"/>
+              <w:rPr>
+                <w:sz w:val="20"/>
+                <w:szCs w:val="20"/>
+              </w:rPr>
+            </w:pPr>
+          </w:p>
+        </w:tc>
+        <w:tc>
+          <w:tcPr>
+            <w:tcW w:w="1559" w:type="dxa"/>
+          </w:tcPr>
+          <w:p>
+            <w:pPr>
+              <w:rPr>
+                <w:sz w:val="20"/>
+                <w:szCs w:val="20"/>
+              </w:rPr>
+            </w:pPr>
+          </w:p>
+        </w:tc>
+        <w:tc>
+          <w:tcPr>
+            <w:tcW w:w="1417" w:type="dxa"/>
+          </w:tcPr>
+          <w:p>
+            <w:pPr>
+              <w:rPr>
+                <w:sz w:val="20"/>
+                <w:szCs w:val="20"/>
+              </w:rPr>
+            </w:pPr>
+          </w:p>
+        </w:tc>
+        <w:tc>
+          <w:tcPr>
+            <w:tcW w:w="567" w:type="dxa"/>
+            <w:textDirection w:val="btLr"/>
+          </w:tcPr>
+          <w:p>
+            <w:pPr>
+              <w:ind w:left="113" w:right="113"/>
+              <w:jc w:val="center"/>
+              <w:rPr>
+                <w:sz w:val="20"/>
+                <w:szCs w:val="20"/>
+              </w:rPr>
+            </w:pPr>
+          </w:p>
+        </w:tc>
+        <w:tc>
+          <w:tcPr>
+            <w:tcW w:w="709" w:type="dxa"/>
+            <w:textDirection w:val="btLr"/>
+          </w:tcPr>
+          <w:p>
+            <w:pPr>
+              <w:ind w:left="113" w:right="113"/>
+              <w:jc w:val="center"/>
+              <w:rPr>
+                <w:sz w:val="20"/>
+                <w:szCs w:val="20"/>
+              </w:rPr>
+            </w:pPr>
+          </w:p>
+        </w:tc>
+        <w:tc>
+          <w:tcPr>
+            <w:tcW w:w="1134" w:type="dxa"/>
+          </w:tcPr>
+          <w:p>
+            <w:pPr>
+              <w:jc w:val="center"/>
+              <w:rPr>
+                <w:sz w:val="20"/>
+                <w:szCs w:val="20"/>
+              </w:rPr>
+            </w:pPr>
+          </w:p>
+        </w:tc>
+        <w:tc>
+          <w:tcPr>
+            <w:tcW w:w="709" w:type="dxa"/>
+            <w:textDirection w:val="btLr"/>
+          </w:tcPr>
+          <w:p>
+            <w:pPr>
+              <w:ind w:left="113" w:right="113"/>
+              <w:jc w:val="center"/>
+              <w:rPr>
+                <w:sz w:val="20"/>
+                <w:szCs w:val="20"/>
+              </w:rPr>
+            </w:pPr>
+          </w:p>
+        </w:tc>
+        <w:tc>
+          <w:tcPr>
+            <w:tcW w:w="709" w:type="dxa"/>
+            <w:textDirection w:val="btLr"/>
+          </w:tcPr>
+          <w:p>
+            <w:pPr>
+              <w:ind w:left="113" w:right="113"/>
+              <w:jc w:val="center"/>
+              <w:rPr>
+                <w:sz w:val="20"/>
+                <w:szCs w:val="20"/>
+              </w:rPr>
+            </w:pPr>
+          </w:p>
+        </w:tc>
+        <w:tc>
+          <w:tcPr>
+            <w:tcW w:w="1559" w:type="dxa"/>
+          </w:tcPr>
+          <w:p>
+            <w:pPr>
+              <w:rPr>
+                <w:sz w:val="20"/>
+                <w:szCs w:val="20"/>
+              </w:rPr>
+            </w:pPr>
+          </w:p>
+        </w:tc>
+        <w:tc>
+          <w:tcPr>
+            <w:tcW w:w="775" w:type="dxa"/>
+          </w:tcPr>
+          <w:p>
+            <w:pPr>
+              <w:jc w:val="center"/>
+              <w:rPr>
+                <w:sz w:val="20"/>
+                <w:szCs w:val="20"/>
+              </w:rPr>
+            </w:pPr>
+          </w:p>
+        </w:tc>
+        <w:tc>
+          <w:tcPr>
+            <w:tcW w:w="784" w:type="dxa"/>
+          </w:tcPr>
+          <w:p>
+            <w:pPr>
+              <w:jc w:val="center"/>
+              <w:rPr>
+                <w:sz w:val="20"/>
+                <w:szCs w:val="20"/>
+              </w:rPr>
+            </w:pPr>
+          </w:p>
+        </w:tc>
+        <w:tc>
+          <w:tcPr>
+            <w:tcW w:w="851" w:type="dxa"/>
+          </w:tcPr>
+          <w:p>
+            <w:pPr>
+              <w:jc w:val="center"/>
+              <w:rPr>
+                <w:sz w:val="20"/>
+                <w:szCs w:val="20"/>
+              </w:rPr>
+            </w:pPr>
+          </w:p>
+        </w:tc>
+        <w:tc>
+          <w:tcPr>
+            <w:tcW w:w="850" w:type="dxa"/>
+          </w:tcPr>
+          <w:p>
+            <w:pPr>
+              <w:jc w:val="center"/>
+              <w:rPr>
+                <w:sz w:val="20"/>
+                <w:szCs w:val="20"/>
+              </w:rPr>
+            </w:pPr>
+          </w:p>
+        </w:tc>
+        <w:tc>
+          <w:tcPr>
+            <w:tcW w:w="567" w:type="dxa"/>
+          </w:tcPr>
+          <w:p>
+            <w:pPr>
+              <w:jc w:val="center"/>
+              <w:rPr>
+                <w:sz w:val="20"/>
+                <w:szCs w:val="20"/>
+              </w:rPr>
+            </w:pPr>
+          </w:p>
+        </w:tc>
+        <w:tc>
+          <w:tcPr>
+            <w:tcW w:w="851" w:type="dxa"/>
+          </w:tcPr>
+          <w:p>
+            <w:pPr>
+              <w:jc w:val="center"/>
+              <w:rPr>
+                <w:sz w:val="20"/>
+                <w:szCs w:val="20"/>
+              </w:rPr>
+            </w:pPr>
+          </w:p>
+        </w:tc>
+        <w:tc>
+          <w:tcPr>
+            <w:tcW w:w="850" w:type="dxa"/>
+          </w:tcPr>
+          <w:p>
+            <w:pPr>
+              <w:jc w:val="center"/>
+              <w:rPr>
+                <w:sz w:val="20"/>
+                <w:szCs w:val="20"/>
+              </w:rPr>
+            </w:pPr>
+          </w:p>
+        </w:tc>
+        <w:tc>
+          <w:tcPr>
+            <w:tcW w:w="1559" w:type="dxa"/>
+          </w:tcPr>
+          <w:p>
+            <w:pPr>
+              <w:jc w:val="center"/>
+              <w:rPr>
+                <w:sz w:val="20"/>
+                <w:szCs w:val="20"/>
+              </w:rPr>
+            </w:pPr>
+          </w:p>
+        </w:tc>
+      </w:tr>
+      <w:tr>
+        <w:trPr>
+          <w:cantSplit/>
+          <w:trHeight w:val="987"/>
+        </w:trPr>
+        <w:tc>
+          <w:tcPr>
+            <w:tcW w:w="421" w:type="dxa"/>
+          </w:tcPr>
+          <w:p>
+            <w:pPr>
+              <w:jc w:val="center"/>
+              <w:rPr>
+                <w:sz w:val="20"/>
+                <w:szCs w:val="20"/>
+              </w:rPr>
+            </w:pPr>
+          </w:p>
+        </w:tc>
+        <w:tc>
+          <w:tcPr>
+            <w:tcW w:w="1559" w:type="dxa"/>
+          </w:tcPr>
+          <w:p>
+            <w:pPr>
+              <w:rPr>
+                <w:sz w:val="20"/>
+                <w:szCs w:val="20"/>
+              </w:rPr>
+            </w:pPr>
+          </w:p>
+        </w:tc>
+        <w:tc>
+          <w:tcPr>
+            <w:tcW w:w="1417" w:type="dxa"/>
+          </w:tcPr>
+          <w:p>
+            <w:pPr>
+              <w:rPr>
+                <w:sz w:val="20"/>
+                <w:szCs w:val="20"/>
+              </w:rPr>
+            </w:pPr>
+          </w:p>
+        </w:tc>
+        <w:tc>
+          <w:tcPr>
+            <w:tcW w:w="567" w:type="dxa"/>
+            <w:textDirection w:val="btLr"/>
+          </w:tcPr>
+          <w:p>
+            <w:pPr>
+              <w:ind w:left="113" w:right="113"/>
+              <w:jc w:val="center"/>
+              <w:rPr>
+                <w:sz w:val="20"/>
+                <w:szCs w:val="20"/>
+              </w:rPr>
+            </w:pPr>
+          </w:p>
+        </w:tc>
+        <w:tc>
+          <w:tcPr>
+            <w:tcW w:w="709" w:type="dxa"/>
+            <w:textDirection w:val="btLr"/>
+          </w:tcPr>
+          <w:p>
+            <w:pPr>
+              <w:ind w:left="113" w:right="113"/>
+              <w:jc w:val="center"/>
+              <w:rPr>
+                <w:sz w:val="20"/>
+                <w:szCs w:val="20"/>
+              </w:rPr>
+            </w:pPr>
+          </w:p>
+        </w:tc>
+        <w:tc>
+          <w:tcPr>
+            <w:tcW w:w="1134" w:type="dxa"/>
+          </w:tcPr>
+          <w:p>
+            <w:pPr>
+              <w:jc w:val="center"/>
+              <w:rPr>
+                <w:sz w:val="20"/>
+                <w:szCs w:val="20"/>
+              </w:rPr>
+            </w:pPr>
+          </w:p>
+        </w:tc>
+        <w:tc>
+          <w:tcPr>
+            <w:tcW w:w="709" w:type="dxa"/>
+            <w:textDirection w:val="btLr"/>
+          </w:tcPr>
+          <w:p>
+            <w:pPr>
+              <w:ind w:left="113" w:right="113"/>
+              <w:jc w:val="center"/>
+              <w:rPr>
+                <w:sz w:val="20"/>
+                <w:szCs w:val="20"/>
+              </w:rPr>
+            </w:pPr>
+          </w:p>
+        </w:tc>
+        <w:tc>
+          <w:tcPr>
+            <w:tcW w:w="709" w:type="dxa"/>
+            <w:textDirection w:val="btLr"/>
+          </w:tcPr>
+          <w:p>
+            <w:pPr>
+              <w:ind w:left="113" w:right="113"/>
+              <w:jc w:val="center"/>
+              <w:rPr>
+                <w:sz w:val="20"/>
+                <w:szCs w:val="20"/>
+              </w:rPr>
+            </w:pPr>
+          </w:p>
+        </w:tc>
+        <w:tc>
+          <w:tcPr>
+            <w:tcW w:w="1559" w:type="dxa"/>
+          </w:tcPr>
+          <w:p>
+            <w:pPr>
+              <w:rPr>
+                <w:sz w:val="20"/>
+                <w:szCs w:val="20"/>
+              </w:rPr>
+            </w:pPr>
+          </w:p>
+        </w:tc>
+        <w:tc>
+          <w:tcPr>
+            <w:tcW w:w="775" w:type="dxa"/>
+          </w:tcPr>
+          <w:p>
+            <w:pPr>
+              <w:jc w:val="center"/>
+              <w:rPr>
+                <w:sz w:val="20"/>
+                <w:szCs w:val="20"/>
+              </w:rPr>
+            </w:pPr>
+          </w:p>
+        </w:tc>
+        <w:tc>
+          <w:tcPr>
+            <w:tcW w:w="784" w:type="dxa"/>
+          </w:tcPr>
+          <w:p>
+            <w:pPr>
+              <w:jc w:val="center"/>
+              <w:rPr>
+                <w:sz w:val="20"/>
+                <w:szCs w:val="20"/>
+              </w:rPr>
+            </w:pPr>
+          </w:p>
+        </w:tc>
+        <w:tc>
+          <w:tcPr>
+            <w:tcW w:w="851" w:type="dxa"/>
+          </w:tcPr>
+          <w:p>
+            <w:pPr>
+              <w:jc w:val="center"/>
+              <w:rPr>
+                <w:sz w:val="20"/>
+                <w:szCs w:val="20"/>
+              </w:rPr>
+            </w:pPr>
+          </w:p>
+        </w:tc>
+        <w:tc>
+          <w:tcPr>
+            <w:tcW w:w="850" w:type="dxa"/>
+          </w:tcPr>
+          <w:p>
+            <w:pPr>
+              <w:jc w:val="center"/>
+              <w:rPr>
+                <w:sz w:val="20"/>
+                <w:szCs w:val="20"/>
+              </w:rPr>
+            </w:pPr>
+          </w:p>
+        </w:tc>
+        <w:tc>
+          <w:tcPr>
+            <w:tcW w:w="567" w:type="dxa"/>
+          </w:tcPr>
+          <w:p>
+            <w:pPr>
+              <w:jc w:val="center"/>
+              <w:rPr>
+                <w:sz w:val="20"/>
+                <w:szCs w:val="20"/>
+              </w:rPr>
+            </w:pPr>
+          </w:p>
+        </w:tc>
+        <w:tc>
+          <w:tcPr>
+            <w:tcW w:w="851" w:type="dxa"/>
+          </w:tcPr>
+          <w:p>
+            <w:pPr>
+              <w:jc w:val="center"/>
+              <w:rPr>
+                <w:sz w:val="20"/>
+                <w:szCs w:val="20"/>
+              </w:rPr>
+            </w:pPr>
+          </w:p>
+        </w:tc>
+        <w:tc>
+          <w:tcPr>
+            <w:tcW w:w="850" w:type="dxa"/>
+          </w:tcPr>
+          <w:p>
+            <w:pPr>
+              <w:jc w:val="center"/>
+              <w:rPr>
+                <w:sz w:val="20"/>
+                <w:szCs w:val="20"/>
+              </w:rPr>
+            </w:pPr>
+          </w:p>
+        </w:tc>
+        <w:tc>
+          <w:tcPr>
+            <w:tcW w:w="1559" w:type="dxa"/>
+            <w:vAlign w:val="center"/>
+          </w:tcPr>
+          <w:p>
+            <w:pPr>
+              <w:rPr>
+                <w:sz w:val="20"/>
+                <w:szCs w:val="20"/>
+              </w:rPr>
+            </w:pPr>
+          </w:p>
+        </w:tc>
+      </w:tr>
+      <w:tr>
+        <w:trPr>
+          <w:cantSplit/>
+          <w:trHeight w:val="982"/>
+        </w:trPr>
+        <w:tc>
+          <w:tcPr>
+            <w:tcW w:w="421" w:type="dxa"/>
+          </w:tcPr>
+          <w:p>
+            <w:pPr>
+              <w:jc w:val="center"/>
+              <w:rPr>
+                <w:sz w:val="20"/>
+                <w:szCs w:val="20"/>
+              </w:rPr>
+            </w:pPr>
+          </w:p>
+        </w:tc>
+        <w:tc>
+          <w:tcPr>
+            <w:tcW w:w="1559" w:type="dxa"/>
+          </w:tcPr>
+          <w:p>
+            <w:pPr>
+              <w:rPr>
+                <w:sz w:val="20"/>
+                <w:szCs w:val="20"/>
+              </w:rPr>
+            </w:pPr>
+          </w:p>
+        </w:tc>
+        <w:tc>
+          <w:tcPr>
+            <w:tcW w:w="1417" w:type="dxa"/>
+          </w:tcPr>
+          <w:p>
+            <w:pPr>
+              <w:rPr>
+                <w:sz w:val="20"/>
+                <w:szCs w:val="20"/>
+              </w:rPr>
+            </w:pPr>
+          </w:p>
+        </w:tc>
+        <w:tc>
+          <w:tcPr>
+            <w:tcW w:w="567" w:type="dxa"/>
+            <w:textDirection w:val="btLr"/>
+          </w:tcPr>
+          <w:p>
+            <w:pPr>
+              <w:ind w:left="113" w:right="113"/>
+              <w:jc w:val="center"/>
+              <w:rPr>
+                <w:sz w:val="20"/>
+                <w:szCs w:val="20"/>
+              </w:rPr>
+            </w:pPr>
+          </w:p>
+        </w:tc>
+        <w:tc>
+          <w:tcPr>
+            <w:tcW w:w="709" w:type="dxa"/>
+            <w:textDirection w:val="btLr"/>
+          </w:tcPr>
+          <w:p>
+            <w:pPr>
+              <w:ind w:left="113" w:right="113"/>
+              <w:jc w:val="center"/>
+              <w:rPr>
+                <w:sz w:val="20"/>
+                <w:szCs w:val="20"/>
+              </w:rPr>
+            </w:pPr>
+          </w:p>
+        </w:tc>
+        <w:tc>
+          <w:tcPr>
+            <w:tcW w:w="1134" w:type="dxa"/>
+          </w:tcPr>
+          <w:p>
+            <w:pPr>
+              <w:jc w:val="center"/>
+              <w:rPr>
+                <w:sz w:val="20"/>
+                <w:szCs w:val="20"/>
+              </w:rPr>
+            </w:pPr>
+          </w:p>
+        </w:tc>
+        <w:tc>
+          <w:tcPr>
+            <w:tcW w:w="709" w:type="dxa"/>
+            <w:textDirection w:val="btLr"/>
+          </w:tcPr>
+          <w:p>
+            <w:pPr>
+              <w:ind w:left="113" w:right="113"/>
+              <w:jc w:val="center"/>
+              <w:rPr>
+                <w:sz w:val="20"/>
+                <w:szCs w:val="20"/>
+              </w:rPr>
+            </w:pPr>
+          </w:p>
+        </w:tc>
+        <w:tc>
+          <w:tcPr>
+            <w:tcW w:w="709" w:type="dxa"/>
+            <w:textDirection w:val="btLr"/>
+          </w:tcPr>
+          <w:p>
+            <w:pPr>
+              <w:ind w:left="113" w:right="113"/>
+              <w:jc w:val="center"/>
+              <w:rPr>
+                <w:sz w:val="20"/>
+                <w:szCs w:val="20"/>
+              </w:rPr>
+            </w:pPr>
+          </w:p>
+        </w:tc>
+        <w:tc>
+          <w:tcPr>
+            <w:tcW w:w="1559" w:type="dxa"/>
+          </w:tcPr>
+          <w:p>
+            <w:pPr>
+              <w:rPr>
+                <w:sz w:val="20"/>
+                <w:szCs w:val="20"/>
+              </w:rPr>
+            </w:pPr>
+          </w:p>
+        </w:tc>
+        <w:tc>
+          <w:tcPr>
+            <w:tcW w:w="775" w:type="dxa"/>
+          </w:tcPr>
+          <w:p>
+            <w:pPr>
+              <w:jc w:val="center"/>
+              <w:rPr>
+                <w:sz w:val="20"/>
+                <w:szCs w:val="20"/>
+              </w:rPr>
+            </w:pPr>
+          </w:p>
+        </w:tc>
+        <w:tc>
+          <w:tcPr>
+            <w:tcW w:w="784" w:type="dxa"/>
+          </w:tcPr>
+          <w:p>
+            <w:pPr>
+              <w:jc w:val="center"/>
+              <w:rPr>
+                <w:sz w:val="20"/>
+                <w:szCs w:val="20"/>
+              </w:rPr>
+            </w:pPr>
+          </w:p>
+        </w:tc>
+        <w:tc>
+          <w:tcPr>
+            <w:tcW w:w="851" w:type="dxa"/>
+          </w:tcPr>
+          <w:p>
+            <w:pPr>
+              <w:jc w:val="center"/>
+              <w:rPr>
+                <w:sz w:val="20"/>
+                <w:szCs w:val="20"/>
+              </w:rPr>
+            </w:pPr>
+          </w:p>
+        </w:tc>
+        <w:tc>
+          <w:tcPr>
+            <w:tcW w:w="850" w:type="dxa"/>
+          </w:tcPr>
+          <w:p>
+            <w:pPr>
+              <w:jc w:val="center"/>
+              <w:rPr>
+                <w:sz w:val="20"/>
+                <w:szCs w:val="20"/>
+              </w:rPr>
+            </w:pPr>
+          </w:p>
+        </w:tc>
+        <w:tc>
+          <w:tcPr>
+            <w:tcW w:w="567" w:type="dxa"/>
+          </w:tcPr>
+          <w:p>
+            <w:pPr>
+              <w:jc w:val="center"/>
+              <w:rPr>
+                <w:sz w:val="20"/>
+                <w:szCs w:val="20"/>
+              </w:rPr>
+            </w:pPr>
+          </w:p>
+        </w:tc>
+        <w:tc>
+          <w:tcPr>
+            <w:tcW w:w="851" w:type="dxa"/>
+          </w:tcPr>
+          <w:p>
+            <w:pPr>
+              <w:jc w:val="center"/>
+              <w:rPr>
+                <w:sz w:val="20"/>
+                <w:szCs w:val="20"/>
+              </w:rPr>
+            </w:pPr>
+          </w:p>
+        </w:tc>
+        <w:tc>
+          <w:tcPr>
+            <w:tcW w:w="850" w:type="dxa"/>
+          </w:tcPr>
+          <w:p>
+            <w:pPr>
+              <w:jc w:val="center"/>
+              <w:rPr>
+                <w:sz w:val="20"/>
+                <w:szCs w:val="20"/>
+              </w:rPr>
+            </w:pPr>
+          </w:p>
+        </w:tc>
+        <w:tc>
+          <w:tcPr>
+            <w:tcW w:w="1559" w:type="dxa"/>
+            <w:vAlign w:val="center"/>
+          </w:tcPr>
+          <w:p>
+            <w:pPr>
+              <w:rPr>
+                <w:sz w:val="20"/>
+                <w:szCs w:val="20"/>
+              </w:rPr>
+            </w:pPr>
+          </w:p>
+        </w:tc>
+      </w:tr>
+      <w:tr>
+        <w:trPr>
+          <w:cantSplit/>
+          <w:trHeight w:val="916"/>
+        </w:trPr>
+        <w:tc>
+          <w:tcPr>
+            <w:tcW w:w="421" w:type="dxa"/>
+          </w:tcPr>
+          <w:p>
+            <w:pPr>
+              <w:jc w:val="center"/>
+              <w:rPr>
+                <w:sz w:val="20"/>
+                <w:szCs w:val="20"/>
+              </w:rPr>
+            </w:pPr>
+          </w:p>
+        </w:tc>
+        <w:tc>
+          <w:tcPr>
+            <w:tcW w:w="1559" w:type="dxa"/>
+            <w:vAlign w:val="center"/>
+          </w:tcPr>
+          <w:p>
+            <w:pPr>
+              <w:rPr>
+                <w:sz w:val="20"/>
+                <w:szCs w:val="20"/>
+              </w:rPr>
+            </w:pPr>
+          </w:p>
+        </w:tc>
+        <w:tc>
+          <w:tcPr>
+            <w:tcW w:w="1417" w:type="dxa"/>
+            <w:vAlign w:val="center"/>
+          </w:tcPr>
+          <w:p>
+            <w:pPr>
+              <w:rPr>
+                <w:sz w:val="20"/>
+                <w:szCs w:val="20"/>
+              </w:rPr>
+            </w:pPr>
+          </w:p>
+        </w:tc>
+        <w:tc>
+          <w:tcPr>
+            <w:tcW w:w="567" w:type="dxa"/>
+            <w:textDirection w:val="btLr"/>
+            <w:vAlign w:val="center"/>
+          </w:tcPr>
+          <w:p>
+            <w:pPr>
+              <w:ind w:left="113" w:right="113"/>
+              <w:jc w:val="center"/>
+              <w:rPr>
+                <w:sz w:val="20"/>
+                <w:szCs w:val="20"/>
+              </w:rPr>
+            </w:pPr>
+          </w:p>
+        </w:tc>
+        <w:tc>
+          <w:tcPr>
+            <w:tcW w:w="709" w:type="dxa"/>
+            <w:textDirection w:val="btLr"/>
+            <w:vAlign w:val="center"/>
+          </w:tcPr>
+          <w:p>
+            <w:pPr>
+              <w:ind w:left="113" w:right="113"/>
+              <w:jc w:val="center"/>
+              <w:rPr>
+                <w:sz w:val="20"/>
+                <w:szCs w:val="20"/>
+              </w:rPr>
+            </w:pPr>
+          </w:p>
+        </w:tc>
+        <w:tc>
+          <w:tcPr>
+            <w:tcW w:w="1134" w:type="dxa"/>
+            <w:vAlign w:val="center"/>
+          </w:tcPr>
+          <w:p>
+            <w:pPr>
+              <w:jc w:val="center"/>
+              <w:rPr>
+                <w:sz w:val="20"/>
+                <w:szCs w:val="20"/>
+              </w:rPr>
+            </w:pPr>
+          </w:p>
+        </w:tc>
+        <w:tc>
+          <w:tcPr>
+            <w:tcW w:w="709" w:type="dxa"/>
+            <w:textDirection w:val="btLr"/>
+            <w:vAlign w:val="center"/>
+          </w:tcPr>
+          <w:p>
+            <w:pPr>
+              <w:ind w:left="113" w:right="113"/>
+              <w:jc w:val="center"/>
+              <w:rPr>
+                <w:sz w:val="20"/>
+                <w:szCs w:val="20"/>
+              </w:rPr>
+            </w:pPr>
+          </w:p>
+        </w:tc>
+        <w:tc>
+          <w:tcPr>
+            <w:tcW w:w="709" w:type="dxa"/>
+            <w:textDirection w:val="btLr"/>
+            <w:vAlign w:val="center"/>
+          </w:tcPr>
+          <w:p>
+            <w:pPr>
+              <w:ind w:left="113" w:right="113"/>
+              <w:jc w:val="center"/>
+              <w:rPr>
+                <w:sz w:val="20"/>
+                <w:szCs w:val="20"/>
+              </w:rPr>
+            </w:pPr>
+          </w:p>
+        </w:tc>
+        <w:tc>
+          <w:tcPr>
+            <w:tcW w:w="1559" w:type="dxa"/>
+          </w:tcPr>
+          <w:p>
+            <w:pPr>
+              <w:rPr>
+                <w:sz w:val="20"/>
+                <w:szCs w:val="20"/>
+              </w:rPr>
+            </w:pPr>
+          </w:p>
+        </w:tc>
+        <w:tc>
+          <w:tcPr>
+            <w:tcW w:w="775" w:type="dxa"/>
+          </w:tcPr>
+          <w:p>
+            <w:pPr>
+              <w:jc w:val="center"/>
+              <w:rPr>
+                <w:sz w:val="20"/>
+                <w:szCs w:val="20"/>
+              </w:rPr>
+            </w:pPr>
+          </w:p>
+        </w:tc>
+        <w:tc>
+          <w:tcPr>
+            <w:tcW w:w="784" w:type="dxa"/>
+          </w:tcPr>
+          <w:p>
+            <w:pPr>
+              <w:jc w:val="center"/>
+              <w:rPr>
+                <w:sz w:val="20"/>
+                <w:szCs w:val="20"/>
+              </w:rPr>
+            </w:pPr>
+          </w:p>
+        </w:tc>
+        <w:tc>
+          <w:tcPr>
+            <w:tcW w:w="851" w:type="dxa"/>
+          </w:tcPr>
+          <w:p>
+            <w:pPr>
+              <w:jc w:val="center"/>
+              <w:rPr>
+                <w:sz w:val="20"/>
+                <w:szCs w:val="20"/>
+              </w:rPr>
+            </w:pPr>
+          </w:p>
+        </w:tc>
+        <w:tc>
+          <w:tcPr>
+            <w:tcW w:w="850" w:type="dxa"/>
+          </w:tcPr>
+          <w:p>
+            <w:pPr>
+              <w:jc w:val="center"/>
+              <w:rPr>
+                <w:sz w:val="20"/>
+                <w:szCs w:val="20"/>
+              </w:rPr>
+            </w:pPr>
+          </w:p>
+        </w:tc>
+        <w:tc>
+          <w:tcPr>
+            <w:tcW w:w="567" w:type="dxa"/>
+          </w:tcPr>
+          <w:p>
+            <w:pPr>
+              <w:jc w:val="center"/>
+              <w:rPr>
+                <w:sz w:val="20"/>
+                <w:szCs w:val="20"/>
+              </w:rPr>
+            </w:pPr>
+          </w:p>
+        </w:tc>
+        <w:tc>
+          <w:tcPr>
+            <w:tcW w:w="851" w:type="dxa"/>
+          </w:tcPr>
+          <w:p>
+            <w:pPr>
+              <w:jc w:val="center"/>
+              <w:rPr>
+                <w:sz w:val="20"/>
+                <w:szCs w:val="20"/>
+              </w:rPr>
+            </w:pPr>
+          </w:p>
+        </w:tc>
+        <w:tc>
+          <w:tcPr>
+            <w:tcW w:w="850" w:type="dxa"/>
+          </w:tcPr>
+          <w:p>
+            <w:pPr>
+              <w:jc w:val="center"/>
+              <w:rPr>
+                <w:sz w:val="20"/>
+                <w:szCs w:val="20"/>
+              </w:rPr>
+            </w:pPr>
+          </w:p>
+        </w:tc>
+        <w:tc>
+          <w:tcPr>
+            <w:tcW w:w="1559" w:type="dxa"/>
+            <w:vAlign w:val="center"/>
+          </w:tcPr>
+          <w:p>
+            <w:pPr>
+              <w:rPr>
+                <w:sz w:val="20"/>
+                <w:szCs w:val="20"/>
+              </w:rPr>
+            </w:pPr>
+          </w:p>
+        </w:tc>
+      </w:tr>
+      <w:tr>
+        <w:trPr>
+          <w:cantSplit/>
+          <w:trHeight w:val="986"/>
+        </w:trPr>
+        <w:tc>
+          <w:tcPr>
+            <w:tcW w:w="421" w:type="dxa"/>
+          </w:tcPr>
+          <w:p>
+            <w:pPr>
+              <w:jc w:val="center"/>
+              <w:rPr>
+                <w:sz w:val="20"/>
+                <w:szCs w:val="20"/>
+              </w:rPr>
+            </w:pPr>
+          </w:p>
+        </w:tc>
+        <w:tc>
+          <w:tcPr>
+            <w:tcW w:w="1559" w:type="dxa"/>
+          </w:tcPr>
+          <w:p>
+            <w:pPr>
+              <w:rPr>
+                <w:sz w:val="20"/>
+                <w:szCs w:val="20"/>
+              </w:rPr>
+            </w:pPr>
+          </w:p>
+        </w:tc>
+        <w:tc>
+          <w:tcPr>
+            <w:tcW w:w="1417" w:type="dxa"/>
+          </w:tcPr>
+          <w:p>
+            <w:pPr>
+              <w:rPr>
+                <w:sz w:val="20"/>
+                <w:szCs w:val="20"/>
+              </w:rPr>
+            </w:pPr>
+          </w:p>
+        </w:tc>
+        <w:tc>
+          <w:tcPr>
+            <w:tcW w:w="567" w:type="dxa"/>
+            <w:textDirection w:val="btLr"/>
+          </w:tcPr>
+          <w:p>
+            <w:pPr>
+              <w:ind w:left="113" w:right="113"/>
+              <w:rPr>
+                <w:sz w:val="20"/>
+                <w:szCs w:val="20"/>
+              </w:rPr>
+            </w:pPr>
+          </w:p>
+        </w:tc>
+        <w:tc>
+          <w:tcPr>
+            <w:tcW w:w="709" w:type="dxa"/>
+            <w:textDirection w:val="btLr"/>
+          </w:tcPr>
+          <w:p>
+            <w:pPr>
+              <w:ind w:left="113" w:right="113"/>
+              <w:jc w:val="center"/>
+              <w:rPr>
+                <w:sz w:val="20"/>
+                <w:szCs w:val="20"/>
+              </w:rPr>
+            </w:pPr>
+          </w:p>
+        </w:tc>
+        <w:tc>
+          <w:tcPr>
+            <w:tcW w:w="1134" w:type="dxa"/>
+          </w:tcPr>
+          <w:p>
+            <w:pPr>
+              <w:jc w:val="center"/>
+              <w:rPr>
+                <w:sz w:val="20"/>
+                <w:szCs w:val="20"/>
+              </w:rPr>
+            </w:pPr>
+          </w:p>
+        </w:tc>
+        <w:tc>
+          <w:tcPr>
+            <w:tcW w:w="709" w:type="dxa"/>
+            <w:textDirection w:val="btLr"/>
+          </w:tcPr>
+          <w:p>
+            <w:pPr>
+              <w:ind w:left="113" w:right="113"/>
+              <w:jc w:val="center"/>
+              <w:rPr>
+                <w:sz w:val="20"/>
+                <w:szCs w:val="20"/>
+              </w:rPr>
+            </w:pPr>
+          </w:p>
+        </w:tc>
+        <w:tc>
+          <w:tcPr>
+            <w:tcW w:w="709" w:type="dxa"/>
+            <w:textDirection w:val="btLr"/>
+          </w:tcPr>
+          <w:p>
+            <w:pPr>
+              <w:ind w:left="113" w:right="113"/>
+              <w:jc w:val="center"/>
+              <w:rPr>
+                <w:sz w:val="20"/>
+                <w:szCs w:val="20"/>
+              </w:rPr>
+            </w:pPr>
+          </w:p>
+        </w:tc>
+        <w:tc>
+          <w:tcPr>
+            <w:tcW w:w="1559" w:type="dxa"/>
+          </w:tcPr>
+          <w:p>
+            <w:pPr>
+              <w:rPr>
+                <w:sz w:val="20"/>
+                <w:szCs w:val="20"/>
+              </w:rPr>
+            </w:pPr>
+          </w:p>
+        </w:tc>
+        <w:tc>
+          <w:tcPr>
+            <w:tcW w:w="775" w:type="dxa"/>
+          </w:tcPr>
+          <w:p>
+            <w:pPr>
+              <w:jc w:val="center"/>
+              <w:rPr>
+                <w:sz w:val="20"/>
+                <w:szCs w:val="20"/>
+              </w:rPr>
+            </w:pPr>
+          </w:p>
+        </w:tc>
+        <w:tc>
+          <w:tcPr>
+            <w:tcW w:w="784" w:type="dxa"/>
+          </w:tcPr>
+          <w:p>
+            <w:pPr>
+              <w:jc w:val="center"/>
+              <w:rPr>
+                <w:sz w:val="20"/>
+                <w:szCs w:val="20"/>
+              </w:rPr>
+            </w:pPr>
+          </w:p>
+        </w:tc>
+        <w:tc>
+          <w:tcPr>
+            <w:tcW w:w="851" w:type="dxa"/>
+          </w:tcPr>
+          <w:p>
+            <w:pPr>
+              <w:jc w:val="center"/>
+              <w:rPr>
+                <w:sz w:val="20"/>
+                <w:szCs w:val="20"/>
+              </w:rPr>
+            </w:pPr>
+          </w:p>
+        </w:tc>
+        <w:tc>
+          <w:tcPr>
+            <w:tcW w:w="850" w:type="dxa"/>
+          </w:tcPr>
+          <w:p>
+            <w:pPr>
+              <w:jc w:val="center"/>
+              <w:rPr>
+                <w:sz w:val="20"/>
+                <w:szCs w:val="20"/>
+              </w:rPr>
+            </w:pPr>
+          </w:p>
+        </w:tc>
+        <w:tc>
+          <w:tcPr>
+            <w:tcW w:w="567" w:type="dxa"/>
+          </w:tcPr>
+          <w:p>
+            <w:pPr>
+              <w:jc w:val="center"/>
+              <w:rPr>
+                <w:sz w:val="20"/>
+                <w:szCs w:val="20"/>
+              </w:rPr>
+            </w:pPr>
+          </w:p>
+        </w:tc>
+        <w:tc>
+          <w:tcPr>
+            <w:tcW w:w="851" w:type="dxa"/>
+          </w:tcPr>
+          <w:p>
+            <w:pPr>
+              <w:jc w:val="center"/>
+              <w:rPr>
+                <w:sz w:val="20"/>
+                <w:szCs w:val="20"/>
+              </w:rPr>
+            </w:pPr>
+          </w:p>
+        </w:tc>
+        <w:tc>
+          <w:tcPr>
+            <w:tcW w:w="850" w:type="dxa"/>
+          </w:tcPr>
+          <w:p>
+            <w:pPr>
+              <w:jc w:val="center"/>
+              <w:rPr>
+                <w:sz w:val="20"/>
+                <w:szCs w:val="20"/>
+              </w:rPr>
+            </w:pPr>
+          </w:p>
+        </w:tc>
+        <w:tc>
+          <w:tcPr>
+            <w:tcW w:w="1559" w:type="dxa"/>
+            <w:vAlign w:val="center"/>
+          </w:tcPr>
+          <w:p>
+            <w:pPr>
+              <w:rPr>
+                <w:sz w:val="20"/>
+                <w:szCs w:val="20"/>
+              </w:rPr>
+            </w:pPr>
+          </w:p>
+        </w:tc>
+      </w:tr>
+      <w:tr>
+        <w:trPr>
+          <w:cantSplit/>
+          <w:trHeight w:val="1134"/>
+        </w:trPr>
+        <w:tc>
+          <w:tcPr>
+            <w:tcW w:w="421" w:type="dxa"/>
+          </w:tcPr>
+          <w:p>
+            <w:pPr>
+              <w:jc w:val="center"/>
+              <w:rPr>
+                <w:sz w:val="20"/>
+                <w:szCs w:val="20"/>
+              </w:rPr>
+            </w:pPr>
+          </w:p>
+        </w:tc>
+        <w:tc>
+          <w:tcPr>
+            <w:tcW w:w="1559" w:type="dxa"/>
+          </w:tcPr>
+          <w:p>
+            <w:pPr>
+              <w:rPr>
+                <w:sz w:val="20"/>
+                <w:szCs w:val="20"/>
+              </w:rPr>
+            </w:pPr>
+          </w:p>
+        </w:tc>
+        <w:tc>
+          <w:tcPr>
+            <w:tcW w:w="1417" w:type="dxa"/>
+          </w:tcPr>
+          <w:p>
+            <w:pPr>
+              <w:rPr>
+                <w:sz w:val="20"/>
+                <w:szCs w:val="20"/>
+              </w:rPr>
+            </w:pPr>
+          </w:p>
+        </w:tc>
+        <w:tc>
+          <w:tcPr>
+            <w:tcW w:w="567" w:type="dxa"/>
+            <w:textDirection w:val="btLr"/>
+          </w:tcPr>
+          <w:p>
+            <w:pPr>
+              <w:ind w:left="113" w:right="113"/>
+              <w:jc w:val="center"/>
+              <w:rPr>
+                <w:sz w:val="20"/>
+                <w:szCs w:val="20"/>
+              </w:rPr>
+            </w:pPr>
+          </w:p>
+        </w:tc>
+        <w:tc>
+          <w:tcPr>
+            <w:tcW w:w="709" w:type="dxa"/>
+            <w:textDirection w:val="btLr"/>
+          </w:tcPr>
+          <w:p>
+            <w:pPr>
+              <w:ind w:left="113" w:right="113"/>
+              <w:jc w:val="center"/>
+              <w:rPr>
+                <w:sz w:val="20"/>
+                <w:szCs w:val="20"/>
+              </w:rPr>
+            </w:pPr>
+          </w:p>
+        </w:tc>
+        <w:tc>
+          <w:tcPr>
+            <w:tcW w:w="1134" w:type="dxa"/>
+          </w:tcPr>
+          <w:p>
+            <w:pPr>
+              <w:jc w:val="center"/>
+              <w:rPr>
+                <w:sz w:val="20"/>
+                <w:szCs w:val="20"/>
+              </w:rPr>
+            </w:pPr>
+          </w:p>
+        </w:tc>
+        <w:tc>
+          <w:tcPr>
+            <w:tcW w:w="709" w:type="dxa"/>
+            <w:textDirection w:val="btLr"/>
+          </w:tcPr>
+          <w:p>
+            <w:pPr>
+              <w:ind w:left="113" w:right="113"/>
+              <w:jc w:val="center"/>
+              <w:rPr>
+                <w:sz w:val="20"/>
+                <w:szCs w:val="20"/>
+              </w:rPr>
+            </w:pPr>
+          </w:p>
+        </w:tc>
+        <w:tc>
+          <w:tcPr>
+            <w:tcW w:w="709" w:type="dxa"/>
+            <w:textDirection w:val="btLr"/>
+          </w:tcPr>
+          <w:p>
+            <w:pPr>
+              <w:ind w:left="113" w:right="113"/>
+              <w:jc w:val="center"/>
+              <w:rPr>
+                <w:sz w:val="20"/>
+                <w:szCs w:val="20"/>
+              </w:rPr>
+            </w:pPr>
+          </w:p>
+        </w:tc>
+        <w:tc>
+          <w:tcPr>
+            <w:tcW w:w="1559" w:type="dxa"/>
+          </w:tcPr>
+          <w:p>
+            <w:pPr>
+              <w:rPr>
+                <w:sz w:val="20"/>
+                <w:szCs w:val="20"/>
+              </w:rPr>
+            </w:pPr>
+          </w:p>
+        </w:tc>
+        <w:tc>
+          <w:tcPr>
+            <w:tcW w:w="775" w:type="dxa"/>
+          </w:tcPr>
+          <w:p>
+            <w:pPr>
+              <w:jc w:val="center"/>
+              <w:rPr>
+                <w:sz w:val="20"/>
+                <w:szCs w:val="20"/>
+              </w:rPr>
+            </w:pPr>
+          </w:p>
+        </w:tc>
+        <w:tc>
+          <w:tcPr>
+            <w:tcW w:w="784" w:type="dxa"/>
+          </w:tcPr>
+          <w:p>
+            <w:pPr>
+              <w:jc w:val="center"/>
+              <w:rPr>
+                <w:sz w:val="20"/>
+                <w:szCs w:val="20"/>
+              </w:rPr>
+            </w:pPr>
+          </w:p>
+        </w:tc>
+        <w:tc>
+          <w:tcPr>
+            <w:tcW w:w="851" w:type="dxa"/>
+          </w:tcPr>
+          <w:p>
+            <w:pPr>
+              <w:jc w:val="center"/>
+              <w:rPr>
+                <w:sz w:val="20"/>
+                <w:szCs w:val="20"/>
+              </w:rPr>
+            </w:pPr>
+          </w:p>
+        </w:tc>
+        <w:tc>
+          <w:tcPr>
+            <w:tcW w:w="850" w:type="dxa"/>
+          </w:tcPr>
+          <w:p>
+            <w:pPr>
+              <w:jc w:val="center"/>
+              <w:rPr>
+                <w:sz w:val="20"/>
+                <w:szCs w:val="20"/>
+              </w:rPr>
+            </w:pPr>
+          </w:p>
+        </w:tc>
+        <w:tc>
+          <w:tcPr>
+            <w:tcW w:w="567" w:type="dxa"/>
+          </w:tcPr>
+          <w:p>
+            <w:pPr>
+              <w:jc w:val="center"/>
+              <w:rPr>
+                <w:sz w:val="20"/>
+                <w:szCs w:val="20"/>
+              </w:rPr>
+            </w:pPr>
+          </w:p>
+        </w:tc>
+        <w:tc>
+          <w:tcPr>
+            <w:tcW w:w="851" w:type="dxa"/>
+          </w:tcPr>
+          <w:p>
+            <w:pPr>
+              <w:jc w:val="center"/>
+              <w:rPr>
+                <w:sz w:val="20"/>
+                <w:szCs w:val="20"/>
+              </w:rPr>
+            </w:pPr>
+          </w:p>
+        </w:tc>
+        <w:tc>
+          <w:tcPr>
+            <w:tcW w:w="850" w:type="dxa"/>
+          </w:tcPr>
+          <w:p>
+            <w:pPr>
+              <w:jc w:val="center"/>
+              <w:rPr>
+                <w:sz w:val="20"/>
+                <w:szCs w:val="20"/>
+              </w:rPr>
+            </w:pPr>
+          </w:p>
+        </w:tc>
+        <w:tc>
+          <w:tcPr>
+            <w:tcW w:w="1559" w:type="dxa"/>
+            <w:vAlign w:val="center"/>
+          </w:tcPr>
+          <w:p>
+            <w:pPr>
+              <w:rPr>
+                <w:sz w:val="18"/>
+                <w:szCs w:val="18"/>
+              </w:rPr>
+            </w:pPr>
+          </w:p>
+        </w:tc>
+      </w:tr>
+      <w:tr>
+        <w:trPr>
+          <w:cantSplit/>
+          <w:trHeight w:val="1134"/>
+        </w:trPr>
+        <w:tc>
+          <w:tcPr>
+            <w:tcW w:w="421" w:type="dxa"/>
+          </w:tcPr>
+          <w:p>
+            <w:pPr>
+              <w:jc w:val="center"/>
+              <w:rPr>
+                <w:sz w:val="20"/>
+                <w:szCs w:val="20"/>
+              </w:rPr>
+            </w:pPr>
+          </w:p>
+        </w:tc>
+        <w:tc>
+          <w:tcPr>
+            <w:tcW w:w="1559" w:type="dxa"/>
+            <w:vAlign w:val="center"/>
+          </w:tcPr>
+          <w:p>
+            <w:pPr>
+              <w:rPr>
+                <w:sz w:val="20"/>
+                <w:szCs w:val="20"/>
+              </w:rPr>
+            </w:pPr>
+          </w:p>
+        </w:tc>
+        <w:tc>
+          <w:tcPr>
+            <w:tcW w:w="1417" w:type="dxa"/>
+            <w:vAlign w:val="center"/>
+          </w:tcPr>
+          <w:p>
+            <w:pPr>
+              <w:rPr>
+                <w:sz w:val="20"/>
+                <w:szCs w:val="20"/>
+              </w:rPr>
+            </w:pPr>
+          </w:p>
+        </w:tc>
+        <w:tc>
+          <w:tcPr>
+            <w:tcW w:w="567" w:type="dxa"/>
+            <w:textDirection w:val="btLr"/>
+            <w:vAlign w:val="center"/>
+          </w:tcPr>
+          <w:p>
+            <w:pPr>
+              <w:ind w:left="113" w:right="113"/>
+              <w:jc w:val="center"/>
+              <w:rPr>
+                <w:sz w:val="20"/>
+                <w:szCs w:val="20"/>
+              </w:rPr>
+            </w:pPr>
+          </w:p>
+        </w:tc>
+        <w:tc>
+          <w:tcPr>
+            <w:tcW w:w="709" w:type="dxa"/>
+            <w:textDirection w:val="btLr"/>
+            <w:vAlign w:val="center"/>
+          </w:tcPr>
+          <w:p>
+            <w:pPr>
+              <w:ind w:left="113" w:right="113"/>
+              <w:jc w:val="center"/>
+              <w:rPr>
+                <w:sz w:val="20"/>
+                <w:szCs w:val="20"/>
+              </w:rPr>
+            </w:pPr>
+          </w:p>
+        </w:tc>
+        <w:tc>
+          <w:tcPr>
+            <w:tcW w:w="1134" w:type="dxa"/>
+            <w:vAlign w:val="center"/>
+          </w:tcPr>
+          <w:p>
+            <w:pPr>
+              <w:jc w:val="center"/>
+              <w:rPr>
+                <w:sz w:val="20"/>
+                <w:szCs w:val="20"/>
+              </w:rPr>
+            </w:pPr>
+          </w:p>
+        </w:tc>
+        <w:tc>
+          <w:tcPr>
+            <w:tcW w:w="709" w:type="dxa"/>
+            <w:textDirection w:val="btLr"/>
+            <w:vAlign w:val="center"/>
+          </w:tcPr>
+          <w:p>
+            <w:pPr>
+              <w:ind w:left="113" w:right="113"/>
+              <w:jc w:val="center"/>
+              <w:rPr>
+                <w:sz w:val="20"/>
+                <w:szCs w:val="20"/>
+              </w:rPr>
+            </w:pPr>
+          </w:p>
+        </w:tc>
+        <w:tc>
+          <w:tcPr>
+            <w:tcW w:w="709" w:type="dxa"/>
+            <w:textDirection w:val="btLr"/>
+            <w:vAlign w:val="center"/>
+          </w:tcPr>
+          <w:p>
+            <w:pPr>
+              <w:ind w:left="113" w:right="113"/>
+              <w:jc w:val="center"/>
+              <w:rPr>
+                <w:sz w:val="20"/>
+                <w:szCs w:val="20"/>
+              </w:rPr>
+            </w:pPr>
+          </w:p>
+        </w:tc>
+        <w:tc>
+          <w:tcPr>
+            <w:tcW w:w="1559" w:type="dxa"/>
+          </w:tcPr>
+          <w:p>
+            <w:pPr>
+              <w:rPr>
+                <w:sz w:val="20"/>
+                <w:szCs w:val="20"/>
+              </w:rPr>
+            </w:pPr>
+          </w:p>
+        </w:tc>
+        <w:tc>
+          <w:tcPr>
+            <w:tcW w:w="775" w:type="dxa"/>
+          </w:tcPr>
+          <w:p>
+            <w:pPr>
+              <w:jc w:val="center"/>
+              <w:rPr>
+                <w:sz w:val="20"/>
+                <w:szCs w:val="20"/>
+              </w:rPr>
+            </w:pPr>
+          </w:p>
+        </w:tc>
+        <w:tc>
+          <w:tcPr>
+            <w:tcW w:w="784" w:type="dxa"/>
+          </w:tcPr>
+          <w:p>
+            <w:pPr>
+              <w:jc w:val="center"/>
+              <w:rPr>
+                <w:sz w:val="20"/>
+                <w:szCs w:val="20"/>
+              </w:rPr>
+            </w:pPr>
+          </w:p>
+        </w:tc>
+        <w:tc>
+          <w:tcPr>
+            <w:tcW w:w="851" w:type="dxa"/>
+          </w:tcPr>
+          <w:p>
+            <w:pPr>
+              <w:jc w:val="center"/>
+              <w:rPr>
+                <w:sz w:val="20"/>
+                <w:szCs w:val="20"/>
+              </w:rPr>
+            </w:pPr>
+          </w:p>
+        </w:tc>
+        <w:tc>
+          <w:tcPr>
+            <w:tcW w:w="850" w:type="dxa"/>
+          </w:tcPr>
+          <w:p>
+            <w:pPr>
+              <w:jc w:val="center"/>
+              <w:rPr>
+                <w:sz w:val="20"/>
+                <w:szCs w:val="20"/>
+              </w:rPr>
+            </w:pPr>
+          </w:p>
+        </w:tc>
+        <w:tc>
+          <w:tcPr>
+            <w:tcW w:w="567" w:type="dxa"/>
+          </w:tcPr>
+          <w:p>
+            <w:pPr>
+              <w:jc w:val="center"/>
+              <w:rPr>
+                <w:sz w:val="20"/>
+                <w:szCs w:val="20"/>
+              </w:rPr>
+            </w:pPr>
+          </w:p>
+        </w:tc>
+        <w:tc>
+          <w:tcPr>
+            <w:tcW w:w="851" w:type="dxa"/>
+          </w:tcPr>
+          <w:p>
+            <w:pPr>
+              <w:jc w:val="center"/>
+              <w:rPr>
+                <w:sz w:val="20"/>
+                <w:szCs w:val="20"/>
+              </w:rPr>
+            </w:pPr>
+          </w:p>
+        </w:tc>
+        <w:tc>
+          <w:tcPr>
+            <w:tcW w:w="850" w:type="dxa"/>
+          </w:tcPr>
+          <w:p>
+            <w:pPr>
+              <w:jc w:val="center"/>
+              <w:rPr>
+                <w:sz w:val="20"/>
+                <w:szCs w:val="20"/>
+              </w:rPr>
+            </w:pPr>
+          </w:p>
+        </w:tc>
+        <w:tc>
+          <w:tcPr>
+            <w:tcW w:w="1559" w:type="dxa"/>
+            <w:vAlign w:val="center"/>
+          </w:tcPr>
+          <w:p>
+            <w:pPr>
+              <w:rPr>
+                <w:sz w:val="18"/>
+                <w:szCs w:val="18"/>
+              </w:rPr>
+            </w:pPr>
+          </w:p>
+        </w:tc>
+      </w:tr>
+      <w:tr>
+        <w:trPr>
+          <w:cantSplit/>
+          <w:trHeight w:val="1105"/>
+        </w:trPr>
+        <w:tc>
+          <w:tcPr>
+            <w:tcW w:w="421" w:type="dxa"/>
+          </w:tcPr>
+          <w:p>
+            <w:pPr>
+              <w:jc w:val="center"/>
+              <w:rPr>
+                <w:sz w:val="20"/>
+                <w:szCs w:val="20"/>
+              </w:rPr>
+            </w:pPr>
+          </w:p>
+        </w:tc>
+        <w:tc>
+          <w:tcPr>
+            <w:tcW w:w="1559" w:type="dxa"/>
+            <w:vAlign w:val="center"/>
+          </w:tcPr>
+          <w:p>
+            <w:pPr>
+              <w:rPr>
+                <w:sz w:val="20"/>
+                <w:szCs w:val="20"/>
+              </w:rPr>
+            </w:pPr>
+          </w:p>
+        </w:tc>
+        <w:tc>
+          <w:tcPr>
+            <w:tcW w:w="1417" w:type="dxa"/>
+            <w:vAlign w:val="center"/>
+          </w:tcPr>
+          <w:p>
+            <w:pPr>
+              <w:rPr>
+                <w:sz w:val="20"/>
+                <w:szCs w:val="20"/>
+              </w:rPr>
+            </w:pPr>
+          </w:p>
+        </w:tc>
+        <w:tc>
+          <w:tcPr>
+            <w:tcW w:w="567" w:type="dxa"/>
+            <w:textDirection w:val="btLr"/>
+            <w:vAlign w:val="center"/>
+          </w:tcPr>
+          <w:p>
+            <w:pPr>
+              <w:ind w:left="113" w:right="113"/>
+              <w:jc w:val="center"/>
+              <w:rPr>
+                <w:sz w:val="20"/>
+                <w:szCs w:val="20"/>
+              </w:rPr>
+            </w:pPr>
+          </w:p>
+        </w:tc>
+        <w:tc>
+          <w:tcPr>
+            <w:tcW w:w="709" w:type="dxa"/>
+            <w:textDirection w:val="btLr"/>
+            <w:vAlign w:val="center"/>
+          </w:tcPr>
+          <w:p>
+            <w:pPr>
+              <w:ind w:left="113" w:right="113"/>
+              <w:jc w:val="center"/>
+              <w:rPr>
+                <w:sz w:val="20"/>
+                <w:szCs w:val="20"/>
+              </w:rPr>
+            </w:pPr>
+          </w:p>
+        </w:tc>
+        <w:tc>
+          <w:tcPr>
+            <w:tcW w:w="1134" w:type="dxa"/>
+            <w:vAlign w:val="center"/>
+          </w:tcPr>
+          <w:p>
+            <w:pPr>
+              <w:jc w:val="center"/>
+              <w:rPr>
+                <w:sz w:val="20"/>
+                <w:szCs w:val="20"/>
+              </w:rPr>
+            </w:pPr>
+          </w:p>
+        </w:tc>
+        <w:tc>
+          <w:tcPr>
+            <w:tcW w:w="709" w:type="dxa"/>
+            <w:textDirection w:val="btLr"/>
+            <w:vAlign w:val="center"/>
+          </w:tcPr>
+          <w:p>
+            <w:pPr>
+              <w:ind w:left="113" w:right="113"/>
+              <w:jc w:val="center"/>
+              <w:rPr>
+                <w:sz w:val="20"/>
+                <w:szCs w:val="20"/>
+              </w:rPr>
+            </w:pPr>
+          </w:p>
+        </w:tc>
+        <w:tc>
+          <w:tcPr>
+            <w:tcW w:w="709" w:type="dxa"/>
+            <w:textDirection w:val="btLr"/>
+            <w:vAlign w:val="center"/>
+          </w:tcPr>
+          <w:p>
+            <w:pPr>
+              <w:ind w:left="113" w:right="113"/>
+              <w:jc w:val="center"/>
+              <w:rPr>
+                <w:sz w:val="20"/>
+                <w:szCs w:val="20"/>
+              </w:rPr>
+            </w:pPr>
+          </w:p>
+        </w:tc>
+        <w:tc>
+          <w:tcPr>
+            <w:tcW w:w="1559" w:type="dxa"/>
+          </w:tcPr>
+          <w:p>
+            <w:pPr>
+              <w:rPr>
+                <w:sz w:val="20"/>
+                <w:szCs w:val="20"/>
+              </w:rPr>
+            </w:pPr>
+          </w:p>
+        </w:tc>
+        <w:tc>
+          <w:tcPr>
+            <w:tcW w:w="775" w:type="dxa"/>
+          </w:tcPr>
+          <w:p>
+            <w:pPr>
+              <w:jc w:val="center"/>
+              <w:rPr>
+                <w:sz w:val="20"/>
+                <w:szCs w:val="20"/>
+              </w:rPr>
+            </w:pPr>
+          </w:p>
+        </w:tc>
+        <w:tc>
+          <w:tcPr>
+            <w:tcW w:w="784" w:type="dxa"/>
+          </w:tcPr>
+          <w:p>
+            <w:pPr>
+              <w:jc w:val="center"/>
+              <w:rPr>
+                <w:sz w:val="20"/>
+                <w:szCs w:val="20"/>
+              </w:rPr>
+            </w:pPr>
+          </w:p>
+        </w:tc>
+        <w:tc>
+          <w:tcPr>
+            <w:tcW w:w="851" w:type="dxa"/>
+          </w:tcPr>
+          <w:p>
+            <w:pPr>
+              <w:jc w:val="center"/>
+              <w:rPr>
+                <w:sz w:val="20"/>
+                <w:szCs w:val="20"/>
+              </w:rPr>
+            </w:pPr>
+          </w:p>
+        </w:tc>
+        <w:tc>
+          <w:tcPr>
+            <w:tcW w:w="850" w:type="dxa"/>
+          </w:tcPr>
+          <w:p>
+            <w:pPr>
+              <w:jc w:val="center"/>
+              <w:rPr>
+                <w:sz w:val="20"/>
+                <w:szCs w:val="20"/>
+              </w:rPr>
+            </w:pPr>
+          </w:p>
+        </w:tc>
+        <w:tc>
+          <w:tcPr>
+            <w:tcW w:w="567" w:type="dxa"/>
+          </w:tcPr>
+          <w:p>
+            <w:pPr>
+              <w:jc w:val="center"/>
+              <w:rPr>
+                <w:sz w:val="20"/>
+                <w:szCs w:val="20"/>
+              </w:rPr>
+            </w:pPr>
+          </w:p>
+        </w:tc>
+        <w:tc>
+          <w:tcPr>
+            <w:tcW w:w="851" w:type="dxa"/>
+          </w:tcPr>
+          <w:p>
+            <w:pPr>
+              <w:jc w:val="center"/>
+              <w:rPr>
+                <w:sz w:val="20"/>
+                <w:szCs w:val="20"/>
+              </w:rPr>
+            </w:pPr>
+          </w:p>
+        </w:tc>
+        <w:tc>
+          <w:tcPr>
+            <w:tcW w:w="850" w:type="dxa"/>
+          </w:tcPr>
+          <w:p>
+            <w:pPr>
+              <w:jc w:val="center"/>
+              <w:rPr>
+                <w:sz w:val="20"/>
+                <w:szCs w:val="20"/>
+              </w:rPr>
+            </w:pPr>
+          </w:p>
+        </w:tc>
+        <w:tc>
+          <w:tcPr>
+            <w:tcW w:w="1559" w:type="dxa"/>
+            <w:vAlign w:val="center"/>
+          </w:tcPr>
+          <w:p>
+            <w:pPr>
+              <w:rPr>
+                <w:sz w:val="18"/>
+                <w:szCs w:val="18"/>
+              </w:rPr>
+            </w:pPr>
+          </w:p>
+        </w:tc>
+      </w:tr>
+      <w:tr>
+        <w:trPr>
+          <w:cantSplit/>
+          <w:trHeight w:val="992"/>
+        </w:trPr>
+        <w:tc>
+          <w:tcPr>
+            <w:tcW w:w="421" w:type="dxa"/>
+          </w:tcPr>
+          <w:p>
+            <w:pPr>
+              <w:jc w:val="center"/>
+              <w:rPr>
+                <w:sz w:val="20"/>
+                <w:szCs w:val="20"/>
+              </w:rPr>
+            </w:pPr>
+          </w:p>
+        </w:tc>
+        <w:tc>
+          <w:tcPr>
+            <w:tcW w:w="1559" w:type="dxa"/>
+            <w:vAlign w:val="center"/>
+          </w:tcPr>
+          <w:p>
+            <w:pPr>
+              <w:rPr>
+                <w:sz w:val="20"/>
+                <w:szCs w:val="20"/>
+              </w:rPr>
+            </w:pPr>
+          </w:p>
+        </w:tc>
+        <w:tc>
+          <w:tcPr>
+            <w:tcW w:w="1417" w:type="dxa"/>
+            <w:vAlign w:val="center"/>
+          </w:tcPr>
+          <w:p>
+            <w:pPr>
+              <w:rPr>
+                <w:sz w:val="20"/>
+                <w:szCs w:val="20"/>
+              </w:rPr>
+            </w:pPr>
+          </w:p>
+        </w:tc>
+        <w:tc>
+          <w:tcPr>
+            <w:tcW w:w="567" w:type="dxa"/>
+            <w:textDirection w:val="btLr"/>
+            <w:vAlign w:val="center"/>
+          </w:tcPr>
+          <w:p>
+            <w:pPr>
+              <w:ind w:left="113" w:right="113"/>
+              <w:jc w:val="center"/>
+              <w:rPr>
+                <w:sz w:val="20"/>
+                <w:szCs w:val="20"/>
+              </w:rPr>
+            </w:pPr>
+          </w:p>
+        </w:tc>
+        <w:tc>
+          <w:tcPr>
+            <w:tcW w:w="709" w:type="dxa"/>
+            <w:textDirection w:val="btLr"/>
+            <w:vAlign w:val="center"/>
+          </w:tcPr>
+          <w:p>
+            <w:pPr>
+              <w:ind w:left="113" w:right="113"/>
+              <w:jc w:val="center"/>
+              <w:rPr>
+                <w:sz w:val="20"/>
+                <w:szCs w:val="20"/>
+              </w:rPr>
+            </w:pPr>
+          </w:p>
+        </w:tc>
+        <w:tc>
+          <w:tcPr>
+            <w:tcW w:w="1134" w:type="dxa"/>
+            <w:vAlign w:val="center"/>
+          </w:tcPr>
+          <w:p>
+            <w:pPr>
+              <w:jc w:val="center"/>
+              <w:rPr>
+                <w:sz w:val="20"/>
+                <w:szCs w:val="20"/>
+              </w:rPr>
+            </w:pPr>
+          </w:p>
+        </w:tc>
+        <w:tc>
+          <w:tcPr>
+            <w:tcW w:w="709" w:type="dxa"/>
+            <w:textDirection w:val="btLr"/>
+            <w:vAlign w:val="center"/>
+          </w:tcPr>
+          <w:p>
+            <w:pPr>
+              <w:ind w:left="113" w:right="113"/>
+              <w:jc w:val="center"/>
+              <w:rPr>
+                <w:sz w:val="20"/>
+                <w:szCs w:val="20"/>
+              </w:rPr>
+            </w:pPr>
+          </w:p>
+        </w:tc>
+        <w:tc>
+          <w:tcPr>
+            <w:tcW w:w="709" w:type="dxa"/>
+            <w:textDirection w:val="btLr"/>
+            <w:vAlign w:val="center"/>
+          </w:tcPr>
+          <w:p>
+            <w:pPr>
+              <w:ind w:left="113" w:right="113"/>
+              <w:jc w:val="center"/>
+              <w:rPr>
+                <w:sz w:val="20"/>
+                <w:szCs w:val="20"/>
+              </w:rPr>
+            </w:pPr>
+          </w:p>
+        </w:tc>
+        <w:tc>
+          <w:tcPr>
+            <w:tcW w:w="1559" w:type="dxa"/>
+          </w:tcPr>
+          <w:p>
+            <w:pPr>
+              <w:rPr>
+                <w:sz w:val="20"/>
+                <w:szCs w:val="20"/>
+              </w:rPr>
+            </w:pPr>
+          </w:p>
+        </w:tc>
+        <w:tc>
+          <w:tcPr>
+            <w:tcW w:w="775" w:type="dxa"/>
+          </w:tcPr>
+          <w:p>
+            <w:pPr>
+              <w:jc w:val="center"/>
+              <w:rPr>
+                <w:sz w:val="20"/>
+                <w:szCs w:val="20"/>
+              </w:rPr>
+            </w:pPr>
+          </w:p>
+        </w:tc>
+        <w:tc>
+          <w:tcPr>
+            <w:tcW w:w="784" w:type="dxa"/>
+          </w:tcPr>
+          <w:p>
+            <w:pPr>
+              <w:jc w:val="center"/>
+              <w:rPr>
+                <w:sz w:val="20"/>
+                <w:szCs w:val="20"/>
+              </w:rPr>
+            </w:pPr>
+          </w:p>
+        </w:tc>
+        <w:tc>
+          <w:tcPr>
+            <w:tcW w:w="851" w:type="dxa"/>
+          </w:tcPr>
+          <w:p>
+            <w:pPr>
+              <w:jc w:val="center"/>
+              <w:rPr>
+                <w:sz w:val="20"/>
+                <w:szCs w:val="20"/>
+              </w:rPr>
+            </w:pPr>
+          </w:p>
+        </w:tc>
+        <w:tc>
+          <w:tcPr>
+            <w:tcW w:w="850" w:type="dxa"/>
+          </w:tcPr>
+          <w:p>
+            <w:pPr>
+              <w:jc w:val="center"/>
+              <w:rPr>
+                <w:sz w:val="20"/>
+                <w:szCs w:val="20"/>
+              </w:rPr>
+            </w:pPr>
+          </w:p>
+        </w:tc>
+        <w:tc>
+          <w:tcPr>
+            <w:tcW w:w="567" w:type="dxa"/>
+          </w:tcPr>
+          <w:p>
+            <w:pPr>
+              <w:jc w:val="center"/>
+              <w:rPr>
+                <w:sz w:val="20"/>
+                <w:szCs w:val="20"/>
+              </w:rPr>
+            </w:pPr>
+          </w:p>
+        </w:tc>
+        <w:tc>
+          <w:tcPr>
+            <w:tcW w:w="851" w:type="dxa"/>
+          </w:tcPr>
+          <w:p>
+            <w:pPr>
+              <w:jc w:val="center"/>
+              <w:rPr>
+                <w:sz w:val="20"/>
+                <w:szCs w:val="20"/>
+              </w:rPr>
+            </w:pPr>
+          </w:p>
+        </w:tc>
+        <w:tc>
+          <w:tcPr>
+            <w:tcW w:w="850" w:type="dxa"/>
+          </w:tcPr>
+          <w:p>
+            <w:pPr>
+              <w:jc w:val="center"/>
+              <w:rPr>
+                <w:sz w:val="20"/>
+                <w:szCs w:val="20"/>
+              </w:rPr>
+            </w:pPr>
+          </w:p>
+        </w:tc>
+        <w:tc>
+          <w:tcPr>
+            <w:tcW w:w="1559" w:type="dxa"/>
+            <w:vAlign w:val="center"/>
+          </w:tcPr>
+          <w:p>
+            <w:pPr>
+              <w:rPr>
+                <w:sz w:val="18"/>
+                <w:szCs w:val="18"/>
+              </w:rPr>
+            </w:pPr>
+          </w:p>
+        </w:tc>
+      </w:tr>
+      <w:tr>
+        <w:trPr>
+          <w:cantSplit/>
+          <w:trHeight w:val="987"/>
+        </w:trPr>
+        <w:tc>
+          <w:tcPr>
+            <w:tcW w:w="421" w:type="dxa"/>
+          </w:tcPr>
+          <w:p>
+            <w:pPr>
+              <w:jc w:val="center"/>
+              <w:rPr>
+                <w:sz w:val="20"/>
+                <w:szCs w:val="20"/>
+              </w:rPr>
+            </w:pPr>
+          </w:p>
+        </w:tc>
+        <w:tc>
+          <w:tcPr>
+            <w:tcW w:w="1559" w:type="dxa"/>
+            <w:vAlign w:val="center"/>
+          </w:tcPr>
+          <w:p>
+            <w:pPr>
+              <w:rPr>
+                <w:sz w:val="20"/>
+                <w:szCs w:val="20"/>
+              </w:rPr>
+            </w:pPr>
+          </w:p>
+        </w:tc>
+        <w:tc>
+          <w:tcPr>
+            <w:tcW w:w="1417" w:type="dxa"/>
+            <w:vAlign w:val="center"/>
+          </w:tcPr>
+          <w:p>
+            <w:pPr>
+              <w:rPr>
+                <w:sz w:val="20"/>
+                <w:szCs w:val="20"/>
+                <w:lang w:val="en-US"/>
+              </w:rPr>
+            </w:pPr>
+          </w:p>
+        </w:tc>
+        <w:tc>
+          <w:tcPr>
+            <w:tcW w:w="567" w:type="dxa"/>
+            <w:textDirection w:val="btLr"/>
+            <w:vAlign w:val="center"/>
+          </w:tcPr>
+          <w:p>
+            <w:pPr>
+              <w:ind w:left="113" w:right="113"/>
+              <w:jc w:val="center"/>
+              <w:rPr>
+                <w:sz w:val="20"/>
+                <w:szCs w:val="20"/>
+              </w:rPr>
+            </w:pPr>
+          </w:p>
+        </w:tc>
+        <w:tc>
+          <w:tcPr>
+            <w:tcW w:w="709" w:type="dxa"/>
+            <w:textDirection w:val="btLr"/>
+            <w:vAlign w:val="center"/>
+          </w:tcPr>
+          <w:p>
+            <w:pPr>
+              <w:ind w:left="113" w:right="113"/>
+              <w:jc w:val="center"/>
+              <w:rPr>
+                <w:sz w:val="20"/>
+                <w:szCs w:val="20"/>
+              </w:rPr>
+            </w:pPr>
+          </w:p>
+        </w:tc>
+        <w:tc>
+          <w:tcPr>
+            <w:tcW w:w="1134" w:type="dxa"/>
+            <w:vAlign w:val="center"/>
+          </w:tcPr>
+          <w:p>
+            <w:pPr>
+              <w:jc w:val="center"/>
+              <w:rPr>
+                <w:sz w:val="20"/>
+                <w:szCs w:val="20"/>
+                <w:lang w:val="en-US"/>
+              </w:rPr>
+            </w:pPr>
+          </w:p>
+        </w:tc>
+        <w:tc>
+          <w:tcPr>
+            <w:tcW w:w="709" w:type="dxa"/>
+            <w:textDirection w:val="btLr"/>
+            <w:vAlign w:val="center"/>
+          </w:tcPr>
+          <w:p>
+            <w:pPr>
+              <w:ind w:left="113" w:right="113"/>
+              <w:jc w:val="center"/>
+              <w:rPr>
+                <w:sz w:val="20"/>
+                <w:szCs w:val="20"/>
+                <w:lang w:val="en-US"/>
+              </w:rPr>
+            </w:pPr>
+          </w:p>
+        </w:tc>
+        <w:tc>
+          <w:tcPr>
+            <w:tcW w:w="709" w:type="dxa"/>
+            <w:textDirection w:val="btLr"/>
+            <w:vAlign w:val="center"/>
+          </w:tcPr>
+          <w:p>
+            <w:pPr>
+              <w:ind w:left="113" w:right="113"/>
+              <w:jc w:val="center"/>
+              <w:rPr>
+                <w:sz w:val="20"/>
+                <w:szCs w:val="20"/>
+              </w:rPr>
+            </w:pPr>
+          </w:p>
+        </w:tc>
+        <w:tc>
+          <w:tcPr>
+            <w:tcW w:w="1559" w:type="dxa"/>
+          </w:tcPr>
+          <w:p>
+            <w:pPr>
+              <w:rPr>
+                <w:sz w:val="20"/>
+                <w:szCs w:val="20"/>
+              </w:rPr>
+            </w:pPr>
+          </w:p>
+        </w:tc>
+        <w:tc>
+          <w:tcPr>
+            <w:tcW w:w="775" w:type="dxa"/>
+          </w:tcPr>
+          <w:p>
+            <w:pPr>
+              <w:jc w:val="center"/>
+              <w:rPr>
+                <w:sz w:val="20"/>
+                <w:szCs w:val="20"/>
+              </w:rPr>
+            </w:pPr>
+          </w:p>
+        </w:tc>
+        <w:tc>
+          <w:tcPr>
+            <w:tcW w:w="784" w:type="dxa"/>
+          </w:tcPr>
+          <w:p>
+            <w:pPr>
+              <w:jc w:val="center"/>
+              <w:rPr>
+                <w:sz w:val="20"/>
+                <w:szCs w:val="20"/>
+              </w:rPr>
+            </w:pPr>
+          </w:p>
+        </w:tc>
+        <w:tc>
+          <w:tcPr>
+            <w:tcW w:w="851" w:type="dxa"/>
+          </w:tcPr>
+          <w:p>
+            <w:pPr>
+              <w:jc w:val="center"/>
+              <w:rPr>
+                <w:sz w:val="20"/>
+                <w:szCs w:val="20"/>
+              </w:rPr>
+            </w:pPr>
+          </w:p>
+        </w:tc>
+        <w:tc>
+          <w:tcPr>
+            <w:tcW w:w="850" w:type="dxa"/>
+          </w:tcPr>
+          <w:p>
+            <w:pPr>
+              <w:jc w:val="center"/>
+              <w:rPr>
+                <w:sz w:val="20"/>
+                <w:szCs w:val="20"/>
+              </w:rPr>
+            </w:pPr>
+          </w:p>
+        </w:tc>
+        <w:tc>
+          <w:tcPr>
+            <w:tcW w:w="567" w:type="dxa"/>
+          </w:tcPr>
+          <w:p>
+            <w:pPr>
+              <w:jc w:val="center"/>
+              <w:rPr>
+                <w:sz w:val="20"/>
+                <w:szCs w:val="20"/>
+              </w:rPr>
+            </w:pPr>
+          </w:p>
+        </w:tc>
+        <w:tc>
+          <w:tcPr>
+            <w:tcW w:w="851" w:type="dxa"/>
+          </w:tcPr>
+          <w:p>
+            <w:pPr>
+              <w:jc w:val="center"/>
+              <w:rPr>
+                <w:sz w:val="20"/>
+                <w:szCs w:val="20"/>
+              </w:rPr>
+            </w:pPr>
+          </w:p>
+        </w:tc>
+        <w:tc>
+          <w:tcPr>
+            <w:tcW w:w="850" w:type="dxa"/>
+          </w:tcPr>
+          <w:p>
+            <w:pPr>
+              <w:jc w:val="center"/>
+              <w:rPr>
+                <w:sz w:val="20"/>
+                <w:szCs w:val="20"/>
+              </w:rPr>
+            </w:pPr>
+          </w:p>
+        </w:tc>
+        <w:tc>
+          <w:tcPr>
+            <w:tcW w:w="1559" w:type="dxa"/>
+            <w:vAlign w:val="center"/>
+          </w:tcPr>
+          <w:p>
+            <w:pPr>
+              <w:rPr>
+                <w:sz w:val="18"/>
+                <w:szCs w:val="18"/>
+              </w:rPr>
+            </w:pPr>
+          </w:p>
+        </w:tc>
+      </w:tr>
+      <w:tr>
+        <w:trPr>
+          <w:cantSplit/>
+          <w:trHeight w:val="846"/>
+        </w:trPr>
+        <w:tc>
+          <w:tcPr>
+            <w:tcW w:w="421" w:type="dxa"/>
+          </w:tcPr>
+          <w:p>
+            <w:pPr>
+              <w:jc w:val="center"/>
+              <w:rPr>
+                <w:sz w:val="20"/>
+                <w:szCs w:val="20"/>
+              </w:rPr>
+            </w:pPr>
+          </w:p>
+        </w:tc>
+        <w:tc>
+          <w:tcPr>
+            <w:tcW w:w="1559" w:type="dxa"/>
+            <w:vAlign w:val="center"/>
+          </w:tcPr>
+          <w:p>
+            <w:pPr>
+              <w:rPr>
+                <w:sz w:val="20"/>
+                <w:szCs w:val="20"/>
+              </w:rPr>
+            </w:pPr>
+          </w:p>
+        </w:tc>
+        <w:tc>
+          <w:tcPr>
+            <w:tcW w:w="1417" w:type="dxa"/>
+            <w:vAlign w:val="center"/>
+          </w:tcPr>
+          <w:p>
+            <w:pPr>
+              <w:rPr>
+                <w:sz w:val="20"/>
+                <w:szCs w:val="20"/>
+              </w:rPr>
+            </w:pPr>
+          </w:p>
+        </w:tc>
+        <w:tc>
+          <w:tcPr>
+            <w:tcW w:w="567" w:type="dxa"/>
+            <w:textDirection w:val="btLr"/>
+            <w:vAlign w:val="center"/>
+          </w:tcPr>
+          <w:p>
+            <w:pPr>
+              <w:ind w:left="113" w:right="113"/>
+              <w:jc w:val="center"/>
+              <w:rPr>
+                <w:sz w:val="20"/>
+                <w:szCs w:val="20"/>
+              </w:rPr>
+            </w:pPr>
+          </w:p>
+        </w:tc>
+        <w:tc>
+          <w:tcPr>
+            <w:tcW w:w="709" w:type="dxa"/>
+            <w:textDirection w:val="btLr"/>
+            <w:vAlign w:val="center"/>
+          </w:tcPr>
+          <w:p>
+            <w:pPr>
+              <w:ind w:left="113" w:right="113"/>
+              <w:jc w:val="center"/>
+              <w:rPr>
+                <w:sz w:val="20"/>
+                <w:szCs w:val="20"/>
+              </w:rPr>
+            </w:pPr>
+          </w:p>
+        </w:tc>
+        <w:tc>
+          <w:tcPr>
+            <w:tcW w:w="1134" w:type="dxa"/>
+            <w:vAlign w:val="center"/>
+          </w:tcPr>
+          <w:p>
+            <w:pPr>
+              <w:jc w:val="center"/>
+              <w:rPr>
+                <w:sz w:val="20"/>
+                <w:szCs w:val="20"/>
+              </w:rPr>
+            </w:pPr>
+          </w:p>
+        </w:tc>
+        <w:tc>
+          <w:tcPr>
+            <w:tcW w:w="709" w:type="dxa"/>
+            <w:textDirection w:val="btLr"/>
+            <w:vAlign w:val="center"/>
+          </w:tcPr>
+          <w:p>
+            <w:pPr>
+              <w:ind w:left="113" w:right="113"/>
+              <w:jc w:val="center"/>
+              <w:rPr>
+                <w:sz w:val="20"/>
+                <w:szCs w:val="20"/>
+              </w:rPr>
+            </w:pPr>
+          </w:p>
+        </w:tc>
+        <w:tc>
+          <w:tcPr>
+            <w:tcW w:w="709" w:type="dxa"/>
+            <w:textDirection w:val="btLr"/>
+            <w:vAlign w:val="center"/>
+          </w:tcPr>
+          <w:p>
+            <w:pPr>
+              <w:ind w:left="113" w:right="113"/>
+              <w:jc w:val="center"/>
+              <w:rPr>
+                <w:sz w:val="20"/>
+                <w:szCs w:val="20"/>
+              </w:rPr>
+            </w:pPr>
+          </w:p>
+        </w:tc>
+        <w:tc>
+          <w:tcPr>
+            <w:tcW w:w="1559" w:type="dxa"/>
+          </w:tcPr>
+          <w:p>
+            <w:pPr>
+              <w:rPr>
+                <w:sz w:val="20"/>
+                <w:szCs w:val="20"/>
+              </w:rPr>
+            </w:pPr>
+          </w:p>
+        </w:tc>
+        <w:tc>
+          <w:tcPr>
+            <w:tcW w:w="775" w:type="dxa"/>
+          </w:tcPr>
+          <w:p>
+            <w:pPr>
+              <w:jc w:val="center"/>
+              <w:rPr>
+                <w:sz w:val="20"/>
+                <w:szCs w:val="20"/>
+              </w:rPr>
+            </w:pPr>
+          </w:p>
+        </w:tc>
+        <w:tc>
+          <w:tcPr>
+            <w:tcW w:w="784" w:type="dxa"/>
+          </w:tcPr>
+          <w:p>
+            <w:pPr>
+              <w:jc w:val="center"/>
+              <w:rPr>
+                <w:sz w:val="20"/>
+                <w:szCs w:val="20"/>
+              </w:rPr>
+            </w:pPr>
+          </w:p>
+        </w:tc>
+        <w:tc>
+          <w:tcPr>
+            <w:tcW w:w="851" w:type="dxa"/>
+          </w:tcPr>
+          <w:p>
+            <w:pPr>
+              <w:jc w:val="center"/>
+              <w:rPr>
+                <w:sz w:val="20"/>
+                <w:szCs w:val="20"/>
+              </w:rPr>
+            </w:pPr>
+          </w:p>
+        </w:tc>
+        <w:tc>
+          <w:tcPr>
+            <w:tcW w:w="850" w:type="dxa"/>
+          </w:tcPr>
+          <w:p>
+            <w:pPr>
+              <w:jc w:val="center"/>
+              <w:rPr>
+                <w:sz w:val="20"/>
+                <w:szCs w:val="20"/>
+              </w:rPr>
+            </w:pPr>
+          </w:p>
+        </w:tc>
+        <w:tc>
+          <w:tcPr>
+            <w:tcW w:w="567" w:type="dxa"/>
+          </w:tcPr>
+          <w:p>
+            <w:pPr>
+              <w:jc w:val="center"/>
+              <w:rPr>
+                <w:sz w:val="20"/>
+                <w:szCs w:val="20"/>
+              </w:rPr>
+            </w:pPr>
+          </w:p>
+        </w:tc>
+        <w:tc>
+          <w:tcPr>
+            <w:tcW w:w="851" w:type="dxa"/>
+          </w:tcPr>
+          <w:p>
+            <w:pPr>
+              <w:jc w:val="center"/>
+              <w:rPr>
+                <w:sz w:val="20"/>
+                <w:szCs w:val="20"/>
+              </w:rPr>
+            </w:pPr>
+          </w:p>
+        </w:tc>
+        <w:tc>
+          <w:tcPr>
+            <w:tcW w:w="850" w:type="dxa"/>
+          </w:tcPr>
+          <w:p>
+            <w:pPr>
+              <w:jc w:val="center"/>
+              <w:rPr>
+                <w:sz w:val="20"/>
+                <w:szCs w:val="20"/>
+              </w:rPr>
+            </w:pPr>
+          </w:p>
+        </w:tc>
+        <w:tc>
+          <w:tcPr>
+            <w:tcW w:w="1559" w:type="dxa"/>
+            <w:vAlign w:val="center"/>
+          </w:tcPr>
+          <w:p>
+            <w:pPr>
+              <w:rPr>
+                <w:sz w:val="18"/>
+                <w:szCs w:val="18"/>
+              </w:rPr>
+            </w:pPr>
+          </w:p>
+        </w:tc>
+      </w:tr>
+      <w:tr>
+        <w:trPr>
+          <w:cantSplit/>
+          <w:trHeight w:val="279"/>
+        </w:trPr>
+        <w:tc>
+          <w:tcPr>
+            <w:tcW w:w="15871" w:type="dxa"/>
+            <w:gridSpan w:val="17"/>
+          </w:tcPr>
+          <w:p>
+            <w:pPr>
+              <w:jc w:val="center"/>
+              <w:rPr>
+                <w:sz w:val="18"/>
+                <w:szCs w:val="18"/>
+              </w:rPr>
+            </w:pPr>
+          </w:p>
+        </w:tc>
+      </w:tr>
+      <w:tr>
+        <w:trPr>
+          <w:cantSplit/>
+          <w:trHeight w:val="992"/>
+        </w:trPr>
+        <w:tc>
+          <w:tcPr>
+            <w:tcW w:w="421" w:type="dxa"/>
+          </w:tcPr>
+          <w:p>
+            <w:pPr>
+              <w:jc w:val="center"/>
+              <w:rPr>
+                <w:sz w:val="20"/>
+                <w:szCs w:val="20"/>
+              </w:rPr>
+            </w:pPr>
+          </w:p>
+        </w:tc>
+        <w:tc>
+          <w:tcPr>
+            <w:tcW w:w="1559" w:type="dxa"/>
+          </w:tcPr>
+          <w:p>
+            <w:pPr>
+              <w:rPr>
+                <w:sz w:val="20"/>
+                <w:szCs w:val="20"/>
+              </w:rPr>
+            </w:pPr>
+          </w:p>
+        </w:tc>
+        <w:tc>
+          <w:tcPr>
+            <w:tcW w:w="1417" w:type="dxa"/>
+          </w:tcPr>
+          <w:p>
+            <w:pPr>
+              <w:rPr>
+                <w:color w:val="000000"/>
+                <w:sz w:val="20"/>
+                <w:szCs w:val="20"/>
+              </w:rPr>
+            </w:pPr>
+          </w:p>
+        </w:tc>
+        <w:tc>
+          <w:tcPr>
+            <w:tcW w:w="567" w:type="dxa"/>
+            <w:textDirection w:val="btLr"/>
+          </w:tcPr>
+          <w:p>
+            <w:pPr>
+              <w:ind w:left="113" w:right="113"/>
+              <w:jc w:val="center"/>
+              <w:rPr>
+                <w:sz w:val="20"/>
+                <w:szCs w:val="20"/>
+              </w:rPr>
+            </w:pPr>
+          </w:p>
+        </w:tc>
+        <w:tc>
+          <w:tcPr>
+            <w:tcW w:w="709" w:type="dxa"/>
+            <w:textDirection w:val="btLr"/>
+          </w:tcPr>
+          <w:p>
+            <w:pPr>
+              <w:ind w:left="113" w:right="113"/>
+              <w:jc w:val="center"/>
+              <w:rPr>
+                <w:sz w:val="20"/>
+                <w:szCs w:val="20"/>
+              </w:rPr>
+            </w:pPr>
+          </w:p>
+        </w:tc>
+        <w:tc>
+          <w:tcPr>
+            <w:tcW w:w="1134" w:type="dxa"/>
+          </w:tcPr>
+          <w:p>
+            <w:pPr>
+              <w:jc w:val="center"/>
+              <w:rPr>
+                <w:color w:val="000000"/>
+                <w:sz w:val="20"/>
+                <w:szCs w:val="20"/>
+              </w:rPr>
+            </w:pPr>
+          </w:p>
+        </w:tc>
+        <w:tc>
+          <w:tcPr>
+            <w:tcW w:w="709" w:type="dxa"/>
+            <w:textDirection w:val="btLr"/>
+          </w:tcPr>
+          <w:p>
+            <w:pPr>
+              <w:ind w:left="113" w:right="113"/>
+              <w:jc w:val="center"/>
+              <w:rPr>
+                <w:sz w:val="20"/>
+                <w:szCs w:val="20"/>
+              </w:rPr>
+            </w:pPr>
+          </w:p>
+        </w:tc>
+        <w:tc>
+          <w:tcPr>
+            <w:tcW w:w="709" w:type="dxa"/>
+            <w:textDirection w:val="btLr"/>
+          </w:tcPr>
+          <w:p>
+            <w:pPr>
+              <w:ind w:left="113" w:right="113"/>
+              <w:jc w:val="center"/>
+              <w:rPr>
+                <w:color w:val="000000"/>
+                <w:sz w:val="20"/>
+                <w:szCs w:val="20"/>
+              </w:rPr>
+            </w:pPr>
+          </w:p>
+        </w:tc>
+        <w:tc>
+          <w:tcPr>
+            <w:tcW w:w="1559" w:type="dxa"/>
+          </w:tcPr>
+          <w:p>
+            <w:pPr>
+              <w:rPr>
+                <w:sz w:val="20"/>
+                <w:szCs w:val="20"/>
+              </w:rPr>
+            </w:pPr>
+          </w:p>
+        </w:tc>
+        <w:tc>
+          <w:tcPr>
+            <w:tcW w:w="775" w:type="dxa"/>
+          </w:tcPr>
+          <w:p>
+            <w:pPr>
+              <w:jc w:val="center"/>
+              <w:rPr>
+                <w:sz w:val="20"/>
+                <w:szCs w:val="20"/>
+              </w:rPr>
+            </w:pPr>
+          </w:p>
+        </w:tc>
+        <w:tc>
+          <w:tcPr>
+            <w:tcW w:w="784" w:type="dxa"/>
+          </w:tcPr>
+          <w:p>
+            <w:pPr>
+              <w:jc w:val="center"/>
+              <w:rPr>
+                <w:sz w:val="20"/>
+                <w:szCs w:val="20"/>
+              </w:rPr>
+            </w:pPr>
+          </w:p>
+        </w:tc>
+        <w:tc>
+          <w:tcPr>
+            <w:tcW w:w="851" w:type="dxa"/>
+          </w:tcPr>
+          <w:p>
+            <w:pPr>
+              <w:jc w:val="center"/>
+              <w:rPr>
+                <w:sz w:val="20"/>
+                <w:szCs w:val="20"/>
+              </w:rPr>
+            </w:pPr>
+          </w:p>
+        </w:tc>
+        <w:tc>
+          <w:tcPr>
+            <w:tcW w:w="850" w:type="dxa"/>
+          </w:tcPr>
+          <w:p>
+            <w:pPr>
+              <w:jc w:val="center"/>
+              <w:rPr>
+                <w:sz w:val="20"/>
+                <w:szCs w:val="20"/>
+              </w:rPr>
+            </w:pPr>
+          </w:p>
+        </w:tc>
+        <w:tc>
+          <w:tcPr>
+            <w:tcW w:w="567" w:type="dxa"/>
+          </w:tcPr>
+          <w:p>
+            <w:pPr>
+              <w:jc w:val="center"/>
+              <w:rPr>
+                <w:sz w:val="20"/>
+                <w:szCs w:val="20"/>
+              </w:rPr>
+            </w:pPr>
+          </w:p>
+        </w:tc>
+        <w:tc>
+          <w:tcPr>
+            <w:tcW w:w="851" w:type="dxa"/>
+          </w:tcPr>
+          <w:p>
+            <w:pPr>
+              <w:jc w:val="center"/>
+              <w:rPr>
+                <w:sz w:val="20"/>
+                <w:szCs w:val="20"/>
+              </w:rPr>
+            </w:pPr>
+          </w:p>
+        </w:tc>
+        <w:tc>
+          <w:tcPr>
+            <w:tcW w:w="850" w:type="dxa"/>
+          </w:tcPr>
+          <w:p>
+            <w:pPr>
+              <w:jc w:val="center"/>
+              <w:rPr>
+                <w:sz w:val="20"/>
+                <w:szCs w:val="20"/>
+              </w:rPr>
+            </w:pPr>
+          </w:p>
+        </w:tc>
+        <w:tc>
+          <w:tcPr>
+            <w:tcW w:w="1559" w:type="dxa"/>
+          </w:tcPr>
+          <w:p>
+            <w:pPr>
+              <w:rPr>
+                <w:sz w:val="18"/>
+                <w:szCs w:val="18"/>
+              </w:rPr>
+            </w:pPr>
+          </w:p>
+        </w:tc>
+      </w:tr>
+      <w:tr>
+        <w:trPr>
+          <w:cantSplit/>
+          <w:trHeight w:val="978"/>
+        </w:trPr>
+        <w:tc>
+          <w:tcPr>
+            <w:tcW w:w="421" w:type="dxa"/>
+          </w:tcPr>
+          <w:p>
+            <w:pPr>
+              <w:jc w:val="center"/>
+              <w:rPr>
+                <w:sz w:val="20"/>
+                <w:szCs w:val="20"/>
+              </w:rPr>
+            </w:pPr>
+          </w:p>
+        </w:tc>
+        <w:tc>
+          <w:tcPr>
+            <w:tcW w:w="1559" w:type="dxa"/>
+          </w:tcPr>
+          <w:p>
+            <w:pPr>
+              <w:rPr>
+                <w:sz w:val="20"/>
+                <w:szCs w:val="20"/>
+              </w:rPr>
+            </w:pPr>
+          </w:p>
+        </w:tc>
+        <w:tc>
+          <w:tcPr>
+            <w:tcW w:w="1417" w:type="dxa"/>
+          </w:tcPr>
+          <w:p>
+            <w:pPr>
+              <w:rPr>
+                <w:color w:val="000000"/>
+                <w:sz w:val="20"/>
+                <w:szCs w:val="20"/>
+              </w:rPr>
+            </w:pPr>
+          </w:p>
+        </w:tc>
+        <w:tc>
+          <w:tcPr>
+            <w:tcW w:w="567" w:type="dxa"/>
+            <w:textDirection w:val="btLr"/>
+          </w:tcPr>
+          <w:p>
+            <w:pPr>
+              <w:ind w:left="113" w:right="113"/>
+              <w:jc w:val="center"/>
+              <w:rPr>
+                <w:sz w:val="20"/>
+                <w:szCs w:val="20"/>
+              </w:rPr>
+            </w:pPr>
+          </w:p>
+        </w:tc>
+        <w:tc>
+          <w:tcPr>
+            <w:tcW w:w="709" w:type="dxa"/>
+            <w:textDirection w:val="btLr"/>
+          </w:tcPr>
+          <w:p>
+            <w:pPr>
+              <w:ind w:left="113" w:right="113"/>
+              <w:jc w:val="center"/>
+              <w:rPr>
+                <w:sz w:val="20"/>
+                <w:szCs w:val="20"/>
+              </w:rPr>
+            </w:pPr>
+          </w:p>
+        </w:tc>
+        <w:tc>
+          <w:tcPr>
+            <w:tcW w:w="1134" w:type="dxa"/>
+          </w:tcPr>
+          <w:p>
+            <w:pPr>
+              <w:jc w:val="center"/>
+              <w:rPr>
+                <w:color w:val="000000"/>
+                <w:sz w:val="20"/>
+                <w:szCs w:val="20"/>
+              </w:rPr>
+            </w:pPr>
+          </w:p>
+        </w:tc>
+        <w:tc>
+          <w:tcPr>
+            <w:tcW w:w="709" w:type="dxa"/>
+            <w:textDirection w:val="btLr"/>
+          </w:tcPr>
+          <w:p>
+            <w:pPr>
+              <w:ind w:left="113" w:right="113"/>
+              <w:jc w:val="center"/>
+              <w:rPr>
+                <w:sz w:val="20"/>
+                <w:szCs w:val="20"/>
+              </w:rPr>
+            </w:pPr>
+          </w:p>
+        </w:tc>
+        <w:tc>
+          <w:tcPr>
+            <w:tcW w:w="709" w:type="dxa"/>
+            <w:textDirection w:val="btLr"/>
+          </w:tcPr>
+          <w:p>
+            <w:pPr>
+              <w:ind w:left="113" w:right="113"/>
+              <w:jc w:val="center"/>
+              <w:rPr>
+                <w:color w:val="000000"/>
+                <w:sz w:val="20"/>
+                <w:szCs w:val="20"/>
+              </w:rPr>
+            </w:pPr>
+          </w:p>
+        </w:tc>
+        <w:tc>
+          <w:tcPr>
+            <w:tcW w:w="1559" w:type="dxa"/>
+          </w:tcPr>
+          <w:p>
+            <w:pPr>
+              <w:rPr>
+                <w:sz w:val="20"/>
+                <w:szCs w:val="20"/>
+              </w:rPr>
+            </w:pPr>
+          </w:p>
+        </w:tc>
+        <w:tc>
+          <w:tcPr>
+            <w:tcW w:w="775" w:type="dxa"/>
+          </w:tcPr>
+          <w:p>
+            <w:pPr>
+              <w:jc w:val="center"/>
+              <w:rPr>
+                <w:sz w:val="20"/>
+                <w:szCs w:val="20"/>
+              </w:rPr>
+            </w:pPr>
+          </w:p>
+        </w:tc>
+        <w:tc>
+          <w:tcPr>
+            <w:tcW w:w="784" w:type="dxa"/>
+          </w:tcPr>
+          <w:p>
+            <w:pPr>
+              <w:jc w:val="center"/>
+              <w:rPr>
+                <w:sz w:val="20"/>
+                <w:szCs w:val="20"/>
+              </w:rPr>
+            </w:pPr>
+          </w:p>
+        </w:tc>
+        <w:tc>
+          <w:tcPr>
+            <w:tcW w:w="851" w:type="dxa"/>
+          </w:tcPr>
+          <w:p>
+            <w:pPr>
+              <w:jc w:val="center"/>
+              <w:rPr>
+                <w:sz w:val="20"/>
+                <w:szCs w:val="20"/>
+              </w:rPr>
+            </w:pPr>
+          </w:p>
+        </w:tc>
+        <w:tc>
+          <w:tcPr>
+            <w:tcW w:w="850" w:type="dxa"/>
+          </w:tcPr>
+          <w:p>
+            <w:pPr>
+              <w:jc w:val="center"/>
+              <w:rPr>
+                <w:sz w:val="20"/>
+                <w:szCs w:val="20"/>
+              </w:rPr>
+            </w:pPr>
+          </w:p>
+        </w:tc>
+        <w:tc>
+          <w:tcPr>
+            <w:tcW w:w="567" w:type="dxa"/>
+          </w:tcPr>
+          <w:p>
+            <w:pPr>
+              <w:jc w:val="center"/>
+              <w:rPr>
+                <w:sz w:val="20"/>
+                <w:szCs w:val="20"/>
+              </w:rPr>
+            </w:pPr>
+          </w:p>
+        </w:tc>
+        <w:tc>
+          <w:tcPr>
+            <w:tcW w:w="851" w:type="dxa"/>
+          </w:tcPr>
+          <w:p>
+            <w:pPr>
+              <w:jc w:val="center"/>
+              <w:rPr>
+                <w:sz w:val="20"/>
+                <w:szCs w:val="20"/>
+              </w:rPr>
+            </w:pPr>
+          </w:p>
+        </w:tc>
+        <w:tc>
+          <w:tcPr>
+            <w:tcW w:w="850" w:type="dxa"/>
+          </w:tcPr>
+          <w:p>
+            <w:pPr>
+              <w:jc w:val="center"/>
+              <w:rPr>
+                <w:sz w:val="20"/>
+                <w:szCs w:val="20"/>
+              </w:rPr>
+            </w:pPr>
+          </w:p>
+        </w:tc>
+        <w:tc>
+          <w:tcPr>
+            <w:tcW w:w="1559" w:type="dxa"/>
+          </w:tcPr>
+          <w:p>
+            <w:pPr>
+              <w:rPr>
+                <w:sz w:val="18"/>
+                <w:szCs w:val="18"/>
+              </w:rPr>
+            </w:pPr>
+          </w:p>
+        </w:tc>
+      </w:tr>
+      <w:tr>
+        <w:trPr>
+          <w:cantSplit/>
+          <w:trHeight w:val="978"/>
+        </w:trPr>
+        <w:tc>
+          <w:tcPr>
+            <w:tcW w:w="421" w:type="dxa"/>
+          </w:tcPr>
+          <w:p>
+            <w:pPr>
+              <w:jc w:val="center"/>
+              <w:rPr>
+                <w:sz w:val="20"/>
+                <w:szCs w:val="20"/>
+              </w:rPr>
+            </w:pPr>
+          </w:p>
+        </w:tc>
+        <w:tc>
+          <w:tcPr>
+            <w:tcW w:w="1559" w:type="dxa"/>
+          </w:tcPr>
+          <w:p>
+            <w:pPr>
+              <w:rPr>
+                <w:sz w:val="20"/>
+                <w:szCs w:val="20"/>
+              </w:rPr>
+            </w:pPr>
+          </w:p>
+        </w:tc>
+        <w:tc>
+          <w:tcPr>
+            <w:tcW w:w="1417" w:type="dxa"/>
+          </w:tcPr>
+          <w:p>
+            <w:pPr>
+              <w:rPr>
+                <w:color w:val="000000"/>
+                <w:sz w:val="20"/>
+                <w:szCs w:val="20"/>
+              </w:rPr>
+            </w:pPr>
+          </w:p>
+        </w:tc>
+        <w:tc>
+          <w:tcPr>
+            <w:tcW w:w="567" w:type="dxa"/>
+            <w:textDirection w:val="btLr"/>
+          </w:tcPr>
+          <w:p>
+            <w:pPr>
+              <w:ind w:left="113" w:right="113"/>
+              <w:jc w:val="center"/>
+              <w:rPr>
+                <w:sz w:val="20"/>
+                <w:szCs w:val="20"/>
+              </w:rPr>
+            </w:pPr>
+          </w:p>
+        </w:tc>
+        <w:tc>
+          <w:tcPr>
+            <w:tcW w:w="709" w:type="dxa"/>
+            <w:textDirection w:val="btLr"/>
+          </w:tcPr>
+          <w:p>
+            <w:pPr>
+              <w:ind w:left="113" w:right="113"/>
+              <w:jc w:val="center"/>
+              <w:rPr>
+                <w:sz w:val="20"/>
+                <w:szCs w:val="20"/>
+              </w:rPr>
+            </w:pPr>
+          </w:p>
+        </w:tc>
+        <w:tc>
+          <w:tcPr>
+            <w:tcW w:w="1134" w:type="dxa"/>
+          </w:tcPr>
+          <w:p>
+            <w:pPr>
+              <w:jc w:val="center"/>
+              <w:rPr>
+                <w:color w:val="000000"/>
+                <w:sz w:val="20"/>
+                <w:szCs w:val="20"/>
+              </w:rPr>
+            </w:pPr>
+          </w:p>
+        </w:tc>
+        <w:tc>
+          <w:tcPr>
+            <w:tcW w:w="709" w:type="dxa"/>
+            <w:textDirection w:val="btLr"/>
+          </w:tcPr>
+          <w:p>
+            <w:pPr>
+              <w:ind w:left="113" w:right="113"/>
+              <w:jc w:val="center"/>
+              <w:rPr>
+                <w:sz w:val="20"/>
+                <w:szCs w:val="20"/>
+              </w:rPr>
+            </w:pPr>
+          </w:p>
+        </w:tc>
+        <w:tc>
+          <w:tcPr>
+            <w:tcW w:w="709" w:type="dxa"/>
+            <w:textDirection w:val="btLr"/>
+          </w:tcPr>
+          <w:p>
+            <w:pPr>
+              <w:ind w:left="113" w:right="113"/>
+              <w:jc w:val="center"/>
+              <w:rPr>
+                <w:color w:val="000000"/>
+                <w:sz w:val="20"/>
+                <w:szCs w:val="20"/>
+              </w:rPr>
+            </w:pPr>
+          </w:p>
+        </w:tc>
+        <w:tc>
+          <w:tcPr>
+            <w:tcW w:w="1559" w:type="dxa"/>
+          </w:tcPr>
+          <w:p>
+            <w:pPr>
+              <w:rPr>
+                <w:sz w:val="20"/>
+                <w:szCs w:val="20"/>
+              </w:rPr>
+            </w:pPr>
+          </w:p>
+        </w:tc>
+        <w:tc>
+          <w:tcPr>
+            <w:tcW w:w="775" w:type="dxa"/>
+          </w:tcPr>
+          <w:p>
+            <w:pPr>
+              <w:jc w:val="center"/>
+              <w:rPr>
+                <w:sz w:val="20"/>
+                <w:szCs w:val="20"/>
+              </w:rPr>
+            </w:pPr>
+          </w:p>
+        </w:tc>
+        <w:tc>
+          <w:tcPr>
+            <w:tcW w:w="784" w:type="dxa"/>
+          </w:tcPr>
+          <w:p>
+            <w:pPr>
+              <w:jc w:val="center"/>
+              <w:rPr>
+                <w:sz w:val="20"/>
+                <w:szCs w:val="20"/>
+              </w:rPr>
+            </w:pPr>
+          </w:p>
+        </w:tc>
+        <w:tc>
+          <w:tcPr>
+            <w:tcW w:w="851" w:type="dxa"/>
+          </w:tcPr>
+          <w:p>
+            <w:pPr>
+              <w:jc w:val="center"/>
+              <w:rPr>
+                <w:sz w:val="20"/>
+                <w:szCs w:val="20"/>
+              </w:rPr>
+            </w:pPr>
+          </w:p>
+        </w:tc>
+        <w:tc>
+          <w:tcPr>
+            <w:tcW w:w="850" w:type="dxa"/>
+          </w:tcPr>
+          <w:p>
+            <w:pPr>
+              <w:jc w:val="center"/>
+              <w:rPr>
+                <w:sz w:val="20"/>
+                <w:szCs w:val="20"/>
+              </w:rPr>
+            </w:pPr>
+          </w:p>
+        </w:tc>
+        <w:tc>
+          <w:tcPr>
+            <w:tcW w:w="567" w:type="dxa"/>
+          </w:tcPr>
+          <w:p>
+            <w:pPr>
+              <w:jc w:val="center"/>
+              <w:rPr>
+                <w:sz w:val="20"/>
+                <w:szCs w:val="20"/>
+              </w:rPr>
+            </w:pPr>
+          </w:p>
+        </w:tc>
+        <w:tc>
+          <w:tcPr>
+            <w:tcW w:w="851" w:type="dxa"/>
+          </w:tcPr>
+          <w:p>
+            <w:pPr>
+              <w:jc w:val="center"/>
+              <w:rPr>
+                <w:sz w:val="20"/>
+                <w:szCs w:val="20"/>
+              </w:rPr>
+            </w:pPr>
+          </w:p>
+        </w:tc>
+        <w:tc>
+          <w:tcPr>
+            <w:tcW w:w="850" w:type="dxa"/>
+          </w:tcPr>
+          <w:p>
+            <w:pPr>
+              <w:jc w:val="center"/>
+              <w:rPr>
+                <w:sz w:val="20"/>
+                <w:szCs w:val="20"/>
+              </w:rPr>
+            </w:pPr>
+          </w:p>
+        </w:tc>
+        <w:tc>
+          <w:tcPr>
+            <w:tcW w:w="1559" w:type="dxa"/>
+          </w:tcPr>
+          <w:p>
+            <w:pPr>
+              <w:rPr>
+                <w:sz w:val="18"/>
+                <w:szCs w:val="18"/>
+              </w:rPr>
+            </w:pPr>
+          </w:p>
+        </w:tc>
+      </w:tr>
+      <w:tr>
+        <w:trPr>
+          <w:cantSplit/>
+          <w:trHeight w:val="1002"/>
+        </w:trPr>
+        <w:tc>
+          <w:tcPr>
+            <w:tcW w:w="421" w:type="dxa"/>
+          </w:tcPr>
+          <w:p>
+            <w:pPr>
+              <w:jc w:val="center"/>
+              <w:rPr>
+                <w:sz w:val="20"/>
+                <w:szCs w:val="20"/>
+              </w:rPr>
+            </w:pPr>
+          </w:p>
+        </w:tc>
+        <w:tc>
+          <w:tcPr>
+            <w:tcW w:w="1559" w:type="dxa"/>
+          </w:tcPr>
+          <w:p>
+            <w:pPr>
+              <w:rPr>
+                <w:sz w:val="20"/>
+                <w:szCs w:val="20"/>
+              </w:rPr>
+            </w:pPr>
+          </w:p>
+        </w:tc>
+        <w:tc>
+          <w:tcPr>
+            <w:tcW w:w="1417" w:type="dxa"/>
+          </w:tcPr>
+          <w:p>
+            <w:pPr>
+              <w:rPr>
+                <w:color w:val="000000"/>
+                <w:sz w:val="20"/>
+                <w:szCs w:val="20"/>
+              </w:rPr>
+            </w:pPr>
+          </w:p>
+        </w:tc>
+        <w:tc>
+          <w:tcPr>
+            <w:tcW w:w="567" w:type="dxa"/>
+            <w:textDirection w:val="btLr"/>
+          </w:tcPr>
+          <w:p>
+            <w:pPr>
+              <w:ind w:left="113" w:right="113"/>
+              <w:jc w:val="center"/>
+              <w:rPr>
+                <w:sz w:val="20"/>
+                <w:szCs w:val="20"/>
+              </w:rPr>
+            </w:pPr>
+          </w:p>
+        </w:tc>
+        <w:tc>
+          <w:tcPr>
+            <w:tcW w:w="709" w:type="dxa"/>
+            <w:textDirection w:val="btLr"/>
+          </w:tcPr>
+          <w:p>
+            <w:pPr>
+              <w:ind w:left="113" w:right="113"/>
+              <w:jc w:val="center"/>
+              <w:rPr>
+                <w:sz w:val="20"/>
+                <w:szCs w:val="20"/>
+              </w:rPr>
+            </w:pPr>
+          </w:p>
+        </w:tc>
+        <w:tc>
+          <w:tcPr>
+            <w:tcW w:w="1134" w:type="dxa"/>
+          </w:tcPr>
+          <w:p>
+            <w:pPr>
+              <w:jc w:val="center"/>
+              <w:rPr>
+                <w:color w:val="000000"/>
+                <w:sz w:val="20"/>
+                <w:szCs w:val="20"/>
+              </w:rPr>
+            </w:pPr>
+          </w:p>
+        </w:tc>
+        <w:tc>
+          <w:tcPr>
+            <w:tcW w:w="709" w:type="dxa"/>
+            <w:textDirection w:val="btLr"/>
+          </w:tcPr>
+          <w:p>
+            <w:pPr>
+              <w:ind w:left="113" w:right="113"/>
+              <w:jc w:val="center"/>
+              <w:rPr>
+                <w:sz w:val="20"/>
+                <w:szCs w:val="20"/>
+              </w:rPr>
+            </w:pPr>
+          </w:p>
+        </w:tc>
+        <w:tc>
+          <w:tcPr>
+            <w:tcW w:w="709" w:type="dxa"/>
+            <w:textDirection w:val="btLr"/>
+          </w:tcPr>
+          <w:p>
+            <w:pPr>
+              <w:ind w:left="113" w:right="113"/>
+              <w:jc w:val="center"/>
+              <w:rPr>
+                <w:color w:val="000000"/>
+                <w:sz w:val="20"/>
+                <w:szCs w:val="20"/>
+              </w:rPr>
+            </w:pPr>
+          </w:p>
+        </w:tc>
+        <w:tc>
+          <w:tcPr>
+            <w:tcW w:w="1559" w:type="dxa"/>
+          </w:tcPr>
+          <w:p>
+            <w:pPr>
+              <w:rPr>
+                <w:sz w:val="20"/>
+                <w:szCs w:val="20"/>
+              </w:rPr>
+            </w:pPr>
+          </w:p>
+        </w:tc>
+        <w:tc>
+          <w:tcPr>
+            <w:tcW w:w="775" w:type="dxa"/>
+          </w:tcPr>
+          <w:p>
+            <w:pPr>
+              <w:jc w:val="center"/>
+              <w:rPr>
+                <w:sz w:val="20"/>
+                <w:szCs w:val="20"/>
+              </w:rPr>
+            </w:pPr>
+          </w:p>
+        </w:tc>
+        <w:tc>
+          <w:tcPr>
+            <w:tcW w:w="784" w:type="dxa"/>
+          </w:tcPr>
+          <w:p>
+            <w:pPr>
+              <w:jc w:val="center"/>
+              <w:rPr>
+                <w:sz w:val="20"/>
+                <w:szCs w:val="20"/>
+              </w:rPr>
+            </w:pPr>
+          </w:p>
+        </w:tc>
+        <w:tc>
+          <w:tcPr>
+            <w:tcW w:w="851" w:type="dxa"/>
+          </w:tcPr>
+          <w:p>
+            <w:pPr>
+              <w:jc w:val="center"/>
+              <w:rPr>
+                <w:sz w:val="20"/>
+                <w:szCs w:val="20"/>
+              </w:rPr>
+            </w:pPr>
+          </w:p>
+        </w:tc>
+        <w:tc>
+          <w:tcPr>
+            <w:tcW w:w="850" w:type="dxa"/>
+          </w:tcPr>
+          <w:p>
+            <w:pPr>
+              <w:jc w:val="center"/>
+              <w:rPr>
+                <w:sz w:val="20"/>
+                <w:szCs w:val="20"/>
+              </w:rPr>
+            </w:pPr>
+          </w:p>
+        </w:tc>
+        <w:tc>
+          <w:tcPr>
+            <w:tcW w:w="567" w:type="dxa"/>
+          </w:tcPr>
+          <w:p>
+            <w:pPr>
+              <w:jc w:val="center"/>
+              <w:rPr>
+                <w:sz w:val="20"/>
+                <w:szCs w:val="20"/>
+              </w:rPr>
+            </w:pPr>
+          </w:p>
+        </w:tc>
+        <w:tc>
+          <w:tcPr>
+            <w:tcW w:w="851" w:type="dxa"/>
+          </w:tcPr>
+          <w:p>
+            <w:pPr>
+              <w:jc w:val="center"/>
+              <w:rPr>
+                <w:sz w:val="20"/>
+                <w:szCs w:val="20"/>
+              </w:rPr>
+            </w:pPr>
+          </w:p>
+        </w:tc>
+        <w:tc>
+          <w:tcPr>
+            <w:tcW w:w="850" w:type="dxa"/>
+          </w:tcPr>
+          <w:p>
+            <w:pPr>
+              <w:jc w:val="center"/>
+              <w:rPr>
+                <w:sz w:val="20"/>
+                <w:szCs w:val="20"/>
+              </w:rPr>
+            </w:pPr>
+          </w:p>
+        </w:tc>
+        <w:tc>
+          <w:tcPr>
+            <w:tcW w:w="1559" w:type="dxa"/>
+          </w:tcPr>
+          <w:p>
+            <w:pPr>
+              <w:rPr>
+                <w:sz w:val="18"/>
+                <w:szCs w:val="18"/>
+              </w:rPr>
+            </w:pPr>
+          </w:p>
+        </w:tc>
+      </w:tr>
+      <w:tr>
+        <w:trPr>
+          <w:cantSplit/>
+          <w:trHeight w:val="704"/>
+        </w:trPr>
+        <w:tc>
+          <w:tcPr>
+            <w:tcW w:w="421" w:type="dxa"/>
+          </w:tcPr>
+          <w:p>
+            <w:pPr>
+              <w:jc w:val="center"/>
+              <w:rPr>
+                <w:sz w:val="20"/>
+                <w:szCs w:val="20"/>
+              </w:rPr>
+            </w:pPr>
+          </w:p>
+        </w:tc>
+        <w:tc>
+          <w:tcPr>
+            <w:tcW w:w="1559" w:type="dxa"/>
+          </w:tcPr>
+          <w:p>
+            <w:pPr>
+              <w:rPr>
+                <w:sz w:val="20"/>
+                <w:szCs w:val="20"/>
+              </w:rPr>
+            </w:pPr>
+          </w:p>
+        </w:tc>
+        <w:tc>
+          <w:tcPr>
+            <w:tcW w:w="1417" w:type="dxa"/>
+          </w:tcPr>
+          <w:p>
+            <w:pPr>
+              <w:rPr>
+                <w:color w:val="000000"/>
+                <w:sz w:val="20"/>
+                <w:szCs w:val="20"/>
+              </w:rPr>
+            </w:pPr>
+          </w:p>
+        </w:tc>
+        <w:tc>
+          <w:tcPr>
+            <w:tcW w:w="567" w:type="dxa"/>
+            <w:textDirection w:val="btLr"/>
+          </w:tcPr>
+          <w:p>
+            <w:pPr>
+              <w:ind w:left="113" w:right="113"/>
+              <w:jc w:val="center"/>
+              <w:rPr>
+                <w:sz w:val="20"/>
+                <w:szCs w:val="20"/>
+              </w:rPr>
+            </w:pPr>
+          </w:p>
+        </w:tc>
+        <w:tc>
+          <w:tcPr>
+            <w:tcW w:w="709" w:type="dxa"/>
+            <w:textDirection w:val="btLr"/>
+          </w:tcPr>
+          <w:p>
+            <w:pPr>
+              <w:ind w:left="113" w:right="113"/>
+              <w:jc w:val="center"/>
+              <w:rPr>
+                <w:sz w:val="20"/>
+                <w:szCs w:val="20"/>
+              </w:rPr>
+            </w:pPr>
+          </w:p>
+        </w:tc>
+        <w:tc>
+          <w:tcPr>
+            <w:tcW w:w="1134" w:type="dxa"/>
+          </w:tcPr>
+          <w:p>
+            <w:pPr>
+              <w:jc w:val="center"/>
+              <w:rPr>
+                <w:color w:val="000000"/>
+                <w:sz w:val="20"/>
+                <w:szCs w:val="20"/>
+              </w:rPr>
+            </w:pPr>
+          </w:p>
+        </w:tc>
+        <w:tc>
+          <w:tcPr>
+            <w:tcW w:w="709" w:type="dxa"/>
+            <w:textDirection w:val="btLr"/>
+          </w:tcPr>
+          <w:p>
+            <w:pPr>
+              <w:ind w:left="113" w:right="113"/>
+              <w:jc w:val="center"/>
+              <w:rPr>
+                <w:sz w:val="20"/>
+                <w:szCs w:val="20"/>
+              </w:rPr>
+            </w:pPr>
+          </w:p>
+        </w:tc>
+        <w:tc>
+          <w:tcPr>
+            <w:tcW w:w="709" w:type="dxa"/>
+            <w:textDirection w:val="btLr"/>
+          </w:tcPr>
+          <w:p>
+            <w:pPr>
+              <w:ind w:left="113" w:right="113"/>
+              <w:jc w:val="center"/>
+              <w:rPr>
+                <w:color w:val="000000"/>
+                <w:sz w:val="20"/>
+                <w:szCs w:val="20"/>
+              </w:rPr>
+            </w:pPr>
+          </w:p>
+        </w:tc>
+        <w:tc>
+          <w:tcPr>
+            <w:tcW w:w="1559" w:type="dxa"/>
+          </w:tcPr>
+          <w:p>
+            <w:pPr>
+              <w:rPr>
+                <w:sz w:val="20"/>
+                <w:szCs w:val="20"/>
+              </w:rPr>
+            </w:pPr>
+          </w:p>
+        </w:tc>
+        <w:tc>
+          <w:tcPr>
+            <w:tcW w:w="775" w:type="dxa"/>
+          </w:tcPr>
+          <w:p>
+            <w:pPr>
+              <w:jc w:val="center"/>
+              <w:rPr>
+                <w:sz w:val="20"/>
+                <w:szCs w:val="20"/>
+              </w:rPr>
+            </w:pPr>
+          </w:p>
+        </w:tc>
+        <w:tc>
+          <w:tcPr>
+            <w:tcW w:w="784" w:type="dxa"/>
+          </w:tcPr>
+          <w:p>
+            <w:pPr>
+              <w:jc w:val="center"/>
+              <w:rPr>
+                <w:sz w:val="20"/>
+                <w:szCs w:val="20"/>
+              </w:rPr>
+            </w:pPr>
+          </w:p>
+        </w:tc>
+        <w:tc>
+          <w:tcPr>
+            <w:tcW w:w="851" w:type="dxa"/>
+          </w:tcPr>
+          <w:p>
+            <w:pPr>
+              <w:jc w:val="center"/>
+              <w:rPr>
+                <w:sz w:val="20"/>
+                <w:szCs w:val="20"/>
+              </w:rPr>
+            </w:pPr>
+          </w:p>
+        </w:tc>
+        <w:tc>
+          <w:tcPr>
+            <w:tcW w:w="850" w:type="dxa"/>
+          </w:tcPr>
+          <w:p>
+            <w:pPr>
+              <w:jc w:val="center"/>
+              <w:rPr>
+                <w:sz w:val="20"/>
+                <w:szCs w:val="20"/>
+              </w:rPr>
+            </w:pPr>
+          </w:p>
+        </w:tc>
+        <w:tc>
+          <w:tcPr>
+            <w:tcW w:w="567" w:type="dxa"/>
+          </w:tcPr>
+          <w:p>
+            <w:pPr>
+              <w:jc w:val="center"/>
+              <w:rPr>
+                <w:sz w:val="20"/>
+                <w:szCs w:val="20"/>
+              </w:rPr>
+            </w:pPr>
+          </w:p>
+        </w:tc>
+        <w:tc>
+          <w:tcPr>
+            <w:tcW w:w="851" w:type="dxa"/>
+          </w:tcPr>
+          <w:p>
+            <w:pPr>
+              <w:jc w:val="center"/>
+              <w:rPr>
+                <w:sz w:val="20"/>
+                <w:szCs w:val="20"/>
+              </w:rPr>
+            </w:pPr>
+          </w:p>
+        </w:tc>
+        <w:tc>
+          <w:tcPr>
+            <w:tcW w:w="850" w:type="dxa"/>
+          </w:tcPr>
+          <w:p>
+            <w:pPr>
+              <w:jc w:val="center"/>
+              <w:rPr>
+                <w:sz w:val="20"/>
+                <w:szCs w:val="20"/>
+              </w:rPr>
+            </w:pPr>
+          </w:p>
+        </w:tc>
+        <w:tc>
+          <w:tcPr>
+            <w:tcW w:w="1559" w:type="dxa"/>
+            <w:vAlign w:val="center"/>
+          </w:tcPr>
+          <w:p>
+            <w:pPr>
+              <w:rPr>
+                <w:sz w:val="18"/>
+                <w:szCs w:val="18"/>
+              </w:rPr>
+            </w:pPr>
+          </w:p>
+        </w:tc>
+      </w:tr>
+      <w:tr>
+        <w:trPr>
+          <w:cantSplit/>
+          <w:trHeight w:val="844"/>
+        </w:trPr>
+        <w:tc>
+          <w:tcPr>
+            <w:tcW w:w="421" w:type="dxa"/>
+          </w:tcPr>
+          <w:p>
+            <w:pPr>
+              <w:jc w:val="center"/>
+              <w:rPr>
+                <w:sz w:val="20"/>
+                <w:szCs w:val="20"/>
+              </w:rPr>
+            </w:pPr>
+          </w:p>
+        </w:tc>
+        <w:tc>
+          <w:tcPr>
+            <w:tcW w:w="1559" w:type="dxa"/>
+          </w:tcPr>
+          <w:p>
+            <w:pPr>
+              <w:rPr>
+                <w:sz w:val="20"/>
+                <w:szCs w:val="20"/>
+              </w:rPr>
+            </w:pPr>
+          </w:p>
+        </w:tc>
+        <w:tc>
+          <w:tcPr>
+            <w:tcW w:w="1417" w:type="dxa"/>
+          </w:tcPr>
+          <w:p>
+            <w:pPr>
+              <w:rPr>
+                <w:color w:val="000000"/>
+                <w:sz w:val="20"/>
+                <w:szCs w:val="20"/>
+              </w:rPr>
+            </w:pPr>
+          </w:p>
+        </w:tc>
+        <w:tc>
+          <w:tcPr>
+            <w:tcW w:w="567" w:type="dxa"/>
+            <w:textDirection w:val="btLr"/>
+          </w:tcPr>
+          <w:p>
+            <w:pPr>
+              <w:ind w:left="113" w:right="113"/>
+              <w:jc w:val="center"/>
+              <w:rPr>
+                <w:sz w:val="20"/>
+                <w:szCs w:val="20"/>
+              </w:rPr>
+            </w:pPr>
+          </w:p>
+        </w:tc>
+        <w:tc>
+          <w:tcPr>
+            <w:tcW w:w="709" w:type="dxa"/>
+            <w:textDirection w:val="btLr"/>
+          </w:tcPr>
+          <w:p>
+            <w:pPr>
+              <w:ind w:left="113" w:right="113"/>
+              <w:jc w:val="center"/>
+              <w:rPr>
+                <w:sz w:val="20"/>
+                <w:szCs w:val="20"/>
+              </w:rPr>
+            </w:pPr>
+          </w:p>
+        </w:tc>
+        <w:tc>
+          <w:tcPr>
+            <w:tcW w:w="1134" w:type="dxa"/>
+          </w:tcPr>
+          <w:p>
+            <w:pPr>
+              <w:jc w:val="center"/>
+              <w:rPr>
+                <w:color w:val="000000"/>
+                <w:sz w:val="20"/>
+                <w:szCs w:val="20"/>
+              </w:rPr>
+            </w:pPr>
+          </w:p>
+        </w:tc>
+        <w:tc>
+          <w:tcPr>
+            <w:tcW w:w="709" w:type="dxa"/>
+            <w:textDirection w:val="btLr"/>
+          </w:tcPr>
+          <w:p>
+            <w:pPr>
+              <w:ind w:left="113" w:right="113"/>
+              <w:jc w:val="center"/>
+              <w:rPr>
+                <w:sz w:val="20"/>
+                <w:szCs w:val="20"/>
+              </w:rPr>
+            </w:pPr>
+          </w:p>
+        </w:tc>
+        <w:tc>
+          <w:tcPr>
+            <w:tcW w:w="709" w:type="dxa"/>
+            <w:textDirection w:val="btLr"/>
+          </w:tcPr>
+          <w:p>
+            <w:pPr>
+              <w:ind w:left="113" w:right="113"/>
+              <w:jc w:val="center"/>
+              <w:rPr>
+                <w:color w:val="000000"/>
+                <w:sz w:val="20"/>
+                <w:szCs w:val="20"/>
+              </w:rPr>
+            </w:pPr>
+          </w:p>
+        </w:tc>
+        <w:tc>
+          <w:tcPr>
+            <w:tcW w:w="1559" w:type="dxa"/>
+          </w:tcPr>
+          <w:p>
+            <w:pPr>
+              <w:rPr>
+                <w:sz w:val="20"/>
+                <w:szCs w:val="20"/>
+              </w:rPr>
+            </w:pPr>
+          </w:p>
+        </w:tc>
+        <w:tc>
+          <w:tcPr>
+            <w:tcW w:w="775" w:type="dxa"/>
+          </w:tcPr>
+          <w:p>
+            <w:pPr>
+              <w:jc w:val="center"/>
+              <w:rPr>
+                <w:sz w:val="20"/>
+                <w:szCs w:val="20"/>
+              </w:rPr>
+            </w:pPr>
+          </w:p>
+        </w:tc>
+        <w:tc>
+          <w:tcPr>
+            <w:tcW w:w="784" w:type="dxa"/>
+          </w:tcPr>
+          <w:p>
+            <w:pPr>
+              <w:jc w:val="center"/>
+              <w:rPr>
+                <w:sz w:val="20"/>
+                <w:szCs w:val="20"/>
+              </w:rPr>
+            </w:pPr>
+          </w:p>
+        </w:tc>
+        <w:tc>
+          <w:tcPr>
+            <w:tcW w:w="851" w:type="dxa"/>
+          </w:tcPr>
+          <w:p>
+            <w:pPr>
+              <w:jc w:val="center"/>
+              <w:rPr>
+                <w:sz w:val="20"/>
+                <w:szCs w:val="20"/>
+              </w:rPr>
+            </w:pPr>
+          </w:p>
+        </w:tc>
+        <w:tc>
+          <w:tcPr>
+            <w:tcW w:w="850" w:type="dxa"/>
+          </w:tcPr>
+          <w:p>
+            <w:pPr>
+              <w:jc w:val="center"/>
+              <w:rPr>
+                <w:sz w:val="20"/>
+                <w:szCs w:val="20"/>
+              </w:rPr>
+            </w:pPr>
+          </w:p>
+        </w:tc>
+        <w:tc>
+          <w:tcPr>
+            <w:tcW w:w="567" w:type="dxa"/>
+          </w:tcPr>
+          <w:p>
+            <w:pPr>
+              <w:jc w:val="center"/>
+              <w:rPr>
+                <w:sz w:val="20"/>
+                <w:szCs w:val="20"/>
+              </w:rPr>
+            </w:pPr>
+          </w:p>
+        </w:tc>
+        <w:tc>
+          <w:tcPr>
+            <w:tcW w:w="851" w:type="dxa"/>
+          </w:tcPr>
+          <w:p>
+            <w:pPr>
+              <w:jc w:val="center"/>
+              <w:rPr>
+                <w:sz w:val="20"/>
+                <w:szCs w:val="20"/>
+              </w:rPr>
+            </w:pPr>
+          </w:p>
+        </w:tc>
+        <w:tc>
+          <w:tcPr>
+            <w:tcW w:w="850" w:type="dxa"/>
+          </w:tcPr>
+          <w:p>
+            <w:pPr>
+              <w:jc w:val="center"/>
+              <w:rPr>
+                <w:sz w:val="20"/>
+                <w:szCs w:val="20"/>
+              </w:rPr>
+            </w:pPr>
+          </w:p>
+        </w:tc>
+        <w:tc>
+          <w:tcPr>
+            <w:tcW w:w="1559" w:type="dxa"/>
+          </w:tcPr>
+          <w:p>
+            <w:pPr>
+              <w:rPr>
+                <w:sz w:val="18"/>
+                <w:szCs w:val="18"/>
+              </w:rPr>
+            </w:pPr>
+          </w:p>
+        </w:tc>
+      </w:tr>
+      <w:tr>
+        <w:trPr>
+          <w:cantSplit/>
+          <w:trHeight w:val="984"/>
+        </w:trPr>
+        <w:tc>
+          <w:tcPr>
+            <w:tcW w:w="421" w:type="dxa"/>
+          </w:tcPr>
+          <w:p>
+            <w:pPr>
+              <w:jc w:val="center"/>
+              <w:rPr>
+                <w:sz w:val="20"/>
+                <w:szCs w:val="20"/>
+              </w:rPr>
+            </w:pPr>
+          </w:p>
+        </w:tc>
+        <w:tc>
+          <w:tcPr>
+            <w:tcW w:w="1559" w:type="dxa"/>
+          </w:tcPr>
+          <w:p>
+            <w:pPr>
+              <w:rPr>
+                <w:sz w:val="20"/>
+                <w:szCs w:val="20"/>
+              </w:rPr>
+            </w:pPr>
+          </w:p>
+        </w:tc>
+        <w:tc>
+          <w:tcPr>
+            <w:tcW w:w="1417" w:type="dxa"/>
+          </w:tcPr>
+          <w:p>
+            <w:pPr>
+              <w:rPr>
+                <w:color w:val="000000"/>
+                <w:sz w:val="20"/>
+                <w:szCs w:val="20"/>
+              </w:rPr>
+            </w:pPr>
+          </w:p>
+        </w:tc>
+        <w:tc>
+          <w:tcPr>
+            <w:tcW w:w="567" w:type="dxa"/>
+            <w:textDirection w:val="btLr"/>
+          </w:tcPr>
+          <w:p>
+            <w:pPr>
+              <w:ind w:left="113" w:right="113"/>
+              <w:jc w:val="center"/>
+              <w:rPr>
+                <w:sz w:val="20"/>
+                <w:szCs w:val="20"/>
+              </w:rPr>
+            </w:pPr>
+          </w:p>
+        </w:tc>
+        <w:tc>
+          <w:tcPr>
+            <w:tcW w:w="709" w:type="dxa"/>
+            <w:textDirection w:val="btLr"/>
+          </w:tcPr>
+          <w:p>
+            <w:pPr>
+              <w:ind w:left="113" w:right="113"/>
+              <w:jc w:val="center"/>
+              <w:rPr>
+                <w:sz w:val="20"/>
+                <w:szCs w:val="20"/>
+              </w:rPr>
+            </w:pPr>
+          </w:p>
+        </w:tc>
+        <w:tc>
+          <w:tcPr>
+            <w:tcW w:w="1134" w:type="dxa"/>
+          </w:tcPr>
+          <w:p>
+            <w:pPr>
+              <w:jc w:val="center"/>
+              <w:rPr>
+                <w:color w:val="000000"/>
+                <w:sz w:val="20"/>
+                <w:szCs w:val="20"/>
+              </w:rPr>
+            </w:pPr>
+          </w:p>
+        </w:tc>
+        <w:tc>
+          <w:tcPr>
+            <w:tcW w:w="709" w:type="dxa"/>
+            <w:textDirection w:val="btLr"/>
+          </w:tcPr>
+          <w:p>
+            <w:pPr>
+              <w:ind w:left="113" w:right="113"/>
+              <w:jc w:val="center"/>
+              <w:rPr>
+                <w:sz w:val="20"/>
+                <w:szCs w:val="20"/>
+              </w:rPr>
+            </w:pPr>
+          </w:p>
+        </w:tc>
+        <w:tc>
+          <w:tcPr>
+            <w:tcW w:w="709" w:type="dxa"/>
+            <w:textDirection w:val="btLr"/>
+          </w:tcPr>
+          <w:p>
+            <w:pPr>
+              <w:ind w:left="113" w:right="113"/>
+              <w:jc w:val="center"/>
+              <w:rPr>
+                <w:color w:val="000000"/>
+                <w:sz w:val="20"/>
+                <w:szCs w:val="20"/>
+              </w:rPr>
+            </w:pPr>
+          </w:p>
+        </w:tc>
+        <w:tc>
+          <w:tcPr>
+            <w:tcW w:w="1559" w:type="dxa"/>
+          </w:tcPr>
+          <w:p>
+            <w:pPr>
+              <w:rPr>
+                <w:sz w:val="20"/>
+                <w:szCs w:val="20"/>
+              </w:rPr>
+            </w:pPr>
+          </w:p>
+        </w:tc>
+        <w:tc>
+          <w:tcPr>
+            <w:tcW w:w="775" w:type="dxa"/>
+          </w:tcPr>
+          <w:p>
+            <w:pPr>
+              <w:jc w:val="center"/>
+              <w:rPr>
+                <w:sz w:val="20"/>
+                <w:szCs w:val="20"/>
+              </w:rPr>
+            </w:pPr>
+          </w:p>
+        </w:tc>
+        <w:tc>
+          <w:tcPr>
+            <w:tcW w:w="784" w:type="dxa"/>
+          </w:tcPr>
+          <w:p>
+            <w:pPr>
+              <w:jc w:val="center"/>
+              <w:rPr>
+                <w:sz w:val="20"/>
+                <w:szCs w:val="20"/>
+              </w:rPr>
+            </w:pPr>
+          </w:p>
+        </w:tc>
+        <w:tc>
+          <w:tcPr>
+            <w:tcW w:w="851" w:type="dxa"/>
+          </w:tcPr>
+          <w:p>
+            <w:pPr>
+              <w:jc w:val="center"/>
+              <w:rPr>
+                <w:sz w:val="20"/>
+                <w:szCs w:val="20"/>
+              </w:rPr>
+            </w:pPr>
+          </w:p>
+        </w:tc>
+        <w:tc>
+          <w:tcPr>
+            <w:tcW w:w="850" w:type="dxa"/>
+          </w:tcPr>
+          <w:p>
+            <w:pPr>
+              <w:jc w:val="center"/>
+              <w:rPr>
+                <w:sz w:val="20"/>
+                <w:szCs w:val="20"/>
+              </w:rPr>
+            </w:pPr>
+          </w:p>
+        </w:tc>
+        <w:tc>
+          <w:tcPr>
+            <w:tcW w:w="567" w:type="dxa"/>
+          </w:tcPr>
+          <w:p>
+            <w:pPr>
+              <w:jc w:val="center"/>
+              <w:rPr>
+                <w:sz w:val="20"/>
+                <w:szCs w:val="20"/>
+              </w:rPr>
+            </w:pPr>
+          </w:p>
+        </w:tc>
+        <w:tc>
+          <w:tcPr>
+            <w:tcW w:w="851" w:type="dxa"/>
+          </w:tcPr>
+          <w:p>
+            <w:pPr>
+              <w:jc w:val="center"/>
+              <w:rPr>
+                <w:sz w:val="20"/>
+                <w:szCs w:val="20"/>
+              </w:rPr>
+            </w:pPr>
+          </w:p>
+        </w:tc>
+        <w:tc>
+          <w:tcPr>
+            <w:tcW w:w="850" w:type="dxa"/>
+          </w:tcPr>
+          <w:p>
+            <w:pPr>
+              <w:jc w:val="center"/>
+              <w:rPr>
+                <w:sz w:val="20"/>
+                <w:szCs w:val="20"/>
+              </w:rPr>
+            </w:pPr>
+          </w:p>
+        </w:tc>
+        <w:tc>
+          <w:tcPr>
+            <w:tcW w:w="1559" w:type="dxa"/>
+          </w:tcPr>
+          <w:p>
+            <w:pPr>
+              <w:rPr>
+                <w:sz w:val="18"/>
+                <w:szCs w:val="18"/>
+              </w:rPr>
+            </w:pPr>
+          </w:p>
+        </w:tc>
+      </w:tr>
+      <w:tr>
+        <w:trPr>
+          <w:cantSplit/>
+          <w:trHeight w:val="985"/>
+        </w:trPr>
+        <w:tc>
+          <w:tcPr>
+            <w:tcW w:w="421" w:type="dxa"/>
+          </w:tcPr>
+          <w:p>
+            <w:pPr>
+              <w:rPr>
+                <w:sz w:val="20"/>
+                <w:szCs w:val="20"/>
+              </w:rPr>
+            </w:pPr>
+          </w:p>
+        </w:tc>
+        <w:tc>
+          <w:tcPr>
+            <w:tcW w:w="1559" w:type="dxa"/>
+          </w:tcPr>
+          <w:p>
+            <w:pPr>
+              <w:rPr>
+                <w:sz w:val="20"/>
+                <w:szCs w:val="20"/>
+              </w:rPr>
+            </w:pPr>
+          </w:p>
+        </w:tc>
+        <w:tc>
+          <w:tcPr>
+            <w:tcW w:w="1417" w:type="dxa"/>
+          </w:tcPr>
+          <w:p>
+            <w:pPr>
+              <w:rPr>
+                <w:color w:val="000000"/>
+                <w:sz w:val="20"/>
+                <w:szCs w:val="20"/>
+              </w:rPr>
+            </w:pPr>
+          </w:p>
+        </w:tc>
+        <w:tc>
+          <w:tcPr>
+            <w:tcW w:w="567" w:type="dxa"/>
+            <w:textDirection w:val="btLr"/>
+          </w:tcPr>
+          <w:p>
+            <w:pPr>
+              <w:ind w:left="113" w:right="113"/>
+              <w:jc w:val="center"/>
+              <w:rPr>
+                <w:sz w:val="20"/>
+                <w:szCs w:val="20"/>
+              </w:rPr>
+            </w:pPr>
+          </w:p>
+        </w:tc>
+        <w:tc>
+          <w:tcPr>
+            <w:tcW w:w="709" w:type="dxa"/>
+            <w:textDirection w:val="btLr"/>
+          </w:tcPr>
+          <w:p>
+            <w:pPr>
+              <w:ind w:left="113" w:right="113"/>
+              <w:jc w:val="center"/>
+              <w:rPr>
+                <w:sz w:val="20"/>
+                <w:szCs w:val="20"/>
+              </w:rPr>
+            </w:pPr>
+          </w:p>
+        </w:tc>
+        <w:tc>
+          <w:tcPr>
+            <w:tcW w:w="1134" w:type="dxa"/>
+          </w:tcPr>
+          <w:p>
+            <w:pPr>
+              <w:jc w:val="center"/>
+              <w:rPr>
+                <w:color w:val="000000"/>
+                <w:sz w:val="20"/>
+                <w:szCs w:val="20"/>
+              </w:rPr>
+            </w:pPr>
+          </w:p>
+        </w:tc>
+        <w:tc>
+          <w:tcPr>
+            <w:tcW w:w="709" w:type="dxa"/>
+            <w:textDirection w:val="btLr"/>
+          </w:tcPr>
+          <w:p>
+            <w:pPr>
+              <w:ind w:left="113" w:right="113"/>
+              <w:jc w:val="center"/>
+              <w:rPr>
+                <w:sz w:val="20"/>
+                <w:szCs w:val="20"/>
+              </w:rPr>
+            </w:pPr>
+          </w:p>
+        </w:tc>
+        <w:tc>
+          <w:tcPr>
+            <w:tcW w:w="709" w:type="dxa"/>
+            <w:textDirection w:val="btLr"/>
+          </w:tcPr>
+          <w:p>
+            <w:pPr>
+              <w:ind w:left="113" w:right="113"/>
+              <w:jc w:val="center"/>
+              <w:rPr>
+                <w:color w:val="000000"/>
+                <w:sz w:val="20"/>
+                <w:szCs w:val="20"/>
+              </w:rPr>
+            </w:pPr>
+          </w:p>
+        </w:tc>
+        <w:tc>
+          <w:tcPr>
+            <w:tcW w:w="1559" w:type="dxa"/>
+          </w:tcPr>
+          <w:p>
+            <w:pPr>
+              <w:rPr>
+                <w:sz w:val="20"/>
+                <w:szCs w:val="20"/>
+              </w:rPr>
+            </w:pPr>
+          </w:p>
+        </w:tc>
+        <w:tc>
+          <w:tcPr>
+            <w:tcW w:w="775" w:type="dxa"/>
+          </w:tcPr>
+          <w:p>
+            <w:pPr>
+              <w:jc w:val="center"/>
+              <w:rPr>
+                <w:sz w:val="20"/>
+                <w:szCs w:val="20"/>
+              </w:rPr>
+            </w:pPr>
+          </w:p>
+        </w:tc>
+        <w:tc>
+          <w:tcPr>
+            <w:tcW w:w="784" w:type="dxa"/>
+          </w:tcPr>
+          <w:p>
+            <w:pPr>
+              <w:jc w:val="center"/>
+              <w:rPr>
+                <w:sz w:val="20"/>
+                <w:szCs w:val="20"/>
+              </w:rPr>
+            </w:pPr>
+          </w:p>
+        </w:tc>
+        <w:tc>
+          <w:tcPr>
+            <w:tcW w:w="851" w:type="dxa"/>
+          </w:tcPr>
+          <w:p>
+            <w:pPr>
+              <w:jc w:val="center"/>
+              <w:rPr>
+                <w:sz w:val="20"/>
+                <w:szCs w:val="20"/>
+              </w:rPr>
+            </w:pPr>
+          </w:p>
+        </w:tc>
+        <w:tc>
+          <w:tcPr>
+            <w:tcW w:w="850" w:type="dxa"/>
+          </w:tcPr>
+          <w:p>
+            <w:pPr>
+              <w:jc w:val="center"/>
+              <w:rPr>
+                <w:sz w:val="20"/>
+                <w:szCs w:val="20"/>
+              </w:rPr>
+            </w:pPr>
+          </w:p>
+        </w:tc>
+        <w:tc>
+          <w:tcPr>
+            <w:tcW w:w="567" w:type="dxa"/>
+          </w:tcPr>
+          <w:p>
+            <w:pPr>
+              <w:jc w:val="center"/>
+              <w:rPr>
+                <w:sz w:val="20"/>
+                <w:szCs w:val="20"/>
+              </w:rPr>
+            </w:pPr>
+          </w:p>
+        </w:tc>
+        <w:tc>
+          <w:tcPr>
+            <w:tcW w:w="851" w:type="dxa"/>
+          </w:tcPr>
+          <w:p>
+            <w:pPr>
+              <w:jc w:val="center"/>
+              <w:rPr>
+                <w:sz w:val="20"/>
+                <w:szCs w:val="20"/>
+              </w:rPr>
+            </w:pPr>
+          </w:p>
+        </w:tc>
+        <w:tc>
+          <w:tcPr>
+            <w:tcW w:w="850" w:type="dxa"/>
+          </w:tcPr>
+          <w:p>
+            <w:pPr>
+              <w:jc w:val="center"/>
+              <w:rPr>
+                <w:sz w:val="20"/>
+                <w:szCs w:val="20"/>
+              </w:rPr>
+            </w:pPr>
+          </w:p>
+        </w:tc>
+        <w:tc>
+          <w:tcPr>
+            <w:tcW w:w="1559" w:type="dxa"/>
+            <w:vAlign w:val="center"/>
+          </w:tcPr>
+          <w:p>
+            <w:pPr>
+              <w:rPr>
+                <w:sz w:val="20"/>
+                <w:szCs w:val="20"/>
+              </w:rPr>
+            </w:pPr>
+          </w:p>
+        </w:tc>
+      </w:tr>
+      <w:tr>
+        <w:trPr>
+          <w:cantSplit/>
+          <w:trHeight w:val="985"/>
+        </w:trPr>
+        <w:tc>
+          <w:tcPr>
+            <w:tcW w:w="421" w:type="dxa"/>
+          </w:tcPr>
+          <w:p>
+            <w:pPr>
+              <w:jc w:val="center"/>
+              <w:rPr>
+                <w:sz w:val="20"/>
+                <w:szCs w:val="20"/>
+              </w:rPr>
+            </w:pPr>
+          </w:p>
+        </w:tc>
+        <w:tc>
+          <w:tcPr>
+            <w:tcW w:w="1559" w:type="dxa"/>
+          </w:tcPr>
+          <w:p>
+            <w:pPr>
+              <w:rPr>
+                <w:sz w:val="20"/>
+                <w:szCs w:val="20"/>
+              </w:rPr>
+            </w:pPr>
+          </w:p>
+        </w:tc>
+        <w:tc>
+          <w:tcPr>
+            <w:tcW w:w="1417" w:type="dxa"/>
+          </w:tcPr>
+          <w:p>
+            <w:pPr>
+              <w:rPr>
+                <w:color w:val="000000"/>
+                <w:sz w:val="20"/>
+                <w:szCs w:val="20"/>
+              </w:rPr>
+            </w:pPr>
+          </w:p>
+        </w:tc>
+        <w:tc>
+          <w:tcPr>
+            <w:tcW w:w="567" w:type="dxa"/>
+            <w:textDirection w:val="btLr"/>
+          </w:tcPr>
+          <w:p>
+            <w:pPr>
+              <w:ind w:left="113" w:right="113"/>
+              <w:jc w:val="center"/>
+              <w:rPr>
+                <w:sz w:val="20"/>
+                <w:szCs w:val="20"/>
+              </w:rPr>
+            </w:pPr>
+          </w:p>
+        </w:tc>
+        <w:tc>
+          <w:tcPr>
+            <w:tcW w:w="709" w:type="dxa"/>
+            <w:textDirection w:val="btLr"/>
+          </w:tcPr>
+          <w:p>
+            <w:pPr>
+              <w:ind w:left="113" w:right="113"/>
+              <w:jc w:val="center"/>
+              <w:rPr>
+                <w:sz w:val="20"/>
+                <w:szCs w:val="20"/>
+              </w:rPr>
+            </w:pPr>
+          </w:p>
+        </w:tc>
+        <w:tc>
+          <w:tcPr>
+            <w:tcW w:w="1134" w:type="dxa"/>
+          </w:tcPr>
+          <w:p>
+            <w:pPr>
+              <w:jc w:val="center"/>
+              <w:rPr>
+                <w:color w:val="000000"/>
+                <w:sz w:val="20"/>
+                <w:szCs w:val="20"/>
+              </w:rPr>
+            </w:pPr>
+          </w:p>
+        </w:tc>
+        <w:tc>
+          <w:tcPr>
+            <w:tcW w:w="709" w:type="dxa"/>
+            <w:textDirection w:val="btLr"/>
+          </w:tcPr>
+          <w:p>
+            <w:pPr>
+              <w:ind w:left="113" w:right="113"/>
+              <w:jc w:val="center"/>
+              <w:rPr>
+                <w:sz w:val="20"/>
+                <w:szCs w:val="20"/>
+              </w:rPr>
+            </w:pPr>
+          </w:p>
+        </w:tc>
+        <w:tc>
+          <w:tcPr>
+            <w:tcW w:w="709" w:type="dxa"/>
+            <w:textDirection w:val="btLr"/>
+          </w:tcPr>
+          <w:p>
+            <w:pPr>
+              <w:ind w:left="113" w:right="113"/>
+              <w:jc w:val="center"/>
+              <w:rPr>
+                <w:color w:val="000000"/>
+                <w:sz w:val="20"/>
+                <w:szCs w:val="20"/>
+              </w:rPr>
+            </w:pPr>
+          </w:p>
+        </w:tc>
+        <w:tc>
+          <w:tcPr>
+            <w:tcW w:w="1559" w:type="dxa"/>
+          </w:tcPr>
+          <w:p>
+            <w:pPr>
+              <w:rPr>
+                <w:sz w:val="20"/>
+                <w:szCs w:val="20"/>
+              </w:rPr>
+            </w:pPr>
+          </w:p>
+        </w:tc>
+        <w:tc>
+          <w:tcPr>
+            <w:tcW w:w="775" w:type="dxa"/>
+          </w:tcPr>
+          <w:p>
+            <w:pPr>
+              <w:jc w:val="center"/>
+              <w:rPr>
+                <w:sz w:val="20"/>
+                <w:szCs w:val="20"/>
+              </w:rPr>
+            </w:pPr>
+          </w:p>
+        </w:tc>
+        <w:tc>
+          <w:tcPr>
+            <w:tcW w:w="784" w:type="dxa"/>
+          </w:tcPr>
+          <w:p>
+            <w:pPr>
+              <w:jc w:val="center"/>
+              <w:rPr>
+                <w:sz w:val="20"/>
+                <w:szCs w:val="20"/>
+              </w:rPr>
+            </w:pPr>
+          </w:p>
+        </w:tc>
+        <w:tc>
+          <w:tcPr>
+            <w:tcW w:w="851" w:type="dxa"/>
+          </w:tcPr>
+          <w:p>
+            <w:pPr>
+              <w:jc w:val="center"/>
+              <w:rPr>
+                <w:sz w:val="20"/>
+                <w:szCs w:val="20"/>
+              </w:rPr>
+            </w:pPr>
+          </w:p>
+        </w:tc>
+        <w:tc>
+          <w:tcPr>
+            <w:tcW w:w="850" w:type="dxa"/>
+          </w:tcPr>
+          <w:p>
+            <w:pPr>
+              <w:jc w:val="center"/>
+              <w:rPr>
+                <w:sz w:val="20"/>
+                <w:szCs w:val="20"/>
+              </w:rPr>
+            </w:pPr>
+          </w:p>
+        </w:tc>
+        <w:tc>
+          <w:tcPr>
+            <w:tcW w:w="567" w:type="dxa"/>
+          </w:tcPr>
+          <w:p>
+            <w:pPr>
+              <w:jc w:val="center"/>
+              <w:rPr>
+                <w:sz w:val="20"/>
+                <w:szCs w:val="20"/>
+              </w:rPr>
+            </w:pPr>
+          </w:p>
+        </w:tc>
+        <w:tc>
+          <w:tcPr>
+            <w:tcW w:w="851" w:type="dxa"/>
+          </w:tcPr>
+          <w:p>
+            <w:pPr>
+              <w:jc w:val="center"/>
+              <w:rPr>
+                <w:sz w:val="20"/>
+                <w:szCs w:val="20"/>
+              </w:rPr>
+            </w:pPr>
+          </w:p>
+        </w:tc>
+        <w:tc>
+          <w:tcPr>
+            <w:tcW w:w="850" w:type="dxa"/>
+          </w:tcPr>
+          <w:p>
+            <w:pPr>
+              <w:jc w:val="center"/>
+              <w:rPr>
+                <w:sz w:val="20"/>
+                <w:szCs w:val="20"/>
+              </w:rPr>
+            </w:pPr>
+          </w:p>
+        </w:tc>
+        <w:tc>
+          <w:tcPr>
+            <w:tcW w:w="1559" w:type="dxa"/>
+            <w:vAlign w:val="center"/>
+          </w:tcPr>
+          <w:p>
+            <w:pPr>
+              <w:rPr>
+                <w:sz w:val="20"/>
+                <w:szCs w:val="20"/>
+              </w:rPr>
+            </w:pPr>
+          </w:p>
+        </w:tc>
+      </w:tr>
+      <w:tr>
+        <w:trPr>
+          <w:cantSplit/>
+          <w:trHeight w:val="844"/>
+        </w:trPr>
+        <w:tc>
+          <w:tcPr>
+            <w:tcW w:w="421" w:type="dxa"/>
+          </w:tcPr>
+          <w:p>
+            <w:pPr>
+              <w:jc w:val="center"/>
+              <w:rPr>
+                <w:sz w:val="20"/>
+                <w:szCs w:val="20"/>
+              </w:rPr>
+            </w:pPr>
+          </w:p>
+        </w:tc>
+        <w:tc>
+          <w:tcPr>
+            <w:tcW w:w="1559" w:type="dxa"/>
+          </w:tcPr>
+          <w:p>
+            <w:pPr>
+              <w:rPr>
+                <w:sz w:val="20"/>
+                <w:szCs w:val="20"/>
+              </w:rPr>
+            </w:pPr>
+          </w:p>
+        </w:tc>
+        <w:tc>
+          <w:tcPr>
+            <w:tcW w:w="1417" w:type="dxa"/>
+          </w:tcPr>
+          <w:p>
+            <w:pPr>
+              <w:rPr>
+                <w:color w:val="000000"/>
+                <w:sz w:val="20"/>
+                <w:szCs w:val="20"/>
+              </w:rPr>
+            </w:pPr>
+          </w:p>
+        </w:tc>
+        <w:tc>
+          <w:tcPr>
+            <w:tcW w:w="567" w:type="dxa"/>
+            <w:textDirection w:val="btLr"/>
+          </w:tcPr>
+          <w:p>
+            <w:pPr>
+              <w:ind w:left="113" w:right="113"/>
+              <w:jc w:val="center"/>
+              <w:rPr>
+                <w:sz w:val="20"/>
+                <w:szCs w:val="20"/>
+              </w:rPr>
+            </w:pPr>
+          </w:p>
+        </w:tc>
+        <w:tc>
+          <w:tcPr>
+            <w:tcW w:w="709" w:type="dxa"/>
+            <w:textDirection w:val="btLr"/>
+          </w:tcPr>
+          <w:p>
+            <w:pPr>
+              <w:ind w:left="113" w:right="113"/>
+              <w:jc w:val="center"/>
+              <w:rPr>
+                <w:sz w:val="20"/>
+                <w:szCs w:val="20"/>
+              </w:rPr>
+            </w:pPr>
+          </w:p>
+        </w:tc>
+        <w:tc>
+          <w:tcPr>
+            <w:tcW w:w="1134" w:type="dxa"/>
+          </w:tcPr>
+          <w:p>
+            <w:pPr>
+              <w:jc w:val="center"/>
+              <w:rPr>
+                <w:color w:val="000000"/>
+                <w:sz w:val="20"/>
+                <w:szCs w:val="20"/>
+              </w:rPr>
+            </w:pPr>
+          </w:p>
+        </w:tc>
+        <w:tc>
+          <w:tcPr>
+            <w:tcW w:w="709" w:type="dxa"/>
+            <w:textDirection w:val="btLr"/>
+          </w:tcPr>
+          <w:p>
+            <w:pPr>
+              <w:ind w:left="113" w:right="113"/>
+              <w:jc w:val="center"/>
+              <w:rPr>
+                <w:sz w:val="20"/>
+                <w:szCs w:val="20"/>
+              </w:rPr>
+            </w:pPr>
+          </w:p>
+        </w:tc>
+        <w:tc>
+          <w:tcPr>
+            <w:tcW w:w="709" w:type="dxa"/>
+            <w:textDirection w:val="btLr"/>
+          </w:tcPr>
+          <w:p>
+            <w:pPr>
+              <w:ind w:left="113" w:right="113"/>
+              <w:jc w:val="center"/>
+              <w:rPr>
+                <w:color w:val="000000"/>
+                <w:sz w:val="20"/>
+                <w:szCs w:val="20"/>
+              </w:rPr>
+            </w:pPr>
+          </w:p>
+        </w:tc>
+        <w:tc>
+          <w:tcPr>
+            <w:tcW w:w="1559" w:type="dxa"/>
+          </w:tcPr>
+          <w:p>
+            <w:pPr>
+              <w:rPr>
+                <w:sz w:val="20"/>
+                <w:szCs w:val="20"/>
+              </w:rPr>
+            </w:pPr>
+          </w:p>
+        </w:tc>
+        <w:tc>
+          <w:tcPr>
+            <w:tcW w:w="775" w:type="dxa"/>
+          </w:tcPr>
+          <w:p>
+            <w:pPr>
+              <w:jc w:val="center"/>
+              <w:rPr>
+                <w:sz w:val="20"/>
+                <w:szCs w:val="20"/>
+              </w:rPr>
+            </w:pPr>
+          </w:p>
+        </w:tc>
+        <w:tc>
+          <w:tcPr>
+            <w:tcW w:w="784" w:type="dxa"/>
+          </w:tcPr>
+          <w:p>
+            <w:pPr>
+              <w:jc w:val="center"/>
+              <w:rPr>
+                <w:sz w:val="20"/>
+                <w:szCs w:val="20"/>
+              </w:rPr>
+            </w:pPr>
+          </w:p>
+        </w:tc>
+        <w:tc>
+          <w:tcPr>
+            <w:tcW w:w="851" w:type="dxa"/>
+          </w:tcPr>
+          <w:p>
+            <w:pPr>
+              <w:jc w:val="center"/>
+              <w:rPr>
+                <w:sz w:val="20"/>
+                <w:szCs w:val="20"/>
+              </w:rPr>
+            </w:pPr>
+          </w:p>
+        </w:tc>
+        <w:tc>
+          <w:tcPr>
+            <w:tcW w:w="850" w:type="dxa"/>
+          </w:tcPr>
+          <w:p>
+            <w:pPr>
+              <w:jc w:val="center"/>
+              <w:rPr>
+                <w:sz w:val="20"/>
+                <w:szCs w:val="20"/>
+              </w:rPr>
+            </w:pPr>
+          </w:p>
+        </w:tc>
+        <w:tc>
+          <w:tcPr>
+            <w:tcW w:w="567" w:type="dxa"/>
+          </w:tcPr>
+          <w:p>
+            <w:pPr>
+              <w:jc w:val="center"/>
+              <w:rPr>
+                <w:sz w:val="20"/>
+                <w:szCs w:val="20"/>
+              </w:rPr>
+            </w:pPr>
+          </w:p>
+        </w:tc>
+        <w:tc>
+          <w:tcPr>
+            <w:tcW w:w="851" w:type="dxa"/>
+          </w:tcPr>
+          <w:p>
+            <w:pPr>
+              <w:jc w:val="center"/>
+              <w:rPr>
+                <w:sz w:val="20"/>
+                <w:szCs w:val="20"/>
+              </w:rPr>
+            </w:pPr>
+          </w:p>
+        </w:tc>
+        <w:tc>
+          <w:tcPr>
+            <w:tcW w:w="850" w:type="dxa"/>
+          </w:tcPr>
+          <w:p>
+            <w:pPr>
+              <w:jc w:val="center"/>
+              <w:rPr>
+                <w:sz w:val="20"/>
+                <w:szCs w:val="20"/>
+              </w:rPr>
+            </w:pPr>
+          </w:p>
+        </w:tc>
+        <w:tc>
+          <w:tcPr>
+            <w:tcW w:w="1559" w:type="dxa"/>
+            <w:vAlign w:val="center"/>
+          </w:tcPr>
+          <w:p>
+            <w:pPr>
+              <w:rPr>
+                <w:sz w:val="18"/>
+                <w:szCs w:val="18"/>
+              </w:rPr>
+            </w:pPr>
+          </w:p>
+        </w:tc>
+      </w:tr>
+    </w:tbl>
     <w:p>
       <w:pPr>
         <w:rPr>
@@ -1071,7 +9570,6 @@
     <w:lsdException w:name="HTML Sample" w:semiHidden="1" w:unhideWhenUsed="1"/>
     <w:lsdException w:name="HTML Typewriter" w:semiHidden="1" w:unhideWhenUsed="1"/>
     <w:lsdException w:name="HTML Variable" w:semiHidden="1" w:unhideWhenUsed="1"/>
-    <w:lsdException w:name="Normal Table" w:semiHidden="1" w:unhideWhenUsed="1"/>
     <w:lsdException w:name="annotation subject" w:semiHidden="1" w:unhideWhenUsed="1"/>
     <w:lsdException w:name="No List" w:semiHidden="1" w:unhideWhenUsed="1"/>
     <w:lsdException w:name="Outline List 1" w:semiHidden="1" w:unhideWhenUsed="1"/>
@@ -1114,11 +9612,8 @@
     <w:lsdException w:name="Table Contemporary" w:semiHidden="1" w:unhideWhenUsed="1"/>
     <w:lsdException w:name="Table Elegant" w:semiHidden="1" w:unhideWhenUsed="1"/>
     <w:lsdException w:name="Table Professional" w:semiHidden="1" w:unhideWhenUsed="1"/>
-    <w:lsdException w:name="Table Subtle 1" w:semiHidden="1" w:unhideWhenUsed="1"/>
     <w:lsdException w:name="Table Subtle 2" w:semiHidden="1" w:unhideWhenUsed="1"/>
     <w:lsdException w:name="Table Web 1" w:semiHidden="1" w:unhideWhenUsed="1"/>
-    <w:lsdException w:name="Table Web 2" w:semiHidden="1" w:unhideWhenUsed="1"/>
-    <w:lsdException w:name="Table Web 3" w:semiHidden="1" w:unhideWhenUsed="1"/>
     <w:lsdException w:name="Balloon Text" w:semiHidden="1" w:unhideWhenUsed="1"/>
     <w:lsdException w:name="Table Grid" w:uiPriority="39"/>
     <w:lsdException w:name="Table Theme" w:semiHidden="1" w:unhideWhenUsed="1"/>
